--- a/docs/tables/whole/sec6_ckd.docx
+++ b/docs/tables/whole/sec6_ckd.docx
@@ -19,12 +19,12 @@
       <w:tblGrid>
         <w:gridCol w:w="2894"/>
         <w:gridCol w:w="778"/>
-        <w:gridCol w:w="1084"/>
-        <w:gridCol w:w="1756"/>
+        <w:gridCol w:w="839"/>
+        <w:gridCol w:w="1389"/>
         <w:gridCol w:w="1181"/>
         <w:gridCol w:w="778"/>
-        <w:gridCol w:w="1084"/>
-        <w:gridCol w:w="1879"/>
+        <w:gridCol w:w="839"/>
+        <w:gridCol w:w="1389"/>
         <w:gridCol w:w="1181"/>
       </w:tblGrid>
       <w:tr>
@@ -1209,7 +1209,7 @@
                 <w:szCs w:val="22"/>
                 <w:color w:val="000000"/>
               </w:rPr>
-              <w:t xml:space="preserve">0.150</w:t>
+              <w:t xml:space="preserve">0.140</w:t>
             </w:r>
           </w:p>
         </w:tc>
@@ -1692,7 +1692,7 @@
                 <w:szCs w:val="22"/>
                 <w:color w:val="000000"/>
               </w:rPr>
-              <w:t xml:space="preserve">0.280</w:t>
+              <w:t xml:space="preserve">0.300</w:t>
             </w:r>
           </w:p>
         </w:tc>
@@ -3035,60 +3035,60 @@
                 <w:szCs w:val="22"/>
                 <w:color w:val="000000"/>
               </w:rPr>
-              <w:t xml:space="preserve">1.80</w:t>
-            </w:r>
-          </w:p>
-        </w:tc>
-        <w:tc>
-          <w:tcPr>
-            <w:tcBorders>
-              <w:bottom w:val="none" w:sz="0" w:space="0" w:color="000000"/>
-              <w:top w:val="none" w:sz="0" w:space="0" w:color="000000"/>
-              <w:left w:val="none" w:sz="0" w:space="0" w:color="000000"/>
-              <w:right w:val="none" w:sz="0" w:space="0" w:color="000000"/>
-            </w:tcBorders>
-            <w:shd w:val="clear" w:color="auto" w:fill="FFFFFF"/>
-            <w:tcMar>
-              <w:top w:w="0" w:type="dxa"/>
-              <w:bottom w:w="0" w:type="dxa"/>
-              <w:left w:w="0" w:type="dxa"/>
-              <w:right w:w="0" w:type="dxa"/>
-            </w:tcMar>
-            <w:vAlign w:val="top"/>
-          </w:tcPr>
-          <w:p>
-            <w:pPr>
-              <w:pStyle w:val="Normal"/>
-              <w:jc w:val="center"/>
-              <w:pBdr>
-                <w:bottom w:val="none" w:sz="0" w:space="0" w:color="000000"/>
-                <w:top w:val="none" w:sz="0" w:space="0" w:color="000000"/>
-                <w:left w:val="none" w:sz="0" w:space="0" w:color="000000"/>
-                <w:right w:val="none" w:sz="0" w:space="0" w:color="000000"/>
-              </w:pBdr>
-              <w:spacing w:after="100" w:before="100" w:line="240"/>
-              <w:ind w:left="100" w:right="100" w:firstLine="0" w:firstLineChars="0"/>
-              <w:rPr>
-                <w:rFonts w:ascii="Helvetica" w:hAnsi="Helvetica" w:eastAsia="Helvetica" w:cs="Helvetica"/>
-                <w:i w:val="false"/>
-                <w:b w:val="false"/>
-                <w:u w:val="none"/>
-                <w:sz w:val="22"/>
-                <w:szCs w:val="22"/>
-                <w:color w:val="000000"/>
-              </w:rPr>
-            </w:pPr>
-            <w:r>
-              <w:rPr>
-                <w:rFonts w:ascii="Helvetica" w:hAnsi="Helvetica" w:eastAsia="Helvetica" w:cs="Helvetica"/>
-                <w:i w:val="false"/>
-                <w:b w:val="false"/>
-                <w:u w:val="none"/>
-                <w:sz w:val="22"/>
-                <w:szCs w:val="22"/>
-                <w:color w:val="000000"/>
-              </w:rPr>
-              <w:t xml:space="preserve">0.55, 5.91</w:t>
+              <w:t xml:space="preserve">1.81</w:t>
+            </w:r>
+          </w:p>
+        </w:tc>
+        <w:tc>
+          <w:tcPr>
+            <w:tcBorders>
+              <w:bottom w:val="none" w:sz="0" w:space="0" w:color="000000"/>
+              <w:top w:val="none" w:sz="0" w:space="0" w:color="000000"/>
+              <w:left w:val="none" w:sz="0" w:space="0" w:color="000000"/>
+              <w:right w:val="none" w:sz="0" w:space="0" w:color="000000"/>
+            </w:tcBorders>
+            <w:shd w:val="clear" w:color="auto" w:fill="FFFFFF"/>
+            <w:tcMar>
+              <w:top w:w="0" w:type="dxa"/>
+              <w:bottom w:w="0" w:type="dxa"/>
+              <w:left w:w="0" w:type="dxa"/>
+              <w:right w:w="0" w:type="dxa"/>
+            </w:tcMar>
+            <w:vAlign w:val="top"/>
+          </w:tcPr>
+          <w:p>
+            <w:pPr>
+              <w:pStyle w:val="Normal"/>
+              <w:jc w:val="center"/>
+              <w:pBdr>
+                <w:bottom w:val="none" w:sz="0" w:space="0" w:color="000000"/>
+                <w:top w:val="none" w:sz="0" w:space="0" w:color="000000"/>
+                <w:left w:val="none" w:sz="0" w:space="0" w:color="000000"/>
+                <w:right w:val="none" w:sz="0" w:space="0" w:color="000000"/>
+              </w:pBdr>
+              <w:spacing w:after="100" w:before="100" w:line="240"/>
+              <w:ind w:left="100" w:right="100" w:firstLine="0" w:firstLineChars="0"/>
+              <w:rPr>
+                <w:rFonts w:ascii="Helvetica" w:hAnsi="Helvetica" w:eastAsia="Helvetica" w:cs="Helvetica"/>
+                <w:i w:val="false"/>
+                <w:b w:val="false"/>
+                <w:u w:val="none"/>
+                <w:sz w:val="22"/>
+                <w:szCs w:val="22"/>
+                <w:color w:val="000000"/>
+              </w:rPr>
+            </w:pPr>
+            <w:r>
+              <w:rPr>
+                <w:rFonts w:ascii="Helvetica" w:hAnsi="Helvetica" w:eastAsia="Helvetica" w:cs="Helvetica"/>
+                <w:i w:val="false"/>
+                <w:b w:val="false"/>
+                <w:u w:val="none"/>
+                <w:sz w:val="22"/>
+                <w:szCs w:val="22"/>
+                <w:color w:val="000000"/>
+              </w:rPr>
+              <w:t xml:space="preserve">0.54, 6.04</w:t>
             </w:r>
           </w:p>
         </w:tc>
@@ -3518,113 +3518,113 @@
                 <w:szCs w:val="22"/>
                 <w:color w:val="000000"/>
               </w:rPr>
-              <w:t xml:space="preserve">0.95</w:t>
-            </w:r>
-          </w:p>
-        </w:tc>
-        <w:tc>
-          <w:tcPr>
-            <w:tcBorders>
-              <w:bottom w:val="none" w:sz="0" w:space="0" w:color="000000"/>
-              <w:top w:val="none" w:sz="0" w:space="0" w:color="000000"/>
-              <w:left w:val="none" w:sz="0" w:space="0" w:color="000000"/>
-              <w:right w:val="none" w:sz="0" w:space="0" w:color="000000"/>
-            </w:tcBorders>
-            <w:shd w:val="clear" w:color="auto" w:fill="FFFFFF"/>
-            <w:tcMar>
-              <w:top w:w="0" w:type="dxa"/>
-              <w:bottom w:w="0" w:type="dxa"/>
-              <w:left w:w="0" w:type="dxa"/>
-              <w:right w:w="0" w:type="dxa"/>
-            </w:tcMar>
-            <w:vAlign w:val="top"/>
-          </w:tcPr>
-          <w:p>
-            <w:pPr>
-              <w:pStyle w:val="Normal"/>
-              <w:jc w:val="center"/>
-              <w:pBdr>
-                <w:bottom w:val="none" w:sz="0" w:space="0" w:color="000000"/>
-                <w:top w:val="none" w:sz="0" w:space="0" w:color="000000"/>
-                <w:left w:val="none" w:sz="0" w:space="0" w:color="000000"/>
-                <w:right w:val="none" w:sz="0" w:space="0" w:color="000000"/>
-              </w:pBdr>
-              <w:spacing w:after="100" w:before="100" w:line="240"/>
-              <w:ind w:left="100" w:right="100" w:firstLine="0" w:firstLineChars="0"/>
-              <w:rPr>
-                <w:rFonts w:ascii="Helvetica" w:hAnsi="Helvetica" w:eastAsia="Helvetica" w:cs="Helvetica"/>
-                <w:i w:val="false"/>
-                <w:b w:val="false"/>
-                <w:u w:val="none"/>
-                <w:sz w:val="22"/>
-                <w:szCs w:val="22"/>
-                <w:color w:val="000000"/>
-              </w:rPr>
-            </w:pPr>
-            <w:r>
-              <w:rPr>
-                <w:rFonts w:ascii="Helvetica" w:hAnsi="Helvetica" w:eastAsia="Helvetica" w:cs="Helvetica"/>
-                <w:i w:val="false"/>
-                <w:b w:val="false"/>
-                <w:u w:val="none"/>
-                <w:sz w:val="22"/>
-                <w:szCs w:val="22"/>
-                <w:color w:val="000000"/>
-              </w:rPr>
-              <w:t xml:space="preserve">0.77, 1.17</w:t>
-            </w:r>
-          </w:p>
-        </w:tc>
-        <w:tc>
-          <w:tcPr>
-            <w:tcBorders>
-              <w:bottom w:val="none" w:sz="0" w:space="0" w:color="000000"/>
-              <w:top w:val="none" w:sz="0" w:space="0" w:color="000000"/>
-              <w:left w:val="none" w:sz="0" w:space="0" w:color="000000"/>
-              <w:right w:val="none" w:sz="0" w:space="0" w:color="000000"/>
-            </w:tcBorders>
-            <w:shd w:val="clear" w:color="auto" w:fill="FFFFFF"/>
-            <w:tcMar>
-              <w:top w:w="0" w:type="dxa"/>
-              <w:bottom w:w="0" w:type="dxa"/>
-              <w:left w:w="0" w:type="dxa"/>
-              <w:right w:w="0" w:type="dxa"/>
-            </w:tcMar>
-            <w:vAlign w:val="top"/>
-          </w:tcPr>
-          <w:p>
-            <w:pPr>
-              <w:pStyle w:val="Normal"/>
-              <w:jc w:val="center"/>
-              <w:pBdr>
-                <w:bottom w:val="none" w:sz="0" w:space="0" w:color="000000"/>
-                <w:top w:val="none" w:sz="0" w:space="0" w:color="000000"/>
-                <w:left w:val="none" w:sz="0" w:space="0" w:color="000000"/>
-                <w:right w:val="none" w:sz="0" w:space="0" w:color="000000"/>
-              </w:pBdr>
-              <w:spacing w:after="100" w:before="100" w:line="240"/>
-              <w:ind w:left="100" w:right="100" w:firstLine="0" w:firstLineChars="0"/>
-              <w:rPr>
-                <w:rFonts w:ascii="Helvetica" w:hAnsi="Helvetica" w:eastAsia="Helvetica" w:cs="Helvetica"/>
-                <w:i w:val="false"/>
-                <w:b w:val="false"/>
-                <w:u w:val="none"/>
-                <w:sz w:val="22"/>
-                <w:szCs w:val="22"/>
-                <w:color w:val="000000"/>
-              </w:rPr>
-            </w:pPr>
-            <w:r>
-              <w:rPr>
-                <w:rFonts w:ascii="Helvetica" w:hAnsi="Helvetica" w:eastAsia="Helvetica" w:cs="Helvetica"/>
-                <w:i w:val="false"/>
-                <w:b w:val="false"/>
-                <w:u w:val="none"/>
-                <w:sz w:val="22"/>
-                <w:szCs w:val="22"/>
-                <w:color w:val="000000"/>
-              </w:rPr>
-              <w:t xml:space="preserve">0.600</w:t>
+              <w:t xml:space="preserve">0.94</w:t>
+            </w:r>
+          </w:p>
+        </w:tc>
+        <w:tc>
+          <w:tcPr>
+            <w:tcBorders>
+              <w:bottom w:val="none" w:sz="0" w:space="0" w:color="000000"/>
+              <w:top w:val="none" w:sz="0" w:space="0" w:color="000000"/>
+              <w:left w:val="none" w:sz="0" w:space="0" w:color="000000"/>
+              <w:right w:val="none" w:sz="0" w:space="0" w:color="000000"/>
+            </w:tcBorders>
+            <w:shd w:val="clear" w:color="auto" w:fill="FFFFFF"/>
+            <w:tcMar>
+              <w:top w:w="0" w:type="dxa"/>
+              <w:bottom w:w="0" w:type="dxa"/>
+              <w:left w:w="0" w:type="dxa"/>
+              <w:right w:w="0" w:type="dxa"/>
+            </w:tcMar>
+            <w:vAlign w:val="top"/>
+          </w:tcPr>
+          <w:p>
+            <w:pPr>
+              <w:pStyle w:val="Normal"/>
+              <w:jc w:val="center"/>
+              <w:pBdr>
+                <w:bottom w:val="none" w:sz="0" w:space="0" w:color="000000"/>
+                <w:top w:val="none" w:sz="0" w:space="0" w:color="000000"/>
+                <w:left w:val="none" w:sz="0" w:space="0" w:color="000000"/>
+                <w:right w:val="none" w:sz="0" w:space="0" w:color="000000"/>
+              </w:pBdr>
+              <w:spacing w:after="100" w:before="100" w:line="240"/>
+              <w:ind w:left="100" w:right="100" w:firstLine="0" w:firstLineChars="0"/>
+              <w:rPr>
+                <w:rFonts w:ascii="Helvetica" w:hAnsi="Helvetica" w:eastAsia="Helvetica" w:cs="Helvetica"/>
+                <w:i w:val="false"/>
+                <w:b w:val="false"/>
+                <w:u w:val="none"/>
+                <w:sz w:val="22"/>
+                <w:szCs w:val="22"/>
+                <w:color w:val="000000"/>
+              </w:rPr>
+            </w:pPr>
+            <w:r>
+              <w:rPr>
+                <w:rFonts w:ascii="Helvetica" w:hAnsi="Helvetica" w:eastAsia="Helvetica" w:cs="Helvetica"/>
+                <w:i w:val="false"/>
+                <w:b w:val="false"/>
+                <w:u w:val="none"/>
+                <w:sz w:val="22"/>
+                <w:szCs w:val="22"/>
+                <w:color w:val="000000"/>
+              </w:rPr>
+              <w:t xml:space="preserve">0.76, 1.16</w:t>
+            </w:r>
+          </w:p>
+        </w:tc>
+        <w:tc>
+          <w:tcPr>
+            <w:tcBorders>
+              <w:bottom w:val="none" w:sz="0" w:space="0" w:color="000000"/>
+              <w:top w:val="none" w:sz="0" w:space="0" w:color="000000"/>
+              <w:left w:val="none" w:sz="0" w:space="0" w:color="000000"/>
+              <w:right w:val="none" w:sz="0" w:space="0" w:color="000000"/>
+            </w:tcBorders>
+            <w:shd w:val="clear" w:color="auto" w:fill="FFFFFF"/>
+            <w:tcMar>
+              <w:top w:w="0" w:type="dxa"/>
+              <w:bottom w:w="0" w:type="dxa"/>
+              <w:left w:w="0" w:type="dxa"/>
+              <w:right w:w="0" w:type="dxa"/>
+            </w:tcMar>
+            <w:vAlign w:val="top"/>
+          </w:tcPr>
+          <w:p>
+            <w:pPr>
+              <w:pStyle w:val="Normal"/>
+              <w:jc w:val="center"/>
+              <w:pBdr>
+                <w:bottom w:val="none" w:sz="0" w:space="0" w:color="000000"/>
+                <w:top w:val="none" w:sz="0" w:space="0" w:color="000000"/>
+                <w:left w:val="none" w:sz="0" w:space="0" w:color="000000"/>
+                <w:right w:val="none" w:sz="0" w:space="0" w:color="000000"/>
+              </w:pBdr>
+              <w:spacing w:after="100" w:before="100" w:line="240"/>
+              <w:ind w:left="100" w:right="100" w:firstLine="0" w:firstLineChars="0"/>
+              <w:rPr>
+                <w:rFonts w:ascii="Helvetica" w:hAnsi="Helvetica" w:eastAsia="Helvetica" w:cs="Helvetica"/>
+                <w:i w:val="false"/>
+                <w:b w:val="false"/>
+                <w:u w:val="none"/>
+                <w:sz w:val="22"/>
+                <w:szCs w:val="22"/>
+                <w:color w:val="000000"/>
+              </w:rPr>
+            </w:pPr>
+            <w:r>
+              <w:rPr>
+                <w:rFonts w:ascii="Helvetica" w:hAnsi="Helvetica" w:eastAsia="Helvetica" w:cs="Helvetica"/>
+                <w:i w:val="false"/>
+                <w:b w:val="false"/>
+                <w:u w:val="none"/>
+                <w:sz w:val="22"/>
+                <w:szCs w:val="22"/>
+                <w:color w:val="000000"/>
+              </w:rPr>
+              <w:t xml:space="preserve">0.550</w:t>
             </w:r>
           </w:p>
         </w:tc>
@@ -4967,113 +4967,113 @@
                 <w:szCs w:val="22"/>
                 <w:color w:val="000000"/>
               </w:rPr>
-              <w:t xml:space="preserve">0.89</w:t>
-            </w:r>
-          </w:p>
-        </w:tc>
-        <w:tc>
-          <w:tcPr>
-            <w:tcBorders>
-              <w:bottom w:val="none" w:sz="0" w:space="0" w:color="000000"/>
-              <w:top w:val="none" w:sz="0" w:space="0" w:color="000000"/>
-              <w:left w:val="none" w:sz="0" w:space="0" w:color="000000"/>
-              <w:right w:val="none" w:sz="0" w:space="0" w:color="000000"/>
-            </w:tcBorders>
-            <w:shd w:val="clear" w:color="auto" w:fill="FFFFFF"/>
-            <w:tcMar>
-              <w:top w:w="0" w:type="dxa"/>
-              <w:bottom w:w="0" w:type="dxa"/>
-              <w:left w:w="0" w:type="dxa"/>
-              <w:right w:w="0" w:type="dxa"/>
-            </w:tcMar>
-            <w:vAlign w:val="top"/>
-          </w:tcPr>
-          <w:p>
-            <w:pPr>
-              <w:pStyle w:val="Normal"/>
-              <w:jc w:val="center"/>
-              <w:pBdr>
-                <w:bottom w:val="none" w:sz="0" w:space="0" w:color="000000"/>
-                <w:top w:val="none" w:sz="0" w:space="0" w:color="000000"/>
-                <w:left w:val="none" w:sz="0" w:space="0" w:color="000000"/>
-                <w:right w:val="none" w:sz="0" w:space="0" w:color="000000"/>
-              </w:pBdr>
-              <w:spacing w:after="100" w:before="100" w:line="240"/>
-              <w:ind w:left="100" w:right="100" w:firstLine="0" w:firstLineChars="0"/>
-              <w:rPr>
-                <w:rFonts w:ascii="Helvetica" w:hAnsi="Helvetica" w:eastAsia="Helvetica" w:cs="Helvetica"/>
-                <w:i w:val="false"/>
-                <w:b w:val="false"/>
-                <w:u w:val="none"/>
-                <w:sz w:val="22"/>
-                <w:szCs w:val="22"/>
-                <w:color w:val="000000"/>
-              </w:rPr>
-            </w:pPr>
-            <w:r>
-              <w:rPr>
-                <w:rFonts w:ascii="Helvetica" w:hAnsi="Helvetica" w:eastAsia="Helvetica" w:cs="Helvetica"/>
-                <w:i w:val="false"/>
-                <w:b w:val="false"/>
-                <w:u w:val="none"/>
-                <w:sz w:val="22"/>
-                <w:szCs w:val="22"/>
-                <w:color w:val="000000"/>
-              </w:rPr>
-              <w:t xml:space="preserve">0.37, 2.14</w:t>
-            </w:r>
-          </w:p>
-        </w:tc>
-        <w:tc>
-          <w:tcPr>
-            <w:tcBorders>
-              <w:bottom w:val="none" w:sz="0" w:space="0" w:color="000000"/>
-              <w:top w:val="none" w:sz="0" w:space="0" w:color="000000"/>
-              <w:left w:val="none" w:sz="0" w:space="0" w:color="000000"/>
-              <w:right w:val="none" w:sz="0" w:space="0" w:color="000000"/>
-            </w:tcBorders>
-            <w:shd w:val="clear" w:color="auto" w:fill="FFFFFF"/>
-            <w:tcMar>
-              <w:top w:w="0" w:type="dxa"/>
-              <w:bottom w:w="0" w:type="dxa"/>
-              <w:left w:w="0" w:type="dxa"/>
-              <w:right w:w="0" w:type="dxa"/>
-            </w:tcMar>
-            <w:vAlign w:val="top"/>
-          </w:tcPr>
-          <w:p>
-            <w:pPr>
-              <w:pStyle w:val="Normal"/>
-              <w:jc w:val="center"/>
-              <w:pBdr>
-                <w:bottom w:val="none" w:sz="0" w:space="0" w:color="000000"/>
-                <w:top w:val="none" w:sz="0" w:space="0" w:color="000000"/>
-                <w:left w:val="none" w:sz="0" w:space="0" w:color="000000"/>
-                <w:right w:val="none" w:sz="0" w:space="0" w:color="000000"/>
-              </w:pBdr>
-              <w:spacing w:after="100" w:before="100" w:line="240"/>
-              <w:ind w:left="100" w:right="100" w:firstLine="0" w:firstLineChars="0"/>
-              <w:rPr>
-                <w:rFonts w:ascii="Helvetica" w:hAnsi="Helvetica" w:eastAsia="Helvetica" w:cs="Helvetica"/>
-                <w:i w:val="false"/>
-                <w:b w:val="false"/>
-                <w:u w:val="none"/>
-                <w:sz w:val="22"/>
-                <w:szCs w:val="22"/>
-                <w:color w:val="000000"/>
-              </w:rPr>
-            </w:pPr>
-            <w:r>
-              <w:rPr>
-                <w:rFonts w:ascii="Helvetica" w:hAnsi="Helvetica" w:eastAsia="Helvetica" w:cs="Helvetica"/>
-                <w:i w:val="false"/>
-                <w:b w:val="false"/>
-                <w:u w:val="none"/>
-                <w:sz w:val="22"/>
-                <w:szCs w:val="22"/>
-                <w:color w:val="000000"/>
-              </w:rPr>
-              <w:t xml:space="preserve">0.790</w:t>
+              <w:t xml:space="preserve">0.87</w:t>
+            </w:r>
+          </w:p>
+        </w:tc>
+        <w:tc>
+          <w:tcPr>
+            <w:tcBorders>
+              <w:bottom w:val="none" w:sz="0" w:space="0" w:color="000000"/>
+              <w:top w:val="none" w:sz="0" w:space="0" w:color="000000"/>
+              <w:left w:val="none" w:sz="0" w:space="0" w:color="000000"/>
+              <w:right w:val="none" w:sz="0" w:space="0" w:color="000000"/>
+            </w:tcBorders>
+            <w:shd w:val="clear" w:color="auto" w:fill="FFFFFF"/>
+            <w:tcMar>
+              <w:top w:w="0" w:type="dxa"/>
+              <w:bottom w:w="0" w:type="dxa"/>
+              <w:left w:w="0" w:type="dxa"/>
+              <w:right w:w="0" w:type="dxa"/>
+            </w:tcMar>
+            <w:vAlign w:val="top"/>
+          </w:tcPr>
+          <w:p>
+            <w:pPr>
+              <w:pStyle w:val="Normal"/>
+              <w:jc w:val="center"/>
+              <w:pBdr>
+                <w:bottom w:val="none" w:sz="0" w:space="0" w:color="000000"/>
+                <w:top w:val="none" w:sz="0" w:space="0" w:color="000000"/>
+                <w:left w:val="none" w:sz="0" w:space="0" w:color="000000"/>
+                <w:right w:val="none" w:sz="0" w:space="0" w:color="000000"/>
+              </w:pBdr>
+              <w:spacing w:after="100" w:before="100" w:line="240"/>
+              <w:ind w:left="100" w:right="100" w:firstLine="0" w:firstLineChars="0"/>
+              <w:rPr>
+                <w:rFonts w:ascii="Helvetica" w:hAnsi="Helvetica" w:eastAsia="Helvetica" w:cs="Helvetica"/>
+                <w:i w:val="false"/>
+                <w:b w:val="false"/>
+                <w:u w:val="none"/>
+                <w:sz w:val="22"/>
+                <w:szCs w:val="22"/>
+                <w:color w:val="000000"/>
+              </w:rPr>
+            </w:pPr>
+            <w:r>
+              <w:rPr>
+                <w:rFonts w:ascii="Helvetica" w:hAnsi="Helvetica" w:eastAsia="Helvetica" w:cs="Helvetica"/>
+                <w:i w:val="false"/>
+                <w:b w:val="false"/>
+                <w:u w:val="none"/>
+                <w:sz w:val="22"/>
+                <w:szCs w:val="22"/>
+                <w:color w:val="000000"/>
+              </w:rPr>
+              <w:t xml:space="preserve">0.36, 2.10</w:t>
+            </w:r>
+          </w:p>
+        </w:tc>
+        <w:tc>
+          <w:tcPr>
+            <w:tcBorders>
+              <w:bottom w:val="none" w:sz="0" w:space="0" w:color="000000"/>
+              <w:top w:val="none" w:sz="0" w:space="0" w:color="000000"/>
+              <w:left w:val="none" w:sz="0" w:space="0" w:color="000000"/>
+              <w:right w:val="none" w:sz="0" w:space="0" w:color="000000"/>
+            </w:tcBorders>
+            <w:shd w:val="clear" w:color="auto" w:fill="FFFFFF"/>
+            <w:tcMar>
+              <w:top w:w="0" w:type="dxa"/>
+              <w:bottom w:w="0" w:type="dxa"/>
+              <w:left w:w="0" w:type="dxa"/>
+              <w:right w:w="0" w:type="dxa"/>
+            </w:tcMar>
+            <w:vAlign w:val="top"/>
+          </w:tcPr>
+          <w:p>
+            <w:pPr>
+              <w:pStyle w:val="Normal"/>
+              <w:jc w:val="center"/>
+              <w:pBdr>
+                <w:bottom w:val="none" w:sz="0" w:space="0" w:color="000000"/>
+                <w:top w:val="none" w:sz="0" w:space="0" w:color="000000"/>
+                <w:left w:val="none" w:sz="0" w:space="0" w:color="000000"/>
+                <w:right w:val="none" w:sz="0" w:space="0" w:color="000000"/>
+              </w:pBdr>
+              <w:spacing w:after="100" w:before="100" w:line="240"/>
+              <w:ind w:left="100" w:right="100" w:firstLine="0" w:firstLineChars="0"/>
+              <w:rPr>
+                <w:rFonts w:ascii="Helvetica" w:hAnsi="Helvetica" w:eastAsia="Helvetica" w:cs="Helvetica"/>
+                <w:i w:val="false"/>
+                <w:b w:val="false"/>
+                <w:u w:val="none"/>
+                <w:sz w:val="22"/>
+                <w:szCs w:val="22"/>
+                <w:color w:val="000000"/>
+              </w:rPr>
+            </w:pPr>
+            <w:r>
+              <w:rPr>
+                <w:rFonts w:ascii="Helvetica" w:hAnsi="Helvetica" w:eastAsia="Helvetica" w:cs="Helvetica"/>
+                <w:i w:val="false"/>
+                <w:b w:val="false"/>
+                <w:u w:val="none"/>
+                <w:sz w:val="22"/>
+                <w:szCs w:val="22"/>
+                <w:color w:val="000000"/>
+              </w:rPr>
+              <w:t xml:space="preserve">0.760</w:t>
             </w:r>
           </w:p>
         </w:tc>
@@ -6416,113 +6416,113 @@
                 <w:szCs w:val="22"/>
                 <w:color w:val="000000"/>
               </w:rPr>
-              <w:t xml:space="preserve">0.08</w:t>
-            </w:r>
-          </w:p>
-        </w:tc>
-        <w:tc>
-          <w:tcPr>
-            <w:tcBorders>
-              <w:bottom w:val="none" w:sz="0" w:space="0" w:color="000000"/>
-              <w:top w:val="none" w:sz="0" w:space="0" w:color="000000"/>
-              <w:left w:val="none" w:sz="0" w:space="0" w:color="000000"/>
-              <w:right w:val="none" w:sz="0" w:space="0" w:color="000000"/>
-            </w:tcBorders>
-            <w:shd w:val="clear" w:color="auto" w:fill="FFFFFF"/>
-            <w:tcMar>
-              <w:top w:w="0" w:type="dxa"/>
-              <w:bottom w:w="0" w:type="dxa"/>
-              <w:left w:w="0" w:type="dxa"/>
-              <w:right w:w="0" w:type="dxa"/>
-            </w:tcMar>
-            <w:vAlign w:val="top"/>
-          </w:tcPr>
-          <w:p>
-            <w:pPr>
-              <w:pStyle w:val="Normal"/>
-              <w:jc w:val="center"/>
-              <w:pBdr>
-                <w:bottom w:val="none" w:sz="0" w:space="0" w:color="000000"/>
-                <w:top w:val="none" w:sz="0" w:space="0" w:color="000000"/>
-                <w:left w:val="none" w:sz="0" w:space="0" w:color="000000"/>
-                <w:right w:val="none" w:sz="0" w:space="0" w:color="000000"/>
-              </w:pBdr>
-              <w:spacing w:after="100" w:before="100" w:line="240"/>
-              <w:ind w:left="100" w:right="100" w:firstLine="0" w:firstLineChars="0"/>
-              <w:rPr>
-                <w:rFonts w:ascii="Helvetica" w:hAnsi="Helvetica" w:eastAsia="Helvetica" w:cs="Helvetica"/>
-                <w:i w:val="false"/>
-                <w:b w:val="false"/>
-                <w:u w:val="none"/>
-                <w:sz w:val="22"/>
-                <w:szCs w:val="22"/>
-                <w:color w:val="000000"/>
-              </w:rPr>
-            </w:pPr>
-            <w:r>
-              <w:rPr>
-                <w:rFonts w:ascii="Helvetica" w:hAnsi="Helvetica" w:eastAsia="Helvetica" w:cs="Helvetica"/>
-                <w:i w:val="false"/>
-                <w:b w:val="false"/>
-                <w:u w:val="none"/>
-                <w:sz w:val="22"/>
-                <w:szCs w:val="22"/>
-                <w:color w:val="000000"/>
-              </w:rPr>
-              <w:t xml:space="preserve">0.00, 1.32</w:t>
-            </w:r>
-          </w:p>
-        </w:tc>
-        <w:tc>
-          <w:tcPr>
-            <w:tcBorders>
-              <w:bottom w:val="none" w:sz="0" w:space="0" w:color="000000"/>
-              <w:top w:val="none" w:sz="0" w:space="0" w:color="000000"/>
-              <w:left w:val="none" w:sz="0" w:space="0" w:color="000000"/>
-              <w:right w:val="none" w:sz="0" w:space="0" w:color="000000"/>
-            </w:tcBorders>
-            <w:shd w:val="clear" w:color="auto" w:fill="FFFFFF"/>
-            <w:tcMar>
-              <w:top w:w="0" w:type="dxa"/>
-              <w:bottom w:w="0" w:type="dxa"/>
-              <w:left w:w="0" w:type="dxa"/>
-              <w:right w:w="0" w:type="dxa"/>
-            </w:tcMar>
-            <w:vAlign w:val="top"/>
-          </w:tcPr>
-          <w:p>
-            <w:pPr>
-              <w:pStyle w:val="Normal"/>
-              <w:jc w:val="center"/>
-              <w:pBdr>
-                <w:bottom w:val="none" w:sz="0" w:space="0" w:color="000000"/>
-                <w:top w:val="none" w:sz="0" w:space="0" w:color="000000"/>
-                <w:left w:val="none" w:sz="0" w:space="0" w:color="000000"/>
-                <w:right w:val="none" w:sz="0" w:space="0" w:color="000000"/>
-              </w:pBdr>
-              <w:spacing w:after="100" w:before="100" w:line="240"/>
-              <w:ind w:left="100" w:right="100" w:firstLine="0" w:firstLineChars="0"/>
-              <w:rPr>
-                <w:rFonts w:ascii="Helvetica" w:hAnsi="Helvetica" w:eastAsia="Helvetica" w:cs="Helvetica"/>
-                <w:i w:val="false"/>
-                <w:b w:val="false"/>
-                <w:u w:val="none"/>
-                <w:sz w:val="22"/>
-                <w:szCs w:val="22"/>
-                <w:color w:val="000000"/>
-              </w:rPr>
-            </w:pPr>
-            <w:r>
-              <w:rPr>
-                <w:rFonts w:ascii="Helvetica" w:hAnsi="Helvetica" w:eastAsia="Helvetica" w:cs="Helvetica"/>
-                <w:i w:val="false"/>
-                <w:b w:val="false"/>
-                <w:u w:val="none"/>
-                <w:sz w:val="22"/>
-                <w:szCs w:val="22"/>
-                <w:color w:val="000000"/>
-              </w:rPr>
-              <w:t xml:space="preserve">0.077</w:t>
+              <w:t xml:space="preserve">0.07</w:t>
+            </w:r>
+          </w:p>
+        </w:tc>
+        <w:tc>
+          <w:tcPr>
+            <w:tcBorders>
+              <w:bottom w:val="none" w:sz="0" w:space="0" w:color="000000"/>
+              <w:top w:val="none" w:sz="0" w:space="0" w:color="000000"/>
+              <w:left w:val="none" w:sz="0" w:space="0" w:color="000000"/>
+              <w:right w:val="none" w:sz="0" w:space="0" w:color="000000"/>
+            </w:tcBorders>
+            <w:shd w:val="clear" w:color="auto" w:fill="FFFFFF"/>
+            <w:tcMar>
+              <w:top w:w="0" w:type="dxa"/>
+              <w:bottom w:w="0" w:type="dxa"/>
+              <w:left w:w="0" w:type="dxa"/>
+              <w:right w:w="0" w:type="dxa"/>
+            </w:tcMar>
+            <w:vAlign w:val="top"/>
+          </w:tcPr>
+          <w:p>
+            <w:pPr>
+              <w:pStyle w:val="Normal"/>
+              <w:jc w:val="center"/>
+              <w:pBdr>
+                <w:bottom w:val="none" w:sz="0" w:space="0" w:color="000000"/>
+                <w:top w:val="none" w:sz="0" w:space="0" w:color="000000"/>
+                <w:left w:val="none" w:sz="0" w:space="0" w:color="000000"/>
+                <w:right w:val="none" w:sz="0" w:space="0" w:color="000000"/>
+              </w:pBdr>
+              <w:spacing w:after="100" w:before="100" w:line="240"/>
+              <w:ind w:left="100" w:right="100" w:firstLine="0" w:firstLineChars="0"/>
+              <w:rPr>
+                <w:rFonts w:ascii="Helvetica" w:hAnsi="Helvetica" w:eastAsia="Helvetica" w:cs="Helvetica"/>
+                <w:i w:val="false"/>
+                <w:b w:val="false"/>
+                <w:u w:val="none"/>
+                <w:sz w:val="22"/>
+                <w:szCs w:val="22"/>
+                <w:color w:val="000000"/>
+              </w:rPr>
+            </w:pPr>
+            <w:r>
+              <w:rPr>
+                <w:rFonts w:ascii="Helvetica" w:hAnsi="Helvetica" w:eastAsia="Helvetica" w:cs="Helvetica"/>
+                <w:i w:val="false"/>
+                <w:b w:val="false"/>
+                <w:u w:val="none"/>
+                <w:sz w:val="22"/>
+                <w:szCs w:val="22"/>
+                <w:color w:val="000000"/>
+              </w:rPr>
+              <w:t xml:space="preserve">0.00, 1.34</w:t>
+            </w:r>
+          </w:p>
+        </w:tc>
+        <w:tc>
+          <w:tcPr>
+            <w:tcBorders>
+              <w:bottom w:val="none" w:sz="0" w:space="0" w:color="000000"/>
+              <w:top w:val="none" w:sz="0" w:space="0" w:color="000000"/>
+              <w:left w:val="none" w:sz="0" w:space="0" w:color="000000"/>
+              <w:right w:val="none" w:sz="0" w:space="0" w:color="000000"/>
+            </w:tcBorders>
+            <w:shd w:val="clear" w:color="auto" w:fill="FFFFFF"/>
+            <w:tcMar>
+              <w:top w:w="0" w:type="dxa"/>
+              <w:bottom w:w="0" w:type="dxa"/>
+              <w:left w:w="0" w:type="dxa"/>
+              <w:right w:w="0" w:type="dxa"/>
+            </w:tcMar>
+            <w:vAlign w:val="top"/>
+          </w:tcPr>
+          <w:p>
+            <w:pPr>
+              <w:pStyle w:val="Normal"/>
+              <w:jc w:val="center"/>
+              <w:pBdr>
+                <w:bottom w:val="none" w:sz="0" w:space="0" w:color="000000"/>
+                <w:top w:val="none" w:sz="0" w:space="0" w:color="000000"/>
+                <w:left w:val="none" w:sz="0" w:space="0" w:color="000000"/>
+                <w:right w:val="none" w:sz="0" w:space="0" w:color="000000"/>
+              </w:pBdr>
+              <w:spacing w:after="100" w:before="100" w:line="240"/>
+              <w:ind w:left="100" w:right="100" w:firstLine="0" w:firstLineChars="0"/>
+              <w:rPr>
+                <w:rFonts w:ascii="Helvetica" w:hAnsi="Helvetica" w:eastAsia="Helvetica" w:cs="Helvetica"/>
+                <w:i w:val="false"/>
+                <w:b w:val="false"/>
+                <w:u w:val="none"/>
+                <w:sz w:val="22"/>
+                <w:szCs w:val="22"/>
+                <w:color w:val="000000"/>
+              </w:rPr>
+            </w:pPr>
+            <w:r>
+              <w:rPr>
+                <w:rFonts w:ascii="Helvetica" w:hAnsi="Helvetica" w:eastAsia="Helvetica" w:cs="Helvetica"/>
+                <w:i w:val="false"/>
+                <w:b w:val="false"/>
+                <w:u w:val="none"/>
+                <w:sz w:val="22"/>
+                <w:szCs w:val="22"/>
+                <w:color w:val="000000"/>
+              </w:rPr>
+              <w:t xml:space="preserve">0.078</w:t>
             </w:r>
           </w:p>
         </w:tc>
@@ -6899,113 +6899,113 @@
                 <w:szCs w:val="22"/>
                 <w:color w:val="000000"/>
               </w:rPr>
-              <w:t xml:space="preserve">1.09</w:t>
-            </w:r>
-          </w:p>
-        </w:tc>
-        <w:tc>
-          <w:tcPr>
-            <w:tcBorders>
-              <w:bottom w:val="none" w:sz="0" w:space="0" w:color="000000"/>
-              <w:top w:val="none" w:sz="0" w:space="0" w:color="000000"/>
-              <w:left w:val="none" w:sz="0" w:space="0" w:color="000000"/>
-              <w:right w:val="none" w:sz="0" w:space="0" w:color="000000"/>
-            </w:tcBorders>
-            <w:shd w:val="clear" w:color="auto" w:fill="FFFFFF"/>
-            <w:tcMar>
-              <w:top w:w="0" w:type="dxa"/>
-              <w:bottom w:w="0" w:type="dxa"/>
-              <w:left w:w="0" w:type="dxa"/>
-              <w:right w:w="0" w:type="dxa"/>
-            </w:tcMar>
-            <w:vAlign w:val="top"/>
-          </w:tcPr>
-          <w:p>
-            <w:pPr>
-              <w:pStyle w:val="Normal"/>
-              <w:jc w:val="center"/>
-              <w:pBdr>
-                <w:bottom w:val="none" w:sz="0" w:space="0" w:color="000000"/>
-                <w:top w:val="none" w:sz="0" w:space="0" w:color="000000"/>
-                <w:left w:val="none" w:sz="0" w:space="0" w:color="000000"/>
-                <w:right w:val="none" w:sz="0" w:space="0" w:color="000000"/>
-              </w:pBdr>
-              <w:spacing w:after="100" w:before="100" w:line="240"/>
-              <w:ind w:left="100" w:right="100" w:firstLine="0" w:firstLineChars="0"/>
-              <w:rPr>
-                <w:rFonts w:ascii="Helvetica" w:hAnsi="Helvetica" w:eastAsia="Helvetica" w:cs="Helvetica"/>
-                <w:i w:val="false"/>
-                <w:b w:val="false"/>
-                <w:u w:val="none"/>
-                <w:sz w:val="22"/>
-                <w:szCs w:val="22"/>
-                <w:color w:val="000000"/>
-              </w:rPr>
-            </w:pPr>
-            <w:r>
-              <w:rPr>
-                <w:rFonts w:ascii="Helvetica" w:hAnsi="Helvetica" w:eastAsia="Helvetica" w:cs="Helvetica"/>
-                <w:i w:val="false"/>
-                <w:b w:val="false"/>
-                <w:u w:val="none"/>
-                <w:sz w:val="22"/>
-                <w:szCs w:val="22"/>
-                <w:color w:val="000000"/>
-              </w:rPr>
-              <w:t xml:space="preserve">0.09, 13.0</w:t>
-            </w:r>
-          </w:p>
-        </w:tc>
-        <w:tc>
-          <w:tcPr>
-            <w:tcBorders>
-              <w:bottom w:val="none" w:sz="0" w:space="0" w:color="000000"/>
-              <w:top w:val="none" w:sz="0" w:space="0" w:color="000000"/>
-              <w:left w:val="none" w:sz="0" w:space="0" w:color="000000"/>
-              <w:right w:val="none" w:sz="0" w:space="0" w:color="000000"/>
-            </w:tcBorders>
-            <w:shd w:val="clear" w:color="auto" w:fill="FFFFFF"/>
-            <w:tcMar>
-              <w:top w:w="0" w:type="dxa"/>
-              <w:bottom w:w="0" w:type="dxa"/>
-              <w:left w:w="0" w:type="dxa"/>
-              <w:right w:w="0" w:type="dxa"/>
-            </w:tcMar>
-            <w:vAlign w:val="top"/>
-          </w:tcPr>
-          <w:p>
-            <w:pPr>
-              <w:pStyle w:val="Normal"/>
-              <w:jc w:val="center"/>
-              <w:pBdr>
-                <w:bottom w:val="none" w:sz="0" w:space="0" w:color="000000"/>
-                <w:top w:val="none" w:sz="0" w:space="0" w:color="000000"/>
-                <w:left w:val="none" w:sz="0" w:space="0" w:color="000000"/>
-                <w:right w:val="none" w:sz="0" w:space="0" w:color="000000"/>
-              </w:pBdr>
-              <w:spacing w:after="100" w:before="100" w:line="240"/>
-              <w:ind w:left="100" w:right="100" w:firstLine="0" w:firstLineChars="0"/>
-              <w:rPr>
-                <w:rFonts w:ascii="Helvetica" w:hAnsi="Helvetica" w:eastAsia="Helvetica" w:cs="Helvetica"/>
-                <w:i w:val="false"/>
-                <w:b w:val="false"/>
-                <w:u w:val="none"/>
-                <w:sz w:val="22"/>
-                <w:szCs w:val="22"/>
-                <w:color w:val="000000"/>
-              </w:rPr>
-            </w:pPr>
-            <w:r>
-              <w:rPr>
-                <w:rFonts w:ascii="Helvetica" w:hAnsi="Helvetica" w:eastAsia="Helvetica" w:cs="Helvetica"/>
-                <w:i w:val="false"/>
-                <w:b w:val="false"/>
-                <w:u w:val="none"/>
-                <w:sz w:val="22"/>
-                <w:szCs w:val="22"/>
-                <w:color w:val="000000"/>
-              </w:rPr>
-              <w:t xml:space="preserve">0.940</w:t>
+              <w:t xml:space="preserve">1.27</w:t>
+            </w:r>
+          </w:p>
+        </w:tc>
+        <w:tc>
+          <w:tcPr>
+            <w:tcBorders>
+              <w:bottom w:val="none" w:sz="0" w:space="0" w:color="000000"/>
+              <w:top w:val="none" w:sz="0" w:space="0" w:color="000000"/>
+              <w:left w:val="none" w:sz="0" w:space="0" w:color="000000"/>
+              <w:right w:val="none" w:sz="0" w:space="0" w:color="000000"/>
+            </w:tcBorders>
+            <w:shd w:val="clear" w:color="auto" w:fill="FFFFFF"/>
+            <w:tcMar>
+              <w:top w:w="0" w:type="dxa"/>
+              <w:bottom w:w="0" w:type="dxa"/>
+              <w:left w:w="0" w:type="dxa"/>
+              <w:right w:w="0" w:type="dxa"/>
+            </w:tcMar>
+            <w:vAlign w:val="top"/>
+          </w:tcPr>
+          <w:p>
+            <w:pPr>
+              <w:pStyle w:val="Normal"/>
+              <w:jc w:val="center"/>
+              <w:pBdr>
+                <w:bottom w:val="none" w:sz="0" w:space="0" w:color="000000"/>
+                <w:top w:val="none" w:sz="0" w:space="0" w:color="000000"/>
+                <w:left w:val="none" w:sz="0" w:space="0" w:color="000000"/>
+                <w:right w:val="none" w:sz="0" w:space="0" w:color="000000"/>
+              </w:pBdr>
+              <w:spacing w:after="100" w:before="100" w:line="240"/>
+              <w:ind w:left="100" w:right="100" w:firstLine="0" w:firstLineChars="0"/>
+              <w:rPr>
+                <w:rFonts w:ascii="Helvetica" w:hAnsi="Helvetica" w:eastAsia="Helvetica" w:cs="Helvetica"/>
+                <w:i w:val="false"/>
+                <w:b w:val="false"/>
+                <w:u w:val="none"/>
+                <w:sz w:val="22"/>
+                <w:szCs w:val="22"/>
+                <w:color w:val="000000"/>
+              </w:rPr>
+            </w:pPr>
+            <w:r>
+              <w:rPr>
+                <w:rFonts w:ascii="Helvetica" w:hAnsi="Helvetica" w:eastAsia="Helvetica" w:cs="Helvetica"/>
+                <w:i w:val="false"/>
+                <w:b w:val="false"/>
+                <w:u w:val="none"/>
+                <w:sz w:val="22"/>
+                <w:szCs w:val="22"/>
+                <w:color w:val="000000"/>
+              </w:rPr>
+              <w:t xml:space="preserve">0.11, 14.2</w:t>
+            </w:r>
+          </w:p>
+        </w:tc>
+        <w:tc>
+          <w:tcPr>
+            <w:tcBorders>
+              <w:bottom w:val="none" w:sz="0" w:space="0" w:color="000000"/>
+              <w:top w:val="none" w:sz="0" w:space="0" w:color="000000"/>
+              <w:left w:val="none" w:sz="0" w:space="0" w:color="000000"/>
+              <w:right w:val="none" w:sz="0" w:space="0" w:color="000000"/>
+            </w:tcBorders>
+            <w:shd w:val="clear" w:color="auto" w:fill="FFFFFF"/>
+            <w:tcMar>
+              <w:top w:w="0" w:type="dxa"/>
+              <w:bottom w:w="0" w:type="dxa"/>
+              <w:left w:w="0" w:type="dxa"/>
+              <w:right w:w="0" w:type="dxa"/>
+            </w:tcMar>
+            <w:vAlign w:val="top"/>
+          </w:tcPr>
+          <w:p>
+            <w:pPr>
+              <w:pStyle w:val="Normal"/>
+              <w:jc w:val="center"/>
+              <w:pBdr>
+                <w:bottom w:val="none" w:sz="0" w:space="0" w:color="000000"/>
+                <w:top w:val="none" w:sz="0" w:space="0" w:color="000000"/>
+                <w:left w:val="none" w:sz="0" w:space="0" w:color="000000"/>
+                <w:right w:val="none" w:sz="0" w:space="0" w:color="000000"/>
+              </w:pBdr>
+              <w:spacing w:after="100" w:before="100" w:line="240"/>
+              <w:ind w:left="100" w:right="100" w:firstLine="0" w:firstLineChars="0"/>
+              <w:rPr>
+                <w:rFonts w:ascii="Helvetica" w:hAnsi="Helvetica" w:eastAsia="Helvetica" w:cs="Helvetica"/>
+                <w:i w:val="false"/>
+                <w:b w:val="false"/>
+                <w:u w:val="none"/>
+                <w:sz w:val="22"/>
+                <w:szCs w:val="22"/>
+                <w:color w:val="000000"/>
+              </w:rPr>
+            </w:pPr>
+            <w:r>
+              <w:rPr>
+                <w:rFonts w:ascii="Helvetica" w:hAnsi="Helvetica" w:eastAsia="Helvetica" w:cs="Helvetica"/>
+                <w:i w:val="false"/>
+                <w:b w:val="false"/>
+                <w:u w:val="none"/>
+                <w:sz w:val="22"/>
+                <w:szCs w:val="22"/>
+                <w:color w:val="000000"/>
+              </w:rPr>
+              <w:t xml:space="preserve">0.850</w:t>
             </w:r>
           </w:p>
         </w:tc>
@@ -7435,60 +7435,60 @@
                 <w:szCs w:val="22"/>
                 <w:color w:val="000000"/>
               </w:rPr>
-              <w:t xml:space="preserve">0.02, 1.80</w:t>
-            </w:r>
-          </w:p>
-        </w:tc>
-        <w:tc>
-          <w:tcPr>
-            <w:tcBorders>
-              <w:bottom w:val="none" w:sz="0" w:space="0" w:color="000000"/>
-              <w:top w:val="none" w:sz="0" w:space="0" w:color="000000"/>
-              <w:left w:val="none" w:sz="0" w:space="0" w:color="000000"/>
-              <w:right w:val="none" w:sz="0" w:space="0" w:color="000000"/>
-            </w:tcBorders>
-            <w:shd w:val="clear" w:color="auto" w:fill="FFFFFF"/>
-            <w:tcMar>
-              <w:top w:w="0" w:type="dxa"/>
-              <w:bottom w:w="0" w:type="dxa"/>
-              <w:left w:w="0" w:type="dxa"/>
-              <w:right w:w="0" w:type="dxa"/>
-            </w:tcMar>
-            <w:vAlign w:val="top"/>
-          </w:tcPr>
-          <w:p>
-            <w:pPr>
-              <w:pStyle w:val="Normal"/>
-              <w:jc w:val="center"/>
-              <w:pBdr>
-                <w:bottom w:val="none" w:sz="0" w:space="0" w:color="000000"/>
-                <w:top w:val="none" w:sz="0" w:space="0" w:color="000000"/>
-                <w:left w:val="none" w:sz="0" w:space="0" w:color="000000"/>
-                <w:right w:val="none" w:sz="0" w:space="0" w:color="000000"/>
-              </w:pBdr>
-              <w:spacing w:after="100" w:before="100" w:line="240"/>
-              <w:ind w:left="100" w:right="100" w:firstLine="0" w:firstLineChars="0"/>
-              <w:rPr>
-                <w:rFonts w:ascii="Helvetica" w:hAnsi="Helvetica" w:eastAsia="Helvetica" w:cs="Helvetica"/>
-                <w:i w:val="false"/>
-                <w:b w:val="false"/>
-                <w:u w:val="none"/>
-                <w:sz w:val="22"/>
-                <w:szCs w:val="22"/>
-                <w:color w:val="000000"/>
-              </w:rPr>
-            </w:pPr>
-            <w:r>
-              <w:rPr>
-                <w:rFonts w:ascii="Helvetica" w:hAnsi="Helvetica" w:eastAsia="Helvetica" w:cs="Helvetica"/>
-                <w:i w:val="false"/>
-                <w:b w:val="false"/>
-                <w:u w:val="none"/>
-                <w:sz w:val="22"/>
-                <w:szCs w:val="22"/>
-                <w:color w:val="000000"/>
-              </w:rPr>
-              <w:t xml:space="preserve">0.140</w:t>
+              <w:t xml:space="preserve">0.02, 1.93</w:t>
+            </w:r>
+          </w:p>
+        </w:tc>
+        <w:tc>
+          <w:tcPr>
+            <w:tcBorders>
+              <w:bottom w:val="none" w:sz="0" w:space="0" w:color="000000"/>
+              <w:top w:val="none" w:sz="0" w:space="0" w:color="000000"/>
+              <w:left w:val="none" w:sz="0" w:space="0" w:color="000000"/>
+              <w:right w:val="none" w:sz="0" w:space="0" w:color="000000"/>
+            </w:tcBorders>
+            <w:shd w:val="clear" w:color="auto" w:fill="FFFFFF"/>
+            <w:tcMar>
+              <w:top w:w="0" w:type="dxa"/>
+              <w:bottom w:w="0" w:type="dxa"/>
+              <w:left w:w="0" w:type="dxa"/>
+              <w:right w:w="0" w:type="dxa"/>
+            </w:tcMar>
+            <w:vAlign w:val="top"/>
+          </w:tcPr>
+          <w:p>
+            <w:pPr>
+              <w:pStyle w:val="Normal"/>
+              <w:jc w:val="center"/>
+              <w:pBdr>
+                <w:bottom w:val="none" w:sz="0" w:space="0" w:color="000000"/>
+                <w:top w:val="none" w:sz="0" w:space="0" w:color="000000"/>
+                <w:left w:val="none" w:sz="0" w:space="0" w:color="000000"/>
+                <w:right w:val="none" w:sz="0" w:space="0" w:color="000000"/>
+              </w:pBdr>
+              <w:spacing w:after="100" w:before="100" w:line="240"/>
+              <w:ind w:left="100" w:right="100" w:firstLine="0" w:firstLineChars="0"/>
+              <w:rPr>
+                <w:rFonts w:ascii="Helvetica" w:hAnsi="Helvetica" w:eastAsia="Helvetica" w:cs="Helvetica"/>
+                <w:i w:val="false"/>
+                <w:b w:val="false"/>
+                <w:u w:val="none"/>
+                <w:sz w:val="22"/>
+                <w:szCs w:val="22"/>
+                <w:color w:val="000000"/>
+              </w:rPr>
+            </w:pPr>
+            <w:r>
+              <w:rPr>
+                <w:rFonts w:ascii="Helvetica" w:hAnsi="Helvetica" w:eastAsia="Helvetica" w:cs="Helvetica"/>
+                <w:i w:val="false"/>
+                <w:b w:val="false"/>
+                <w:u w:val="none"/>
+                <w:sz w:val="22"/>
+                <w:szCs w:val="22"/>
+                <w:color w:val="000000"/>
+              </w:rPr>
+              <w:t xml:space="preserve">0.160</w:t>
             </w:r>
           </w:p>
         </w:tc>
@@ -7865,113 +7865,113 @@
                 <w:szCs w:val="22"/>
                 <w:color w:val="000000"/>
               </w:rPr>
-              <w:t xml:space="preserve">0.63</w:t>
-            </w:r>
-          </w:p>
-        </w:tc>
-        <w:tc>
-          <w:tcPr>
-            <w:tcBorders>
-              <w:bottom w:val="none" w:sz="0" w:space="0" w:color="000000"/>
-              <w:top w:val="none" w:sz="0" w:space="0" w:color="000000"/>
-              <w:left w:val="none" w:sz="0" w:space="0" w:color="000000"/>
-              <w:right w:val="none" w:sz="0" w:space="0" w:color="000000"/>
-            </w:tcBorders>
-            <w:shd w:val="clear" w:color="auto" w:fill="FFFFFF"/>
-            <w:tcMar>
-              <w:top w:w="0" w:type="dxa"/>
-              <w:bottom w:w="0" w:type="dxa"/>
-              <w:left w:w="0" w:type="dxa"/>
-              <w:right w:w="0" w:type="dxa"/>
-            </w:tcMar>
-            <w:vAlign w:val="top"/>
-          </w:tcPr>
-          <w:p>
-            <w:pPr>
-              <w:pStyle w:val="Normal"/>
-              <w:jc w:val="center"/>
-              <w:pBdr>
-                <w:bottom w:val="none" w:sz="0" w:space="0" w:color="000000"/>
-                <w:top w:val="none" w:sz="0" w:space="0" w:color="000000"/>
-                <w:left w:val="none" w:sz="0" w:space="0" w:color="000000"/>
-                <w:right w:val="none" w:sz="0" w:space="0" w:color="000000"/>
-              </w:pBdr>
-              <w:spacing w:after="100" w:before="100" w:line="240"/>
-              <w:ind w:left="100" w:right="100" w:firstLine="0" w:firstLineChars="0"/>
-              <w:rPr>
-                <w:rFonts w:ascii="Helvetica" w:hAnsi="Helvetica" w:eastAsia="Helvetica" w:cs="Helvetica"/>
-                <w:i w:val="false"/>
-                <w:b w:val="false"/>
-                <w:u w:val="none"/>
-                <w:sz w:val="22"/>
-                <w:szCs w:val="22"/>
-                <w:color w:val="000000"/>
-              </w:rPr>
-            </w:pPr>
-            <w:r>
-              <w:rPr>
-                <w:rFonts w:ascii="Helvetica" w:hAnsi="Helvetica" w:eastAsia="Helvetica" w:cs="Helvetica"/>
-                <w:i w:val="false"/>
-                <w:b w:val="false"/>
-                <w:u w:val="none"/>
-                <w:sz w:val="22"/>
-                <w:szCs w:val="22"/>
-                <w:color w:val="000000"/>
-              </w:rPr>
-              <w:t xml:space="preserve">0.08, 5.06</w:t>
-            </w:r>
-          </w:p>
-        </w:tc>
-        <w:tc>
-          <w:tcPr>
-            <w:tcBorders>
-              <w:bottom w:val="none" w:sz="0" w:space="0" w:color="000000"/>
-              <w:top w:val="none" w:sz="0" w:space="0" w:color="000000"/>
-              <w:left w:val="none" w:sz="0" w:space="0" w:color="000000"/>
-              <w:right w:val="none" w:sz="0" w:space="0" w:color="000000"/>
-            </w:tcBorders>
-            <w:shd w:val="clear" w:color="auto" w:fill="FFFFFF"/>
-            <w:tcMar>
-              <w:top w:w="0" w:type="dxa"/>
-              <w:bottom w:w="0" w:type="dxa"/>
-              <w:left w:w="0" w:type="dxa"/>
-              <w:right w:w="0" w:type="dxa"/>
-            </w:tcMar>
-            <w:vAlign w:val="top"/>
-          </w:tcPr>
-          <w:p>
-            <w:pPr>
-              <w:pStyle w:val="Normal"/>
-              <w:jc w:val="center"/>
-              <w:pBdr>
-                <w:bottom w:val="none" w:sz="0" w:space="0" w:color="000000"/>
-                <w:top w:val="none" w:sz="0" w:space="0" w:color="000000"/>
-                <w:left w:val="none" w:sz="0" w:space="0" w:color="000000"/>
-                <w:right w:val="none" w:sz="0" w:space="0" w:color="000000"/>
-              </w:pBdr>
-              <w:spacing w:after="100" w:before="100" w:line="240"/>
-              <w:ind w:left="100" w:right="100" w:firstLine="0" w:firstLineChars="0"/>
-              <w:rPr>
-                <w:rFonts w:ascii="Helvetica" w:hAnsi="Helvetica" w:eastAsia="Helvetica" w:cs="Helvetica"/>
-                <w:i w:val="false"/>
-                <w:b w:val="false"/>
-                <w:u w:val="none"/>
-                <w:sz w:val="22"/>
-                <w:szCs w:val="22"/>
-                <w:color w:val="000000"/>
-              </w:rPr>
-            </w:pPr>
-            <w:r>
-              <w:rPr>
-                <w:rFonts w:ascii="Helvetica" w:hAnsi="Helvetica" w:eastAsia="Helvetica" w:cs="Helvetica"/>
-                <w:i w:val="false"/>
-                <w:b w:val="false"/>
-                <w:u w:val="none"/>
-                <w:sz w:val="22"/>
-                <w:szCs w:val="22"/>
-                <w:color w:val="000000"/>
-              </w:rPr>
-              <w:t xml:space="preserve">0.660</w:t>
+              <w:t xml:space="preserve">0.68</w:t>
+            </w:r>
+          </w:p>
+        </w:tc>
+        <w:tc>
+          <w:tcPr>
+            <w:tcBorders>
+              <w:bottom w:val="none" w:sz="0" w:space="0" w:color="000000"/>
+              <w:top w:val="none" w:sz="0" w:space="0" w:color="000000"/>
+              <w:left w:val="none" w:sz="0" w:space="0" w:color="000000"/>
+              <w:right w:val="none" w:sz="0" w:space="0" w:color="000000"/>
+            </w:tcBorders>
+            <w:shd w:val="clear" w:color="auto" w:fill="FFFFFF"/>
+            <w:tcMar>
+              <w:top w:w="0" w:type="dxa"/>
+              <w:bottom w:w="0" w:type="dxa"/>
+              <w:left w:w="0" w:type="dxa"/>
+              <w:right w:w="0" w:type="dxa"/>
+            </w:tcMar>
+            <w:vAlign w:val="top"/>
+          </w:tcPr>
+          <w:p>
+            <w:pPr>
+              <w:pStyle w:val="Normal"/>
+              <w:jc w:val="center"/>
+              <w:pBdr>
+                <w:bottom w:val="none" w:sz="0" w:space="0" w:color="000000"/>
+                <w:top w:val="none" w:sz="0" w:space="0" w:color="000000"/>
+                <w:left w:val="none" w:sz="0" w:space="0" w:color="000000"/>
+                <w:right w:val="none" w:sz="0" w:space="0" w:color="000000"/>
+              </w:pBdr>
+              <w:spacing w:after="100" w:before="100" w:line="240"/>
+              <w:ind w:left="100" w:right="100" w:firstLine="0" w:firstLineChars="0"/>
+              <w:rPr>
+                <w:rFonts w:ascii="Helvetica" w:hAnsi="Helvetica" w:eastAsia="Helvetica" w:cs="Helvetica"/>
+                <w:i w:val="false"/>
+                <w:b w:val="false"/>
+                <w:u w:val="none"/>
+                <w:sz w:val="22"/>
+                <w:szCs w:val="22"/>
+                <w:color w:val="000000"/>
+              </w:rPr>
+            </w:pPr>
+            <w:r>
+              <w:rPr>
+                <w:rFonts w:ascii="Helvetica" w:hAnsi="Helvetica" w:eastAsia="Helvetica" w:cs="Helvetica"/>
+                <w:i w:val="false"/>
+                <w:b w:val="false"/>
+                <w:u w:val="none"/>
+                <w:sz w:val="22"/>
+                <w:szCs w:val="22"/>
+                <w:color w:val="000000"/>
+              </w:rPr>
+              <w:t xml:space="preserve">0.09, 5.43</w:t>
+            </w:r>
+          </w:p>
+        </w:tc>
+        <w:tc>
+          <w:tcPr>
+            <w:tcBorders>
+              <w:bottom w:val="none" w:sz="0" w:space="0" w:color="000000"/>
+              <w:top w:val="none" w:sz="0" w:space="0" w:color="000000"/>
+              <w:left w:val="none" w:sz="0" w:space="0" w:color="000000"/>
+              <w:right w:val="none" w:sz="0" w:space="0" w:color="000000"/>
+            </w:tcBorders>
+            <w:shd w:val="clear" w:color="auto" w:fill="FFFFFF"/>
+            <w:tcMar>
+              <w:top w:w="0" w:type="dxa"/>
+              <w:bottom w:w="0" w:type="dxa"/>
+              <w:left w:w="0" w:type="dxa"/>
+              <w:right w:w="0" w:type="dxa"/>
+            </w:tcMar>
+            <w:vAlign w:val="top"/>
+          </w:tcPr>
+          <w:p>
+            <w:pPr>
+              <w:pStyle w:val="Normal"/>
+              <w:jc w:val="center"/>
+              <w:pBdr>
+                <w:bottom w:val="none" w:sz="0" w:space="0" w:color="000000"/>
+                <w:top w:val="none" w:sz="0" w:space="0" w:color="000000"/>
+                <w:left w:val="none" w:sz="0" w:space="0" w:color="000000"/>
+                <w:right w:val="none" w:sz="0" w:space="0" w:color="000000"/>
+              </w:pBdr>
+              <w:spacing w:after="100" w:before="100" w:line="240"/>
+              <w:ind w:left="100" w:right="100" w:firstLine="0" w:firstLineChars="0"/>
+              <w:rPr>
+                <w:rFonts w:ascii="Helvetica" w:hAnsi="Helvetica" w:eastAsia="Helvetica" w:cs="Helvetica"/>
+                <w:i w:val="false"/>
+                <w:b w:val="false"/>
+                <w:u w:val="none"/>
+                <w:sz w:val="22"/>
+                <w:szCs w:val="22"/>
+                <w:color w:val="000000"/>
+              </w:rPr>
+            </w:pPr>
+            <w:r>
+              <w:rPr>
+                <w:rFonts w:ascii="Helvetica" w:hAnsi="Helvetica" w:eastAsia="Helvetica" w:cs="Helvetica"/>
+                <w:i w:val="false"/>
+                <w:b w:val="false"/>
+                <w:u w:val="none"/>
+                <w:sz w:val="22"/>
+                <w:szCs w:val="22"/>
+                <w:color w:val="000000"/>
+              </w:rPr>
+              <w:t xml:space="preserve">0.720</w:t>
             </w:r>
           </w:p>
         </w:tc>
@@ -8348,113 +8348,113 @@
                 <w:szCs w:val="22"/>
                 <w:color w:val="000000"/>
               </w:rPr>
-              <w:t xml:space="preserve">0.28</w:t>
-            </w:r>
-          </w:p>
-        </w:tc>
-        <w:tc>
-          <w:tcPr>
-            <w:tcBorders>
-              <w:bottom w:val="none" w:sz="0" w:space="0" w:color="000000"/>
-              <w:top w:val="none" w:sz="0" w:space="0" w:color="000000"/>
-              <w:left w:val="none" w:sz="0" w:space="0" w:color="000000"/>
-              <w:right w:val="none" w:sz="0" w:space="0" w:color="000000"/>
-            </w:tcBorders>
-            <w:shd w:val="clear" w:color="auto" w:fill="FFFFFF"/>
-            <w:tcMar>
-              <w:top w:w="0" w:type="dxa"/>
-              <w:bottom w:w="0" w:type="dxa"/>
-              <w:left w:w="0" w:type="dxa"/>
-              <w:right w:w="0" w:type="dxa"/>
-            </w:tcMar>
-            <w:vAlign w:val="top"/>
-          </w:tcPr>
-          <w:p>
-            <w:pPr>
-              <w:pStyle w:val="Normal"/>
-              <w:jc w:val="center"/>
-              <w:pBdr>
-                <w:bottom w:val="none" w:sz="0" w:space="0" w:color="000000"/>
-                <w:top w:val="none" w:sz="0" w:space="0" w:color="000000"/>
-                <w:left w:val="none" w:sz="0" w:space="0" w:color="000000"/>
-                <w:right w:val="none" w:sz="0" w:space="0" w:color="000000"/>
-              </w:pBdr>
-              <w:spacing w:after="100" w:before="100" w:line="240"/>
-              <w:ind w:left="100" w:right="100" w:firstLine="0" w:firstLineChars="0"/>
-              <w:rPr>
-                <w:rFonts w:ascii="Helvetica" w:hAnsi="Helvetica" w:eastAsia="Helvetica" w:cs="Helvetica"/>
-                <w:i w:val="false"/>
-                <w:b w:val="false"/>
-                <w:u w:val="none"/>
-                <w:sz w:val="22"/>
-                <w:szCs w:val="22"/>
-                <w:color w:val="000000"/>
-              </w:rPr>
-            </w:pPr>
-            <w:r>
-              <w:rPr>
-                <w:rFonts w:ascii="Helvetica" w:hAnsi="Helvetica" w:eastAsia="Helvetica" w:cs="Helvetica"/>
-                <w:i w:val="false"/>
-                <w:b w:val="false"/>
-                <w:u w:val="none"/>
-                <w:sz w:val="22"/>
-                <w:szCs w:val="22"/>
-                <w:color w:val="000000"/>
-              </w:rPr>
-              <w:t xml:space="preserve">0.01, 6.67</w:t>
-            </w:r>
-          </w:p>
-        </w:tc>
-        <w:tc>
-          <w:tcPr>
-            <w:tcBorders>
-              <w:bottom w:val="none" w:sz="0" w:space="0" w:color="000000"/>
-              <w:top w:val="none" w:sz="0" w:space="0" w:color="000000"/>
-              <w:left w:val="none" w:sz="0" w:space="0" w:color="000000"/>
-              <w:right w:val="none" w:sz="0" w:space="0" w:color="000000"/>
-            </w:tcBorders>
-            <w:shd w:val="clear" w:color="auto" w:fill="FFFFFF"/>
-            <w:tcMar>
-              <w:top w:w="0" w:type="dxa"/>
-              <w:bottom w:w="0" w:type="dxa"/>
-              <w:left w:w="0" w:type="dxa"/>
-              <w:right w:w="0" w:type="dxa"/>
-            </w:tcMar>
-            <w:vAlign w:val="top"/>
-          </w:tcPr>
-          <w:p>
-            <w:pPr>
-              <w:pStyle w:val="Normal"/>
-              <w:jc w:val="center"/>
-              <w:pBdr>
-                <w:bottom w:val="none" w:sz="0" w:space="0" w:color="000000"/>
-                <w:top w:val="none" w:sz="0" w:space="0" w:color="000000"/>
-                <w:left w:val="none" w:sz="0" w:space="0" w:color="000000"/>
-                <w:right w:val="none" w:sz="0" w:space="0" w:color="000000"/>
-              </w:pBdr>
-              <w:spacing w:after="100" w:before="100" w:line="240"/>
-              <w:ind w:left="100" w:right="100" w:firstLine="0" w:firstLineChars="0"/>
-              <w:rPr>
-                <w:rFonts w:ascii="Helvetica" w:hAnsi="Helvetica" w:eastAsia="Helvetica" w:cs="Helvetica"/>
-                <w:i w:val="false"/>
-                <w:b w:val="false"/>
-                <w:u w:val="none"/>
-                <w:sz w:val="22"/>
-                <w:szCs w:val="22"/>
-                <w:color w:val="000000"/>
-              </w:rPr>
-            </w:pPr>
-            <w:r>
-              <w:rPr>
-                <w:rFonts w:ascii="Helvetica" w:hAnsi="Helvetica" w:eastAsia="Helvetica" w:cs="Helvetica"/>
-                <w:i w:val="false"/>
-                <w:b w:val="false"/>
-                <w:u w:val="none"/>
-                <w:sz w:val="22"/>
-                <w:szCs w:val="22"/>
-                <w:color w:val="000000"/>
-              </w:rPr>
-              <w:t xml:space="preserve">0.430</w:t>
+              <w:t xml:space="preserve">0.30</w:t>
+            </w:r>
+          </w:p>
+        </w:tc>
+        <w:tc>
+          <w:tcPr>
+            <w:tcBorders>
+              <w:bottom w:val="none" w:sz="0" w:space="0" w:color="000000"/>
+              <w:top w:val="none" w:sz="0" w:space="0" w:color="000000"/>
+              <w:left w:val="none" w:sz="0" w:space="0" w:color="000000"/>
+              <w:right w:val="none" w:sz="0" w:space="0" w:color="000000"/>
+            </w:tcBorders>
+            <w:shd w:val="clear" w:color="auto" w:fill="FFFFFF"/>
+            <w:tcMar>
+              <w:top w:w="0" w:type="dxa"/>
+              <w:bottom w:w="0" w:type="dxa"/>
+              <w:left w:w="0" w:type="dxa"/>
+              <w:right w:w="0" w:type="dxa"/>
+            </w:tcMar>
+            <w:vAlign w:val="top"/>
+          </w:tcPr>
+          <w:p>
+            <w:pPr>
+              <w:pStyle w:val="Normal"/>
+              <w:jc w:val="center"/>
+              <w:pBdr>
+                <w:bottom w:val="none" w:sz="0" w:space="0" w:color="000000"/>
+                <w:top w:val="none" w:sz="0" w:space="0" w:color="000000"/>
+                <w:left w:val="none" w:sz="0" w:space="0" w:color="000000"/>
+                <w:right w:val="none" w:sz="0" w:space="0" w:color="000000"/>
+              </w:pBdr>
+              <w:spacing w:after="100" w:before="100" w:line="240"/>
+              <w:ind w:left="100" w:right="100" w:firstLine="0" w:firstLineChars="0"/>
+              <w:rPr>
+                <w:rFonts w:ascii="Helvetica" w:hAnsi="Helvetica" w:eastAsia="Helvetica" w:cs="Helvetica"/>
+                <w:i w:val="false"/>
+                <w:b w:val="false"/>
+                <w:u w:val="none"/>
+                <w:sz w:val="22"/>
+                <w:szCs w:val="22"/>
+                <w:color w:val="000000"/>
+              </w:rPr>
+            </w:pPr>
+            <w:r>
+              <w:rPr>
+                <w:rFonts w:ascii="Helvetica" w:hAnsi="Helvetica" w:eastAsia="Helvetica" w:cs="Helvetica"/>
+                <w:i w:val="false"/>
+                <w:b w:val="false"/>
+                <w:u w:val="none"/>
+                <w:sz w:val="22"/>
+                <w:szCs w:val="22"/>
+                <w:color w:val="000000"/>
+              </w:rPr>
+              <w:t xml:space="preserve">0.01, 7.48</w:t>
+            </w:r>
+          </w:p>
+        </w:tc>
+        <w:tc>
+          <w:tcPr>
+            <w:tcBorders>
+              <w:bottom w:val="none" w:sz="0" w:space="0" w:color="000000"/>
+              <w:top w:val="none" w:sz="0" w:space="0" w:color="000000"/>
+              <w:left w:val="none" w:sz="0" w:space="0" w:color="000000"/>
+              <w:right w:val="none" w:sz="0" w:space="0" w:color="000000"/>
+            </w:tcBorders>
+            <w:shd w:val="clear" w:color="auto" w:fill="FFFFFF"/>
+            <w:tcMar>
+              <w:top w:w="0" w:type="dxa"/>
+              <w:bottom w:w="0" w:type="dxa"/>
+              <w:left w:w="0" w:type="dxa"/>
+              <w:right w:w="0" w:type="dxa"/>
+            </w:tcMar>
+            <w:vAlign w:val="top"/>
+          </w:tcPr>
+          <w:p>
+            <w:pPr>
+              <w:pStyle w:val="Normal"/>
+              <w:jc w:val="center"/>
+              <w:pBdr>
+                <w:bottom w:val="none" w:sz="0" w:space="0" w:color="000000"/>
+                <w:top w:val="none" w:sz="0" w:space="0" w:color="000000"/>
+                <w:left w:val="none" w:sz="0" w:space="0" w:color="000000"/>
+                <w:right w:val="none" w:sz="0" w:space="0" w:color="000000"/>
+              </w:pBdr>
+              <w:spacing w:after="100" w:before="100" w:line="240"/>
+              <w:ind w:left="100" w:right="100" w:firstLine="0" w:firstLineChars="0"/>
+              <w:rPr>
+                <w:rFonts w:ascii="Helvetica" w:hAnsi="Helvetica" w:eastAsia="Helvetica" w:cs="Helvetica"/>
+                <w:i w:val="false"/>
+                <w:b w:val="false"/>
+                <w:u w:val="none"/>
+                <w:sz w:val="22"/>
+                <w:szCs w:val="22"/>
+                <w:color w:val="000000"/>
+              </w:rPr>
+            </w:pPr>
+            <w:r>
+              <w:rPr>
+                <w:rFonts w:ascii="Helvetica" w:hAnsi="Helvetica" w:eastAsia="Helvetica" w:cs="Helvetica"/>
+                <w:i w:val="false"/>
+                <w:b w:val="false"/>
+                <w:u w:val="none"/>
+                <w:sz w:val="22"/>
+                <w:szCs w:val="22"/>
+                <w:color w:val="000000"/>
+              </w:rPr>
+              <w:t xml:space="preserve">0.470</w:t>
             </w:r>
           </w:p>
         </w:tc>
@@ -10280,113 +10280,113 @@
                 <w:szCs w:val="22"/>
                 <w:color w:val="000000"/>
               </w:rPr>
-              <w:t xml:space="preserve">1.68</w:t>
-            </w:r>
-          </w:p>
-        </w:tc>
-        <w:tc>
-          <w:tcPr>
-            <w:tcBorders>
-              <w:bottom w:val="none" w:sz="0" w:space="0" w:color="000000"/>
-              <w:top w:val="none" w:sz="0" w:space="0" w:color="000000"/>
-              <w:left w:val="none" w:sz="0" w:space="0" w:color="000000"/>
-              <w:right w:val="none" w:sz="0" w:space="0" w:color="000000"/>
-            </w:tcBorders>
-            <w:shd w:val="clear" w:color="auto" w:fill="FFFFFF"/>
-            <w:tcMar>
-              <w:top w:w="0" w:type="dxa"/>
-              <w:bottom w:w="0" w:type="dxa"/>
-              <w:left w:w="0" w:type="dxa"/>
-              <w:right w:w="0" w:type="dxa"/>
-            </w:tcMar>
-            <w:vAlign w:val="top"/>
-          </w:tcPr>
-          <w:p>
-            <w:pPr>
-              <w:pStyle w:val="Normal"/>
-              <w:jc w:val="center"/>
-              <w:pBdr>
-                <w:bottom w:val="none" w:sz="0" w:space="0" w:color="000000"/>
-                <w:top w:val="none" w:sz="0" w:space="0" w:color="000000"/>
-                <w:left w:val="none" w:sz="0" w:space="0" w:color="000000"/>
-                <w:right w:val="none" w:sz="0" w:space="0" w:color="000000"/>
-              </w:pBdr>
-              <w:spacing w:after="100" w:before="100" w:line="240"/>
-              <w:ind w:left="100" w:right="100" w:firstLine="0" w:firstLineChars="0"/>
-              <w:rPr>
-                <w:rFonts w:ascii="Helvetica" w:hAnsi="Helvetica" w:eastAsia="Helvetica" w:cs="Helvetica"/>
-                <w:i w:val="false"/>
-                <w:b w:val="false"/>
-                <w:u w:val="none"/>
-                <w:sz w:val="22"/>
-                <w:szCs w:val="22"/>
-                <w:color w:val="000000"/>
-              </w:rPr>
-            </w:pPr>
-            <w:r>
-              <w:rPr>
-                <w:rFonts w:ascii="Helvetica" w:hAnsi="Helvetica" w:eastAsia="Helvetica" w:cs="Helvetica"/>
-                <w:i w:val="false"/>
-                <w:b w:val="false"/>
-                <w:u w:val="none"/>
-                <w:sz w:val="22"/>
-                <w:szCs w:val="22"/>
-                <w:color w:val="000000"/>
-              </w:rPr>
-              <w:t xml:space="preserve">0.45, 6.25</w:t>
-            </w:r>
-          </w:p>
-        </w:tc>
-        <w:tc>
-          <w:tcPr>
-            <w:tcBorders>
-              <w:bottom w:val="none" w:sz="0" w:space="0" w:color="000000"/>
-              <w:top w:val="none" w:sz="0" w:space="0" w:color="000000"/>
-              <w:left w:val="none" w:sz="0" w:space="0" w:color="000000"/>
-              <w:right w:val="none" w:sz="0" w:space="0" w:color="000000"/>
-            </w:tcBorders>
-            <w:shd w:val="clear" w:color="auto" w:fill="FFFFFF"/>
-            <w:tcMar>
-              <w:top w:w="0" w:type="dxa"/>
-              <w:bottom w:w="0" w:type="dxa"/>
-              <w:left w:w="0" w:type="dxa"/>
-              <w:right w:w="0" w:type="dxa"/>
-            </w:tcMar>
-            <w:vAlign w:val="top"/>
-          </w:tcPr>
-          <w:p>
-            <w:pPr>
-              <w:pStyle w:val="Normal"/>
-              <w:jc w:val="center"/>
-              <w:pBdr>
-                <w:bottom w:val="none" w:sz="0" w:space="0" w:color="000000"/>
-                <w:top w:val="none" w:sz="0" w:space="0" w:color="000000"/>
-                <w:left w:val="none" w:sz="0" w:space="0" w:color="000000"/>
-                <w:right w:val="none" w:sz="0" w:space="0" w:color="000000"/>
-              </w:pBdr>
-              <w:spacing w:after="100" w:before="100" w:line="240"/>
-              <w:ind w:left="100" w:right="100" w:firstLine="0" w:firstLineChars="0"/>
-              <w:rPr>
-                <w:rFonts w:ascii="Helvetica" w:hAnsi="Helvetica" w:eastAsia="Helvetica" w:cs="Helvetica"/>
-                <w:i w:val="false"/>
-                <w:b w:val="false"/>
-                <w:u w:val="none"/>
-                <w:sz w:val="22"/>
-                <w:szCs w:val="22"/>
-                <w:color w:val="000000"/>
-              </w:rPr>
-            </w:pPr>
-            <w:r>
-              <w:rPr>
-                <w:rFonts w:ascii="Helvetica" w:hAnsi="Helvetica" w:eastAsia="Helvetica" w:cs="Helvetica"/>
-                <w:i w:val="false"/>
-                <w:b w:val="false"/>
-                <w:u w:val="none"/>
-                <w:sz w:val="22"/>
-                <w:szCs w:val="22"/>
-                <w:color w:val="000000"/>
-              </w:rPr>
-              <w:t xml:space="preserve">0.440</w:t>
+              <w:t xml:space="preserve">1.70</w:t>
+            </w:r>
+          </w:p>
+        </w:tc>
+        <w:tc>
+          <w:tcPr>
+            <w:tcBorders>
+              <w:bottom w:val="none" w:sz="0" w:space="0" w:color="000000"/>
+              <w:top w:val="none" w:sz="0" w:space="0" w:color="000000"/>
+              <w:left w:val="none" w:sz="0" w:space="0" w:color="000000"/>
+              <w:right w:val="none" w:sz="0" w:space="0" w:color="000000"/>
+            </w:tcBorders>
+            <w:shd w:val="clear" w:color="auto" w:fill="FFFFFF"/>
+            <w:tcMar>
+              <w:top w:w="0" w:type="dxa"/>
+              <w:bottom w:w="0" w:type="dxa"/>
+              <w:left w:w="0" w:type="dxa"/>
+              <w:right w:w="0" w:type="dxa"/>
+            </w:tcMar>
+            <w:vAlign w:val="top"/>
+          </w:tcPr>
+          <w:p>
+            <w:pPr>
+              <w:pStyle w:val="Normal"/>
+              <w:jc w:val="center"/>
+              <w:pBdr>
+                <w:bottom w:val="none" w:sz="0" w:space="0" w:color="000000"/>
+                <w:top w:val="none" w:sz="0" w:space="0" w:color="000000"/>
+                <w:left w:val="none" w:sz="0" w:space="0" w:color="000000"/>
+                <w:right w:val="none" w:sz="0" w:space="0" w:color="000000"/>
+              </w:pBdr>
+              <w:spacing w:after="100" w:before="100" w:line="240"/>
+              <w:ind w:left="100" w:right="100" w:firstLine="0" w:firstLineChars="0"/>
+              <w:rPr>
+                <w:rFonts w:ascii="Helvetica" w:hAnsi="Helvetica" w:eastAsia="Helvetica" w:cs="Helvetica"/>
+                <w:i w:val="false"/>
+                <w:b w:val="false"/>
+                <w:u w:val="none"/>
+                <w:sz w:val="22"/>
+                <w:szCs w:val="22"/>
+                <w:color w:val="000000"/>
+              </w:rPr>
+            </w:pPr>
+            <w:r>
+              <w:rPr>
+                <w:rFonts w:ascii="Helvetica" w:hAnsi="Helvetica" w:eastAsia="Helvetica" w:cs="Helvetica"/>
+                <w:i w:val="false"/>
+                <w:b w:val="false"/>
+                <w:u w:val="none"/>
+                <w:sz w:val="22"/>
+                <w:szCs w:val="22"/>
+                <w:color w:val="000000"/>
+              </w:rPr>
+              <w:t xml:space="preserve">0.46, 6.31</w:t>
+            </w:r>
+          </w:p>
+        </w:tc>
+        <w:tc>
+          <w:tcPr>
+            <w:tcBorders>
+              <w:bottom w:val="none" w:sz="0" w:space="0" w:color="000000"/>
+              <w:top w:val="none" w:sz="0" w:space="0" w:color="000000"/>
+              <w:left w:val="none" w:sz="0" w:space="0" w:color="000000"/>
+              <w:right w:val="none" w:sz="0" w:space="0" w:color="000000"/>
+            </w:tcBorders>
+            <w:shd w:val="clear" w:color="auto" w:fill="FFFFFF"/>
+            <w:tcMar>
+              <w:top w:w="0" w:type="dxa"/>
+              <w:bottom w:w="0" w:type="dxa"/>
+              <w:left w:w="0" w:type="dxa"/>
+              <w:right w:w="0" w:type="dxa"/>
+            </w:tcMar>
+            <w:vAlign w:val="top"/>
+          </w:tcPr>
+          <w:p>
+            <w:pPr>
+              <w:pStyle w:val="Normal"/>
+              <w:jc w:val="center"/>
+              <w:pBdr>
+                <w:bottom w:val="none" w:sz="0" w:space="0" w:color="000000"/>
+                <w:top w:val="none" w:sz="0" w:space="0" w:color="000000"/>
+                <w:left w:val="none" w:sz="0" w:space="0" w:color="000000"/>
+                <w:right w:val="none" w:sz="0" w:space="0" w:color="000000"/>
+              </w:pBdr>
+              <w:spacing w:after="100" w:before="100" w:line="240"/>
+              <w:ind w:left="100" w:right="100" w:firstLine="0" w:firstLineChars="0"/>
+              <w:rPr>
+                <w:rFonts w:ascii="Helvetica" w:hAnsi="Helvetica" w:eastAsia="Helvetica" w:cs="Helvetica"/>
+                <w:i w:val="false"/>
+                <w:b w:val="false"/>
+                <w:u w:val="none"/>
+                <w:sz w:val="22"/>
+                <w:szCs w:val="22"/>
+                <w:color w:val="000000"/>
+              </w:rPr>
+            </w:pPr>
+            <w:r>
+              <w:rPr>
+                <w:rFonts w:ascii="Helvetica" w:hAnsi="Helvetica" w:eastAsia="Helvetica" w:cs="Helvetica"/>
+                <w:i w:val="false"/>
+                <w:b w:val="false"/>
+                <w:u w:val="none"/>
+                <w:sz w:val="22"/>
+                <w:szCs w:val="22"/>
+                <w:color w:val="000000"/>
+              </w:rPr>
+              <w:t xml:space="preserve">0.430</w:t>
             </w:r>
           </w:p>
         </w:tc>
@@ -11729,113 +11729,113 @@
                 <w:szCs w:val="22"/>
                 <w:color w:val="000000"/>
               </w:rPr>
-              <w:t xml:space="preserve">3.25</w:t>
-            </w:r>
-          </w:p>
-        </w:tc>
-        <w:tc>
-          <w:tcPr>
-            <w:tcBorders>
-              <w:bottom w:val="none" w:sz="0" w:space="0" w:color="000000"/>
-              <w:top w:val="none" w:sz="0" w:space="0" w:color="000000"/>
-              <w:left w:val="none" w:sz="0" w:space="0" w:color="000000"/>
-              <w:right w:val="none" w:sz="0" w:space="0" w:color="000000"/>
-            </w:tcBorders>
-            <w:shd w:val="clear" w:color="auto" w:fill="FFFFFF"/>
-            <w:tcMar>
-              <w:top w:w="0" w:type="dxa"/>
-              <w:bottom w:w="0" w:type="dxa"/>
-              <w:left w:w="0" w:type="dxa"/>
-              <w:right w:w="0" w:type="dxa"/>
-            </w:tcMar>
-            <w:vAlign w:val="top"/>
-          </w:tcPr>
-          <w:p>
-            <w:pPr>
-              <w:pStyle w:val="Normal"/>
-              <w:jc w:val="center"/>
-              <w:pBdr>
-                <w:bottom w:val="none" w:sz="0" w:space="0" w:color="000000"/>
-                <w:top w:val="none" w:sz="0" w:space="0" w:color="000000"/>
-                <w:left w:val="none" w:sz="0" w:space="0" w:color="000000"/>
-                <w:right w:val="none" w:sz="0" w:space="0" w:color="000000"/>
-              </w:pBdr>
-              <w:spacing w:after="100" w:before="100" w:line="240"/>
-              <w:ind w:left="100" w:right="100" w:firstLine="0" w:firstLineChars="0"/>
-              <w:rPr>
-                <w:rFonts w:ascii="Helvetica" w:hAnsi="Helvetica" w:eastAsia="Helvetica" w:cs="Helvetica"/>
-                <w:i w:val="false"/>
-                <w:b w:val="false"/>
-                <w:u w:val="none"/>
-                <w:sz w:val="22"/>
-                <w:szCs w:val="22"/>
-                <w:color w:val="000000"/>
-              </w:rPr>
-            </w:pPr>
-            <w:r>
-              <w:rPr>
-                <w:rFonts w:ascii="Helvetica" w:hAnsi="Helvetica" w:eastAsia="Helvetica" w:cs="Helvetica"/>
-                <w:i w:val="false"/>
-                <w:b w:val="false"/>
-                <w:u w:val="none"/>
-                <w:sz w:val="22"/>
-                <w:szCs w:val="22"/>
-                <w:color w:val="000000"/>
-              </w:rPr>
-              <w:t xml:space="preserve">0.77, 13.7</w:t>
-            </w:r>
-          </w:p>
-        </w:tc>
-        <w:tc>
-          <w:tcPr>
-            <w:tcBorders>
-              <w:bottom w:val="none" w:sz="0" w:space="0" w:color="000000"/>
-              <w:top w:val="none" w:sz="0" w:space="0" w:color="000000"/>
-              <w:left w:val="none" w:sz="0" w:space="0" w:color="000000"/>
-              <w:right w:val="none" w:sz="0" w:space="0" w:color="000000"/>
-            </w:tcBorders>
-            <w:shd w:val="clear" w:color="auto" w:fill="FFFFFF"/>
-            <w:tcMar>
-              <w:top w:w="0" w:type="dxa"/>
-              <w:bottom w:w="0" w:type="dxa"/>
-              <w:left w:w="0" w:type="dxa"/>
-              <w:right w:w="0" w:type="dxa"/>
-            </w:tcMar>
-            <w:vAlign w:val="top"/>
-          </w:tcPr>
-          <w:p>
-            <w:pPr>
-              <w:pStyle w:val="Normal"/>
-              <w:jc w:val="center"/>
-              <w:pBdr>
-                <w:bottom w:val="none" w:sz="0" w:space="0" w:color="000000"/>
-                <w:top w:val="none" w:sz="0" w:space="0" w:color="000000"/>
-                <w:left w:val="none" w:sz="0" w:space="0" w:color="000000"/>
-                <w:right w:val="none" w:sz="0" w:space="0" w:color="000000"/>
-              </w:pBdr>
-              <w:spacing w:after="100" w:before="100" w:line="240"/>
-              <w:ind w:left="100" w:right="100" w:firstLine="0" w:firstLineChars="0"/>
-              <w:rPr>
-                <w:rFonts w:ascii="Helvetica" w:hAnsi="Helvetica" w:eastAsia="Helvetica" w:cs="Helvetica"/>
-                <w:i w:val="false"/>
-                <w:b w:val="false"/>
-                <w:u w:val="none"/>
-                <w:sz w:val="22"/>
-                <w:szCs w:val="22"/>
-                <w:color w:val="000000"/>
-              </w:rPr>
-            </w:pPr>
-            <w:r>
-              <w:rPr>
-                <w:rFonts w:ascii="Helvetica" w:hAnsi="Helvetica" w:eastAsia="Helvetica" w:cs="Helvetica"/>
-                <w:i w:val="false"/>
-                <w:b w:val="false"/>
-                <w:u w:val="none"/>
-                <w:sz w:val="22"/>
-                <w:szCs w:val="22"/>
-                <w:color w:val="000000"/>
-              </w:rPr>
-              <w:t xml:space="preserve">0.110</w:t>
+              <w:t xml:space="preserve">3.59</w:t>
+            </w:r>
+          </w:p>
+        </w:tc>
+        <w:tc>
+          <w:tcPr>
+            <w:tcBorders>
+              <w:bottom w:val="none" w:sz="0" w:space="0" w:color="000000"/>
+              <w:top w:val="none" w:sz="0" w:space="0" w:color="000000"/>
+              <w:left w:val="none" w:sz="0" w:space="0" w:color="000000"/>
+              <w:right w:val="none" w:sz="0" w:space="0" w:color="000000"/>
+            </w:tcBorders>
+            <w:shd w:val="clear" w:color="auto" w:fill="FFFFFF"/>
+            <w:tcMar>
+              <w:top w:w="0" w:type="dxa"/>
+              <w:bottom w:w="0" w:type="dxa"/>
+              <w:left w:w="0" w:type="dxa"/>
+              <w:right w:w="0" w:type="dxa"/>
+            </w:tcMar>
+            <w:vAlign w:val="top"/>
+          </w:tcPr>
+          <w:p>
+            <w:pPr>
+              <w:pStyle w:val="Normal"/>
+              <w:jc w:val="center"/>
+              <w:pBdr>
+                <w:bottom w:val="none" w:sz="0" w:space="0" w:color="000000"/>
+                <w:top w:val="none" w:sz="0" w:space="0" w:color="000000"/>
+                <w:left w:val="none" w:sz="0" w:space="0" w:color="000000"/>
+                <w:right w:val="none" w:sz="0" w:space="0" w:color="000000"/>
+              </w:pBdr>
+              <w:spacing w:after="100" w:before="100" w:line="240"/>
+              <w:ind w:left="100" w:right="100" w:firstLine="0" w:firstLineChars="0"/>
+              <w:rPr>
+                <w:rFonts w:ascii="Helvetica" w:hAnsi="Helvetica" w:eastAsia="Helvetica" w:cs="Helvetica"/>
+                <w:i w:val="false"/>
+                <w:b w:val="false"/>
+                <w:u w:val="none"/>
+                <w:sz w:val="22"/>
+                <w:szCs w:val="22"/>
+                <w:color w:val="000000"/>
+              </w:rPr>
+            </w:pPr>
+            <w:r>
+              <w:rPr>
+                <w:rFonts w:ascii="Helvetica" w:hAnsi="Helvetica" w:eastAsia="Helvetica" w:cs="Helvetica"/>
+                <w:i w:val="false"/>
+                <w:b w:val="false"/>
+                <w:u w:val="none"/>
+                <w:sz w:val="22"/>
+                <w:szCs w:val="22"/>
+                <w:color w:val="000000"/>
+              </w:rPr>
+              <w:t xml:space="preserve">0.89, 14.4</w:t>
+            </w:r>
+          </w:p>
+        </w:tc>
+        <w:tc>
+          <w:tcPr>
+            <w:tcBorders>
+              <w:bottom w:val="none" w:sz="0" w:space="0" w:color="000000"/>
+              <w:top w:val="none" w:sz="0" w:space="0" w:color="000000"/>
+              <w:left w:val="none" w:sz="0" w:space="0" w:color="000000"/>
+              <w:right w:val="none" w:sz="0" w:space="0" w:color="000000"/>
+            </w:tcBorders>
+            <w:shd w:val="clear" w:color="auto" w:fill="FFFFFF"/>
+            <w:tcMar>
+              <w:top w:w="0" w:type="dxa"/>
+              <w:bottom w:w="0" w:type="dxa"/>
+              <w:left w:w="0" w:type="dxa"/>
+              <w:right w:w="0" w:type="dxa"/>
+            </w:tcMar>
+            <w:vAlign w:val="top"/>
+          </w:tcPr>
+          <w:p>
+            <w:pPr>
+              <w:pStyle w:val="Normal"/>
+              <w:jc w:val="center"/>
+              <w:pBdr>
+                <w:bottom w:val="none" w:sz="0" w:space="0" w:color="000000"/>
+                <w:top w:val="none" w:sz="0" w:space="0" w:color="000000"/>
+                <w:left w:val="none" w:sz="0" w:space="0" w:color="000000"/>
+                <w:right w:val="none" w:sz="0" w:space="0" w:color="000000"/>
+              </w:pBdr>
+              <w:spacing w:after="100" w:before="100" w:line="240"/>
+              <w:ind w:left="100" w:right="100" w:firstLine="0" w:firstLineChars="0"/>
+              <w:rPr>
+                <w:rFonts w:ascii="Helvetica" w:hAnsi="Helvetica" w:eastAsia="Helvetica" w:cs="Helvetica"/>
+                <w:i w:val="false"/>
+                <w:b w:val="false"/>
+                <w:u w:val="none"/>
+                <w:sz w:val="22"/>
+                <w:szCs w:val="22"/>
+                <w:color w:val="000000"/>
+              </w:rPr>
+            </w:pPr>
+            <w:r>
+              <w:rPr>
+                <w:rFonts w:ascii="Helvetica" w:hAnsi="Helvetica" w:eastAsia="Helvetica" w:cs="Helvetica"/>
+                <w:i w:val="false"/>
+                <w:b w:val="false"/>
+                <w:u w:val="none"/>
+                <w:sz w:val="22"/>
+                <w:szCs w:val="22"/>
+                <w:color w:val="000000"/>
+              </w:rPr>
+              <w:t xml:space="preserve">0.072</w:t>
             </w:r>
           </w:p>
         </w:tc>
@@ -12212,113 +12212,113 @@
                 <w:szCs w:val="22"/>
                 <w:color w:val="000000"/>
               </w:rPr>
-              <w:t xml:space="preserve">0.74</w:t>
-            </w:r>
-          </w:p>
-        </w:tc>
-        <w:tc>
-          <w:tcPr>
-            <w:tcBorders>
-              <w:bottom w:val="none" w:sz="0" w:space="0" w:color="000000"/>
-              <w:top w:val="none" w:sz="0" w:space="0" w:color="000000"/>
-              <w:left w:val="none" w:sz="0" w:space="0" w:color="000000"/>
-              <w:right w:val="none" w:sz="0" w:space="0" w:color="000000"/>
-            </w:tcBorders>
-            <w:shd w:val="clear" w:color="auto" w:fill="FFFFFF"/>
-            <w:tcMar>
-              <w:top w:w="0" w:type="dxa"/>
-              <w:bottom w:w="0" w:type="dxa"/>
-              <w:left w:w="0" w:type="dxa"/>
-              <w:right w:w="0" w:type="dxa"/>
-            </w:tcMar>
-            <w:vAlign w:val="top"/>
-          </w:tcPr>
-          <w:p>
-            <w:pPr>
-              <w:pStyle w:val="Normal"/>
-              <w:jc w:val="center"/>
-              <w:pBdr>
-                <w:bottom w:val="none" w:sz="0" w:space="0" w:color="000000"/>
-                <w:top w:val="none" w:sz="0" w:space="0" w:color="000000"/>
-                <w:left w:val="none" w:sz="0" w:space="0" w:color="000000"/>
-                <w:right w:val="none" w:sz="0" w:space="0" w:color="000000"/>
-              </w:pBdr>
-              <w:spacing w:after="100" w:before="100" w:line="240"/>
-              <w:ind w:left="100" w:right="100" w:firstLine="0" w:firstLineChars="0"/>
-              <w:rPr>
-                <w:rFonts w:ascii="Helvetica" w:hAnsi="Helvetica" w:eastAsia="Helvetica" w:cs="Helvetica"/>
-                <w:i w:val="false"/>
-                <w:b w:val="false"/>
-                <w:u w:val="none"/>
-                <w:sz w:val="22"/>
-                <w:szCs w:val="22"/>
-                <w:color w:val="000000"/>
-              </w:rPr>
-            </w:pPr>
-            <w:r>
-              <w:rPr>
-                <w:rFonts w:ascii="Helvetica" w:hAnsi="Helvetica" w:eastAsia="Helvetica" w:cs="Helvetica"/>
-                <w:i w:val="false"/>
-                <w:b w:val="false"/>
-                <w:u w:val="none"/>
-                <w:sz w:val="22"/>
-                <w:szCs w:val="22"/>
-                <w:color w:val="000000"/>
-              </w:rPr>
-              <w:t xml:space="preserve">0.16, 3.41</w:t>
-            </w:r>
-          </w:p>
-        </w:tc>
-        <w:tc>
-          <w:tcPr>
-            <w:tcBorders>
-              <w:bottom w:val="none" w:sz="0" w:space="0" w:color="000000"/>
-              <w:top w:val="none" w:sz="0" w:space="0" w:color="000000"/>
-              <w:left w:val="none" w:sz="0" w:space="0" w:color="000000"/>
-              <w:right w:val="none" w:sz="0" w:space="0" w:color="000000"/>
-            </w:tcBorders>
-            <w:shd w:val="clear" w:color="auto" w:fill="FFFFFF"/>
-            <w:tcMar>
-              <w:top w:w="0" w:type="dxa"/>
-              <w:bottom w:w="0" w:type="dxa"/>
-              <w:left w:w="0" w:type="dxa"/>
-              <w:right w:w="0" w:type="dxa"/>
-            </w:tcMar>
-            <w:vAlign w:val="top"/>
-          </w:tcPr>
-          <w:p>
-            <w:pPr>
-              <w:pStyle w:val="Normal"/>
-              <w:jc w:val="center"/>
-              <w:pBdr>
-                <w:bottom w:val="none" w:sz="0" w:space="0" w:color="000000"/>
-                <w:top w:val="none" w:sz="0" w:space="0" w:color="000000"/>
-                <w:left w:val="none" w:sz="0" w:space="0" w:color="000000"/>
-                <w:right w:val="none" w:sz="0" w:space="0" w:color="000000"/>
-              </w:pBdr>
-              <w:spacing w:after="100" w:before="100" w:line="240"/>
-              <w:ind w:left="100" w:right="100" w:firstLine="0" w:firstLineChars="0"/>
-              <w:rPr>
-                <w:rFonts w:ascii="Helvetica" w:hAnsi="Helvetica" w:eastAsia="Helvetica" w:cs="Helvetica"/>
-                <w:i w:val="false"/>
-                <w:b w:val="false"/>
-                <w:u w:val="none"/>
-                <w:sz w:val="22"/>
-                <w:szCs w:val="22"/>
-                <w:color w:val="000000"/>
-              </w:rPr>
-            </w:pPr>
-            <w:r>
-              <w:rPr>
-                <w:rFonts w:ascii="Helvetica" w:hAnsi="Helvetica" w:eastAsia="Helvetica" w:cs="Helvetica"/>
-                <w:i w:val="false"/>
-                <w:b w:val="false"/>
-                <w:u w:val="none"/>
-                <w:sz w:val="22"/>
-                <w:szCs w:val="22"/>
-                <w:color w:val="000000"/>
-              </w:rPr>
-              <w:t xml:space="preserve">0.700</w:t>
+              <w:t xml:space="preserve">0.71</w:t>
+            </w:r>
+          </w:p>
+        </w:tc>
+        <w:tc>
+          <w:tcPr>
+            <w:tcBorders>
+              <w:bottom w:val="none" w:sz="0" w:space="0" w:color="000000"/>
+              <w:top w:val="none" w:sz="0" w:space="0" w:color="000000"/>
+              <w:left w:val="none" w:sz="0" w:space="0" w:color="000000"/>
+              <w:right w:val="none" w:sz="0" w:space="0" w:color="000000"/>
+            </w:tcBorders>
+            <w:shd w:val="clear" w:color="auto" w:fill="FFFFFF"/>
+            <w:tcMar>
+              <w:top w:w="0" w:type="dxa"/>
+              <w:bottom w:w="0" w:type="dxa"/>
+              <w:left w:w="0" w:type="dxa"/>
+              <w:right w:w="0" w:type="dxa"/>
+            </w:tcMar>
+            <w:vAlign w:val="top"/>
+          </w:tcPr>
+          <w:p>
+            <w:pPr>
+              <w:pStyle w:val="Normal"/>
+              <w:jc w:val="center"/>
+              <w:pBdr>
+                <w:bottom w:val="none" w:sz="0" w:space="0" w:color="000000"/>
+                <w:top w:val="none" w:sz="0" w:space="0" w:color="000000"/>
+                <w:left w:val="none" w:sz="0" w:space="0" w:color="000000"/>
+                <w:right w:val="none" w:sz="0" w:space="0" w:color="000000"/>
+              </w:pBdr>
+              <w:spacing w:after="100" w:before="100" w:line="240"/>
+              <w:ind w:left="100" w:right="100" w:firstLine="0" w:firstLineChars="0"/>
+              <w:rPr>
+                <w:rFonts w:ascii="Helvetica" w:hAnsi="Helvetica" w:eastAsia="Helvetica" w:cs="Helvetica"/>
+                <w:i w:val="false"/>
+                <w:b w:val="false"/>
+                <w:u w:val="none"/>
+                <w:sz w:val="22"/>
+                <w:szCs w:val="22"/>
+                <w:color w:val="000000"/>
+              </w:rPr>
+            </w:pPr>
+            <w:r>
+              <w:rPr>
+                <w:rFonts w:ascii="Helvetica" w:hAnsi="Helvetica" w:eastAsia="Helvetica" w:cs="Helvetica"/>
+                <w:i w:val="false"/>
+                <w:b w:val="false"/>
+                <w:u w:val="none"/>
+                <w:sz w:val="22"/>
+                <w:szCs w:val="22"/>
+                <w:color w:val="000000"/>
+              </w:rPr>
+              <w:t xml:space="preserve">0.15, 3.32</w:t>
+            </w:r>
+          </w:p>
+        </w:tc>
+        <w:tc>
+          <w:tcPr>
+            <w:tcBorders>
+              <w:bottom w:val="none" w:sz="0" w:space="0" w:color="000000"/>
+              <w:top w:val="none" w:sz="0" w:space="0" w:color="000000"/>
+              <w:left w:val="none" w:sz="0" w:space="0" w:color="000000"/>
+              <w:right w:val="none" w:sz="0" w:space="0" w:color="000000"/>
+            </w:tcBorders>
+            <w:shd w:val="clear" w:color="auto" w:fill="FFFFFF"/>
+            <w:tcMar>
+              <w:top w:w="0" w:type="dxa"/>
+              <w:bottom w:w="0" w:type="dxa"/>
+              <w:left w:w="0" w:type="dxa"/>
+              <w:right w:w="0" w:type="dxa"/>
+            </w:tcMar>
+            <w:vAlign w:val="top"/>
+          </w:tcPr>
+          <w:p>
+            <w:pPr>
+              <w:pStyle w:val="Normal"/>
+              <w:jc w:val="center"/>
+              <w:pBdr>
+                <w:bottom w:val="none" w:sz="0" w:space="0" w:color="000000"/>
+                <w:top w:val="none" w:sz="0" w:space="0" w:color="000000"/>
+                <w:left w:val="none" w:sz="0" w:space="0" w:color="000000"/>
+                <w:right w:val="none" w:sz="0" w:space="0" w:color="000000"/>
+              </w:pBdr>
+              <w:spacing w:after="100" w:before="100" w:line="240"/>
+              <w:ind w:left="100" w:right="100" w:firstLine="0" w:firstLineChars="0"/>
+              <w:rPr>
+                <w:rFonts w:ascii="Helvetica" w:hAnsi="Helvetica" w:eastAsia="Helvetica" w:cs="Helvetica"/>
+                <w:i w:val="false"/>
+                <w:b w:val="false"/>
+                <w:u w:val="none"/>
+                <w:sz w:val="22"/>
+                <w:szCs w:val="22"/>
+                <w:color w:val="000000"/>
+              </w:rPr>
+            </w:pPr>
+            <w:r>
+              <w:rPr>
+                <w:rFonts w:ascii="Helvetica" w:hAnsi="Helvetica" w:eastAsia="Helvetica" w:cs="Helvetica"/>
+                <w:i w:val="false"/>
+                <w:b w:val="false"/>
+                <w:u w:val="none"/>
+                <w:sz w:val="22"/>
+                <w:szCs w:val="22"/>
+                <w:color w:val="000000"/>
+              </w:rPr>
+              <w:t xml:space="preserve">0.660</w:t>
             </w:r>
           </w:p>
         </w:tc>
@@ -12695,113 +12695,113 @@
                 <w:szCs w:val="22"/>
                 <w:color w:val="000000"/>
               </w:rPr>
-              <w:t xml:space="preserve">0.90</w:t>
-            </w:r>
-          </w:p>
-        </w:tc>
-        <w:tc>
-          <w:tcPr>
-            <w:tcBorders>
-              <w:bottom w:val="none" w:sz="0" w:space="0" w:color="000000"/>
-              <w:top w:val="none" w:sz="0" w:space="0" w:color="000000"/>
-              <w:left w:val="none" w:sz="0" w:space="0" w:color="000000"/>
-              <w:right w:val="none" w:sz="0" w:space="0" w:color="000000"/>
-            </w:tcBorders>
-            <w:shd w:val="clear" w:color="auto" w:fill="FFFFFF"/>
-            <w:tcMar>
-              <w:top w:w="0" w:type="dxa"/>
-              <w:bottom w:w="0" w:type="dxa"/>
-              <w:left w:w="0" w:type="dxa"/>
-              <w:right w:w="0" w:type="dxa"/>
-            </w:tcMar>
-            <w:vAlign w:val="top"/>
-          </w:tcPr>
-          <w:p>
-            <w:pPr>
-              <w:pStyle w:val="Normal"/>
-              <w:jc w:val="center"/>
-              <w:pBdr>
-                <w:bottom w:val="none" w:sz="0" w:space="0" w:color="000000"/>
-                <w:top w:val="none" w:sz="0" w:space="0" w:color="000000"/>
-                <w:left w:val="none" w:sz="0" w:space="0" w:color="000000"/>
-                <w:right w:val="none" w:sz="0" w:space="0" w:color="000000"/>
-              </w:pBdr>
-              <w:spacing w:after="100" w:before="100" w:line="240"/>
-              <w:ind w:left="100" w:right="100" w:firstLine="0" w:firstLineChars="0"/>
-              <w:rPr>
-                <w:rFonts w:ascii="Helvetica" w:hAnsi="Helvetica" w:eastAsia="Helvetica" w:cs="Helvetica"/>
-                <w:i w:val="false"/>
-                <w:b w:val="false"/>
-                <w:u w:val="none"/>
-                <w:sz w:val="22"/>
-                <w:szCs w:val="22"/>
-                <w:color w:val="000000"/>
-              </w:rPr>
-            </w:pPr>
-            <w:r>
-              <w:rPr>
-                <w:rFonts w:ascii="Helvetica" w:hAnsi="Helvetica" w:eastAsia="Helvetica" w:cs="Helvetica"/>
-                <w:i w:val="false"/>
-                <w:b w:val="false"/>
-                <w:u w:val="none"/>
-                <w:sz w:val="22"/>
-                <w:szCs w:val="22"/>
-                <w:color w:val="000000"/>
-              </w:rPr>
-              <w:t xml:space="preserve">0.10, 7.89</w:t>
-            </w:r>
-          </w:p>
-        </w:tc>
-        <w:tc>
-          <w:tcPr>
-            <w:tcBorders>
-              <w:bottom w:val="none" w:sz="0" w:space="0" w:color="000000"/>
-              <w:top w:val="none" w:sz="0" w:space="0" w:color="000000"/>
-              <w:left w:val="none" w:sz="0" w:space="0" w:color="000000"/>
-              <w:right w:val="none" w:sz="0" w:space="0" w:color="000000"/>
-            </w:tcBorders>
-            <w:shd w:val="clear" w:color="auto" w:fill="FFFFFF"/>
-            <w:tcMar>
-              <w:top w:w="0" w:type="dxa"/>
-              <w:bottom w:w="0" w:type="dxa"/>
-              <w:left w:w="0" w:type="dxa"/>
-              <w:right w:w="0" w:type="dxa"/>
-            </w:tcMar>
-            <w:vAlign w:val="top"/>
-          </w:tcPr>
-          <w:p>
-            <w:pPr>
-              <w:pStyle w:val="Normal"/>
-              <w:jc w:val="center"/>
-              <w:pBdr>
-                <w:bottom w:val="none" w:sz="0" w:space="0" w:color="000000"/>
-                <w:top w:val="none" w:sz="0" w:space="0" w:color="000000"/>
-                <w:left w:val="none" w:sz="0" w:space="0" w:color="000000"/>
-                <w:right w:val="none" w:sz="0" w:space="0" w:color="000000"/>
-              </w:pBdr>
-              <w:spacing w:after="100" w:before="100" w:line="240"/>
-              <w:ind w:left="100" w:right="100" w:firstLine="0" w:firstLineChars="0"/>
-              <w:rPr>
-                <w:rFonts w:ascii="Helvetica" w:hAnsi="Helvetica" w:eastAsia="Helvetica" w:cs="Helvetica"/>
-                <w:i w:val="false"/>
-                <w:b w:val="false"/>
-                <w:u w:val="none"/>
-                <w:sz w:val="22"/>
-                <w:szCs w:val="22"/>
-                <w:color w:val="000000"/>
-              </w:rPr>
-            </w:pPr>
-            <w:r>
-              <w:rPr>
-                <w:rFonts w:ascii="Helvetica" w:hAnsi="Helvetica" w:eastAsia="Helvetica" w:cs="Helvetica"/>
-                <w:i w:val="false"/>
-                <w:b w:val="false"/>
-                <w:u w:val="none"/>
-                <w:sz w:val="22"/>
-                <w:szCs w:val="22"/>
-                <w:color w:val="000000"/>
-              </w:rPr>
-              <w:t xml:space="preserve">0.930</w:t>
+              <w:t xml:space="preserve">0.92</w:t>
+            </w:r>
+          </w:p>
+        </w:tc>
+        <w:tc>
+          <w:tcPr>
+            <w:tcBorders>
+              <w:bottom w:val="none" w:sz="0" w:space="0" w:color="000000"/>
+              <w:top w:val="none" w:sz="0" w:space="0" w:color="000000"/>
+              <w:left w:val="none" w:sz="0" w:space="0" w:color="000000"/>
+              <w:right w:val="none" w:sz="0" w:space="0" w:color="000000"/>
+            </w:tcBorders>
+            <w:shd w:val="clear" w:color="auto" w:fill="FFFFFF"/>
+            <w:tcMar>
+              <w:top w:w="0" w:type="dxa"/>
+              <w:bottom w:w="0" w:type="dxa"/>
+              <w:left w:w="0" w:type="dxa"/>
+              <w:right w:w="0" w:type="dxa"/>
+            </w:tcMar>
+            <w:vAlign w:val="top"/>
+          </w:tcPr>
+          <w:p>
+            <w:pPr>
+              <w:pStyle w:val="Normal"/>
+              <w:jc w:val="center"/>
+              <w:pBdr>
+                <w:bottom w:val="none" w:sz="0" w:space="0" w:color="000000"/>
+                <w:top w:val="none" w:sz="0" w:space="0" w:color="000000"/>
+                <w:left w:val="none" w:sz="0" w:space="0" w:color="000000"/>
+                <w:right w:val="none" w:sz="0" w:space="0" w:color="000000"/>
+              </w:pBdr>
+              <w:spacing w:after="100" w:before="100" w:line="240"/>
+              <w:ind w:left="100" w:right="100" w:firstLine="0" w:firstLineChars="0"/>
+              <w:rPr>
+                <w:rFonts w:ascii="Helvetica" w:hAnsi="Helvetica" w:eastAsia="Helvetica" w:cs="Helvetica"/>
+                <w:i w:val="false"/>
+                <w:b w:val="false"/>
+                <w:u w:val="none"/>
+                <w:sz w:val="22"/>
+                <w:szCs w:val="22"/>
+                <w:color w:val="000000"/>
+              </w:rPr>
+            </w:pPr>
+            <w:r>
+              <w:rPr>
+                <w:rFonts w:ascii="Helvetica" w:hAnsi="Helvetica" w:eastAsia="Helvetica" w:cs="Helvetica"/>
+                <w:i w:val="false"/>
+                <w:b w:val="false"/>
+                <w:u w:val="none"/>
+                <w:sz w:val="22"/>
+                <w:szCs w:val="22"/>
+                <w:color w:val="000000"/>
+              </w:rPr>
+              <w:t xml:space="preserve">0.10, 8.35</w:t>
+            </w:r>
+          </w:p>
+        </w:tc>
+        <w:tc>
+          <w:tcPr>
+            <w:tcBorders>
+              <w:bottom w:val="none" w:sz="0" w:space="0" w:color="000000"/>
+              <w:top w:val="none" w:sz="0" w:space="0" w:color="000000"/>
+              <w:left w:val="none" w:sz="0" w:space="0" w:color="000000"/>
+              <w:right w:val="none" w:sz="0" w:space="0" w:color="000000"/>
+            </w:tcBorders>
+            <w:shd w:val="clear" w:color="auto" w:fill="FFFFFF"/>
+            <w:tcMar>
+              <w:top w:w="0" w:type="dxa"/>
+              <w:bottom w:w="0" w:type="dxa"/>
+              <w:left w:w="0" w:type="dxa"/>
+              <w:right w:w="0" w:type="dxa"/>
+            </w:tcMar>
+            <w:vAlign w:val="top"/>
+          </w:tcPr>
+          <w:p>
+            <w:pPr>
+              <w:pStyle w:val="Normal"/>
+              <w:jc w:val="center"/>
+              <w:pBdr>
+                <w:bottom w:val="none" w:sz="0" w:space="0" w:color="000000"/>
+                <w:top w:val="none" w:sz="0" w:space="0" w:color="000000"/>
+                <w:left w:val="none" w:sz="0" w:space="0" w:color="000000"/>
+                <w:right w:val="none" w:sz="0" w:space="0" w:color="000000"/>
+              </w:pBdr>
+              <w:spacing w:after="100" w:before="100" w:line="240"/>
+              <w:ind w:left="100" w:right="100" w:firstLine="0" w:firstLineChars="0"/>
+              <w:rPr>
+                <w:rFonts w:ascii="Helvetica" w:hAnsi="Helvetica" w:eastAsia="Helvetica" w:cs="Helvetica"/>
+                <w:i w:val="false"/>
+                <w:b w:val="false"/>
+                <w:u w:val="none"/>
+                <w:sz w:val="22"/>
+                <w:szCs w:val="22"/>
+                <w:color w:val="000000"/>
+              </w:rPr>
+            </w:pPr>
+            <w:r>
+              <w:rPr>
+                <w:rFonts w:ascii="Helvetica" w:hAnsi="Helvetica" w:eastAsia="Helvetica" w:cs="Helvetica"/>
+                <w:i w:val="false"/>
+                <w:b w:val="false"/>
+                <w:u w:val="none"/>
+                <w:sz w:val="22"/>
+                <w:szCs w:val="22"/>
+                <w:color w:val="000000"/>
+              </w:rPr>
+              <w:t xml:space="preserve">0.940</w:t>
             </w:r>
           </w:p>
         </w:tc>
@@ -13178,60 +13178,60 @@
                 <w:szCs w:val="22"/>
                 <w:color w:val="000000"/>
               </w:rPr>
-              <w:t xml:space="preserve">3.70</w:t>
-            </w:r>
-          </w:p>
-        </w:tc>
-        <w:tc>
-          <w:tcPr>
-            <w:tcBorders>
-              <w:bottom w:val="none" w:sz="0" w:space="0" w:color="000000"/>
-              <w:top w:val="none" w:sz="0" w:space="0" w:color="000000"/>
-              <w:left w:val="none" w:sz="0" w:space="0" w:color="000000"/>
-              <w:right w:val="none" w:sz="0" w:space="0" w:color="000000"/>
-            </w:tcBorders>
-            <w:shd w:val="clear" w:color="auto" w:fill="FFFFFF"/>
-            <w:tcMar>
-              <w:top w:w="0" w:type="dxa"/>
-              <w:bottom w:w="0" w:type="dxa"/>
-              <w:left w:w="0" w:type="dxa"/>
-              <w:right w:w="0" w:type="dxa"/>
-            </w:tcMar>
-            <w:vAlign w:val="top"/>
-          </w:tcPr>
-          <w:p>
-            <w:pPr>
-              <w:pStyle w:val="Normal"/>
-              <w:jc w:val="center"/>
-              <w:pBdr>
-                <w:bottom w:val="none" w:sz="0" w:space="0" w:color="000000"/>
-                <w:top w:val="none" w:sz="0" w:space="0" w:color="000000"/>
-                <w:left w:val="none" w:sz="0" w:space="0" w:color="000000"/>
-                <w:right w:val="none" w:sz="0" w:space="0" w:color="000000"/>
-              </w:pBdr>
-              <w:spacing w:after="100" w:before="100" w:line="240"/>
-              <w:ind w:left="100" w:right="100" w:firstLine="0" w:firstLineChars="0"/>
-              <w:rPr>
-                <w:rFonts w:ascii="Helvetica" w:hAnsi="Helvetica" w:eastAsia="Helvetica" w:cs="Helvetica"/>
-                <w:i w:val="false"/>
-                <w:b w:val="false"/>
-                <w:u w:val="none"/>
-                <w:sz w:val="22"/>
-                <w:szCs w:val="22"/>
-                <w:color w:val="000000"/>
-              </w:rPr>
-            </w:pPr>
-            <w:r>
-              <w:rPr>
-                <w:rFonts w:ascii="Helvetica" w:hAnsi="Helvetica" w:eastAsia="Helvetica" w:cs="Helvetica"/>
-                <w:i w:val="false"/>
-                <w:b w:val="false"/>
-                <w:u w:val="none"/>
-                <w:sz w:val="22"/>
-                <w:szCs w:val="22"/>
-                <w:color w:val="000000"/>
-              </w:rPr>
-              <w:t xml:space="preserve">0.65, 21.2</w:t>
+              <w:t xml:space="preserve">3.61</w:t>
+            </w:r>
+          </w:p>
+        </w:tc>
+        <w:tc>
+          <w:tcPr>
+            <w:tcBorders>
+              <w:bottom w:val="none" w:sz="0" w:space="0" w:color="000000"/>
+              <w:top w:val="none" w:sz="0" w:space="0" w:color="000000"/>
+              <w:left w:val="none" w:sz="0" w:space="0" w:color="000000"/>
+              <w:right w:val="none" w:sz="0" w:space="0" w:color="000000"/>
+            </w:tcBorders>
+            <w:shd w:val="clear" w:color="auto" w:fill="FFFFFF"/>
+            <w:tcMar>
+              <w:top w:w="0" w:type="dxa"/>
+              <w:bottom w:w="0" w:type="dxa"/>
+              <w:left w:w="0" w:type="dxa"/>
+              <w:right w:w="0" w:type="dxa"/>
+            </w:tcMar>
+            <w:vAlign w:val="top"/>
+          </w:tcPr>
+          <w:p>
+            <w:pPr>
+              <w:pStyle w:val="Normal"/>
+              <w:jc w:val="center"/>
+              <w:pBdr>
+                <w:bottom w:val="none" w:sz="0" w:space="0" w:color="000000"/>
+                <w:top w:val="none" w:sz="0" w:space="0" w:color="000000"/>
+                <w:left w:val="none" w:sz="0" w:space="0" w:color="000000"/>
+                <w:right w:val="none" w:sz="0" w:space="0" w:color="000000"/>
+              </w:pBdr>
+              <w:spacing w:after="100" w:before="100" w:line="240"/>
+              <w:ind w:left="100" w:right="100" w:firstLine="0" w:firstLineChars="0"/>
+              <w:rPr>
+                <w:rFonts w:ascii="Helvetica" w:hAnsi="Helvetica" w:eastAsia="Helvetica" w:cs="Helvetica"/>
+                <w:i w:val="false"/>
+                <w:b w:val="false"/>
+                <w:u w:val="none"/>
+                <w:sz w:val="22"/>
+                <w:szCs w:val="22"/>
+                <w:color w:val="000000"/>
+              </w:rPr>
+            </w:pPr>
+            <w:r>
+              <w:rPr>
+                <w:rFonts w:ascii="Helvetica" w:hAnsi="Helvetica" w:eastAsia="Helvetica" w:cs="Helvetica"/>
+                <w:i w:val="false"/>
+                <w:b w:val="false"/>
+                <w:u w:val="none"/>
+                <w:sz w:val="22"/>
+                <w:szCs w:val="22"/>
+                <w:color w:val="000000"/>
+              </w:rPr>
+              <w:t xml:space="preserve">0.65, 20.2</w:t>
             </w:r>
           </w:p>
         </w:tc>
@@ -14197,7 +14197,7 @@
                 <w:szCs w:val="22"/>
                 <w:color w:val="000000"/>
               </w:rPr>
-              <w:t xml:space="preserve">0.88, 1.06</w:t>
+              <w:t xml:space="preserve">0.88, 1.07</w:t>
             </w:r>
           </w:p>
         </w:tc>
@@ -14627,596 +14627,113 @@
                 <w:szCs w:val="22"/>
                 <w:color w:val="000000"/>
               </w:rPr>
-              <w:t xml:space="preserve">0.57</w:t>
-            </w:r>
-          </w:p>
-        </w:tc>
-        <w:tc>
-          <w:tcPr>
-            <w:tcBorders>
-              <w:bottom w:val="none" w:sz="0" w:space="0" w:color="000000"/>
-              <w:top w:val="none" w:sz="0" w:space="0" w:color="000000"/>
-              <w:left w:val="none" w:sz="0" w:space="0" w:color="000000"/>
-              <w:right w:val="none" w:sz="0" w:space="0" w:color="000000"/>
-            </w:tcBorders>
-            <w:shd w:val="clear" w:color="auto" w:fill="FFFFFF"/>
-            <w:tcMar>
-              <w:top w:w="0" w:type="dxa"/>
-              <w:bottom w:w="0" w:type="dxa"/>
-              <w:left w:w="0" w:type="dxa"/>
-              <w:right w:w="0" w:type="dxa"/>
-            </w:tcMar>
-            <w:vAlign w:val="top"/>
-          </w:tcPr>
-          <w:p>
-            <w:pPr>
-              <w:pStyle w:val="Normal"/>
-              <w:jc w:val="center"/>
-              <w:pBdr>
-                <w:bottom w:val="none" w:sz="0" w:space="0" w:color="000000"/>
-                <w:top w:val="none" w:sz="0" w:space="0" w:color="000000"/>
-                <w:left w:val="none" w:sz="0" w:space="0" w:color="000000"/>
-                <w:right w:val="none" w:sz="0" w:space="0" w:color="000000"/>
-              </w:pBdr>
-              <w:spacing w:after="100" w:before="100" w:line="240"/>
-              <w:ind w:left="100" w:right="100" w:firstLine="0" w:firstLineChars="0"/>
-              <w:rPr>
-                <w:rFonts w:ascii="Helvetica" w:hAnsi="Helvetica" w:eastAsia="Helvetica" w:cs="Helvetica"/>
-                <w:i w:val="false"/>
-                <w:b w:val="false"/>
-                <w:u w:val="none"/>
-                <w:sz w:val="22"/>
-                <w:szCs w:val="22"/>
-                <w:color w:val="000000"/>
-              </w:rPr>
-            </w:pPr>
-            <w:r>
-              <w:rPr>
-                <w:rFonts w:ascii="Helvetica" w:hAnsi="Helvetica" w:eastAsia="Helvetica" w:cs="Helvetica"/>
-                <w:i w:val="false"/>
-                <w:b w:val="false"/>
-                <w:u w:val="none"/>
-                <w:sz w:val="22"/>
-                <w:szCs w:val="22"/>
-                <w:color w:val="000000"/>
-              </w:rPr>
-              <w:t xml:space="preserve">0.22, 1.48</w:t>
-            </w:r>
-          </w:p>
-        </w:tc>
-        <w:tc>
-          <w:tcPr>
-            <w:tcBorders>
-              <w:bottom w:val="none" w:sz="0" w:space="0" w:color="000000"/>
-              <w:top w:val="none" w:sz="0" w:space="0" w:color="000000"/>
-              <w:left w:val="none" w:sz="0" w:space="0" w:color="000000"/>
-              <w:right w:val="none" w:sz="0" w:space="0" w:color="000000"/>
-            </w:tcBorders>
-            <w:shd w:val="clear" w:color="auto" w:fill="FFFFFF"/>
-            <w:tcMar>
-              <w:top w:w="0" w:type="dxa"/>
-              <w:bottom w:w="0" w:type="dxa"/>
-              <w:left w:w="0" w:type="dxa"/>
-              <w:right w:w="0" w:type="dxa"/>
-            </w:tcMar>
-            <w:vAlign w:val="top"/>
-          </w:tcPr>
-          <w:p>
-            <w:pPr>
-              <w:pStyle w:val="Normal"/>
-              <w:jc w:val="center"/>
-              <w:pBdr>
-                <w:bottom w:val="none" w:sz="0" w:space="0" w:color="000000"/>
-                <w:top w:val="none" w:sz="0" w:space="0" w:color="000000"/>
-                <w:left w:val="none" w:sz="0" w:space="0" w:color="000000"/>
-                <w:right w:val="none" w:sz="0" w:space="0" w:color="000000"/>
-              </w:pBdr>
-              <w:spacing w:after="100" w:before="100" w:line="240"/>
-              <w:ind w:left="100" w:right="100" w:firstLine="0" w:firstLineChars="0"/>
-              <w:rPr>
-                <w:rFonts w:ascii="Helvetica" w:hAnsi="Helvetica" w:eastAsia="Helvetica" w:cs="Helvetica"/>
-                <w:i w:val="false"/>
-                <w:b w:val="false"/>
-                <w:u w:val="none"/>
-                <w:sz w:val="22"/>
-                <w:szCs w:val="22"/>
-                <w:color w:val="000000"/>
-              </w:rPr>
-            </w:pPr>
-            <w:r>
-              <w:rPr>
-                <w:rFonts w:ascii="Helvetica" w:hAnsi="Helvetica" w:eastAsia="Helvetica" w:cs="Helvetica"/>
-                <w:i w:val="false"/>
-                <w:b w:val="false"/>
-                <w:u w:val="none"/>
-                <w:sz w:val="22"/>
-                <w:szCs w:val="22"/>
-                <w:color w:val="000000"/>
-              </w:rPr>
-              <w:t xml:space="preserve">0.250</w:t>
-            </w:r>
-          </w:p>
-        </w:tc>
-      </w:tr>
-      <w:tr>
-        <w:trPr>
-          <w:trHeight w:val="598" w:hRule="auto"/>
-        </w:trPr>
-        body30
-        <w:tc>
-          <w:tcPr>
-            <w:tcBorders>
-              <w:bottom w:val="none" w:sz="0" w:space="0" w:color="000000"/>
-              <w:top w:val="none" w:sz="0" w:space="0" w:color="000000"/>
-              <w:left w:val="none" w:sz="0" w:space="0" w:color="000000"/>
-              <w:right w:val="none" w:sz="0" w:space="0" w:color="000000"/>
-            </w:tcBorders>
-            <w:shd w:val="clear" w:color="auto" w:fill="FFFFFF"/>
-            <w:tcMar>
-              <w:top w:w="0" w:type="dxa"/>
-              <w:bottom w:w="0" w:type="dxa"/>
-              <w:left w:w="0" w:type="dxa"/>
-              <w:right w:w="0" w:type="dxa"/>
-            </w:tcMar>
-            <w:vAlign w:val="top"/>
-          </w:tcPr>
-          <w:p>
-            <w:pPr>
-              <w:pStyle w:val="Normal"/>
-              <w:jc w:val="left"/>
-              <w:pBdr>
-                <w:bottom w:val="none" w:sz="0" w:space="0" w:color="000000"/>
-                <w:top w:val="none" w:sz="0" w:space="0" w:color="000000"/>
-                <w:left w:val="none" w:sz="0" w:space="0" w:color="000000"/>
-                <w:right w:val="none" w:sz="0" w:space="0" w:color="000000"/>
-              </w:pBdr>
-              <w:spacing w:after="100" w:before="100" w:line="240"/>
-              <w:ind w:left="100" w:right="100" w:firstLine="0" w:firstLineChars="0"/>
-              <w:rPr>
-                <w:rFonts w:ascii="Helvetica" w:hAnsi="Helvetica" w:eastAsia="Helvetica" w:cs="Helvetica"/>
-                <w:i w:val="false"/>
-                <w:b w:val="false"/>
-                <w:u w:val="none"/>
-                <w:sz w:val="22"/>
-                <w:szCs w:val="22"/>
-                <w:color w:val="000000"/>
-              </w:rPr>
-            </w:pPr>
-            <w:r>
-              <w:rPr>
-                <w:rFonts w:ascii="Helvetica" w:hAnsi="Helvetica" w:eastAsia="Helvetica" w:cs="Helvetica"/>
-                <w:i w:val="false"/>
-                <w:b w:val="false"/>
-                <w:u w:val="none"/>
-                <w:sz w:val="22"/>
-                <w:szCs w:val="22"/>
-                <w:color w:val="000000"/>
-              </w:rPr>
-              <w:t xml:space="preserve">steroids</w:t>
-            </w:r>
-          </w:p>
-        </w:tc>
-        <w:tc>
-          <w:tcPr>
-            <w:tcBorders>
-              <w:bottom w:val="none" w:sz="0" w:space="0" w:color="000000"/>
-              <w:top w:val="none" w:sz="0" w:space="0" w:color="000000"/>
-              <w:left w:val="none" w:sz="0" w:space="0" w:color="000000"/>
-              <w:right w:val="none" w:sz="0" w:space="0" w:color="000000"/>
-            </w:tcBorders>
-            <w:shd w:val="clear" w:color="auto" w:fill="FFFFFF"/>
-            <w:tcMar>
-              <w:top w:w="0" w:type="dxa"/>
-              <w:bottom w:w="0" w:type="dxa"/>
-              <w:left w:w="0" w:type="dxa"/>
-              <w:right w:w="0" w:type="dxa"/>
-            </w:tcMar>
-            <w:vAlign w:val="top"/>
-          </w:tcPr>
-          <w:p>
-            <w:pPr>
-              <w:pStyle w:val="Normal"/>
-              <w:jc w:val="center"/>
-              <w:pBdr>
-                <w:bottom w:val="none" w:sz="0" w:space="0" w:color="000000"/>
-                <w:top w:val="none" w:sz="0" w:space="0" w:color="000000"/>
-                <w:left w:val="none" w:sz="0" w:space="0" w:color="000000"/>
-                <w:right w:val="none" w:sz="0" w:space="0" w:color="000000"/>
-              </w:pBdr>
-              <w:spacing w:after="100" w:before="100" w:line="240"/>
-              <w:ind w:left="100" w:right="100" w:firstLine="0" w:firstLineChars="0"/>
-              <w:rPr>
-                <w:rFonts w:ascii="Helvetica" w:hAnsi="Helvetica" w:eastAsia="Helvetica" w:cs="Helvetica"/>
-                <w:i w:val="false"/>
-                <w:b w:val="false"/>
-                <w:u w:val="none"/>
-                <w:sz w:val="22"/>
-                <w:szCs w:val="22"/>
-                <w:color w:val="000000"/>
-              </w:rPr>
-            </w:pPr>
-            <w:r>
-              <w:rPr>
-                <w:rFonts w:ascii="Helvetica" w:hAnsi="Helvetica" w:eastAsia="Helvetica" w:cs="Helvetica"/>
-                <w:i w:val="false"/>
-                <w:b w:val="false"/>
-                <w:u w:val="none"/>
-                <w:sz w:val="22"/>
-                <w:szCs w:val="22"/>
-                <w:color w:val="000000"/>
-              </w:rPr>
-              <w:t xml:space="preserve">264</w:t>
-            </w:r>
-          </w:p>
-        </w:tc>
-        <w:tc>
-          <w:tcPr>
-            <w:tcBorders>
-              <w:bottom w:val="none" w:sz="0" w:space="0" w:color="000000"/>
-              <w:top w:val="none" w:sz="0" w:space="0" w:color="000000"/>
-              <w:left w:val="none" w:sz="0" w:space="0" w:color="000000"/>
-              <w:right w:val="none" w:sz="0" w:space="0" w:color="000000"/>
-            </w:tcBorders>
-            <w:shd w:val="clear" w:color="auto" w:fill="FFFFFF"/>
-            <w:tcMar>
-              <w:top w:w="0" w:type="dxa"/>
-              <w:bottom w:w="0" w:type="dxa"/>
-              <w:left w:w="0" w:type="dxa"/>
-              <w:right w:w="0" w:type="dxa"/>
-            </w:tcMar>
-            <w:vAlign w:val="top"/>
-          </w:tcPr>
-          <w:p>
-            <w:pPr>
-              <w:pStyle w:val="Normal"/>
-              <w:jc w:val="center"/>
-              <w:pBdr>
-                <w:bottom w:val="none" w:sz="0" w:space="0" w:color="000000"/>
-                <w:top w:val="none" w:sz="0" w:space="0" w:color="000000"/>
-                <w:left w:val="none" w:sz="0" w:space="0" w:color="000000"/>
-                <w:right w:val="none" w:sz="0" w:space="0" w:color="000000"/>
-              </w:pBdr>
-              <w:spacing w:after="100" w:before="100" w:line="240"/>
-              <w:ind w:left="100" w:right="100" w:firstLine="0" w:firstLineChars="0"/>
-              <w:rPr>
-                <w:rFonts w:ascii="Helvetica" w:hAnsi="Helvetica" w:eastAsia="Helvetica" w:cs="Helvetica"/>
-                <w:i w:val="false"/>
-                <w:b w:val="false"/>
-                <w:u w:val="none"/>
-                <w:sz w:val="22"/>
-                <w:szCs w:val="22"/>
-                <w:color w:val="000000"/>
-              </w:rPr>
-            </w:pPr>
-            <w:r>
-              <w:rPr>
-                <w:rFonts w:ascii="Helvetica" w:hAnsi="Helvetica" w:eastAsia="Helvetica" w:cs="Helvetica"/>
-                <w:i w:val="false"/>
-                <w:b w:val="false"/>
-                <w:u w:val="none"/>
-                <w:sz w:val="22"/>
-                <w:szCs w:val="22"/>
-                <w:color w:val="000000"/>
-              </w:rPr>
-              <w:t xml:space="preserve">22,640</w:t>
-            </w:r>
-          </w:p>
-        </w:tc>
-        <w:tc>
-          <w:tcPr>
-            <w:tcBorders>
-              <w:bottom w:val="none" w:sz="0" w:space="0" w:color="000000"/>
-              <w:top w:val="none" w:sz="0" w:space="0" w:color="000000"/>
-              <w:left w:val="none" w:sz="0" w:space="0" w:color="000000"/>
-              <w:right w:val="none" w:sz="0" w:space="0" w:color="000000"/>
-            </w:tcBorders>
-            <w:shd w:val="clear" w:color="auto" w:fill="FFFFFF"/>
-            <w:tcMar>
-              <w:top w:w="0" w:type="dxa"/>
-              <w:bottom w:w="0" w:type="dxa"/>
-              <w:left w:w="0" w:type="dxa"/>
-              <w:right w:w="0" w:type="dxa"/>
-            </w:tcMar>
-            <w:vAlign w:val="top"/>
-          </w:tcPr>
-          <w:p>
-            <w:pPr>
-              <w:pStyle w:val="Normal"/>
-              <w:jc w:val="center"/>
-              <w:pBdr>
-                <w:bottom w:val="none" w:sz="0" w:space="0" w:color="000000"/>
-                <w:top w:val="none" w:sz="0" w:space="0" w:color="000000"/>
-                <w:left w:val="none" w:sz="0" w:space="0" w:color="000000"/>
-                <w:right w:val="none" w:sz="0" w:space="0" w:color="000000"/>
-              </w:pBdr>
-              <w:spacing w:after="100" w:before="100" w:line="240"/>
-              <w:ind w:left="100" w:right="100" w:firstLine="0" w:firstLineChars="0"/>
-              <w:rPr>
-                <w:rFonts w:ascii="Helvetica" w:hAnsi="Helvetica" w:eastAsia="Helvetica" w:cs="Helvetica"/>
-                <w:i w:val="false"/>
-                <w:b w:val="false"/>
-                <w:u w:val="none"/>
-                <w:sz w:val="22"/>
-                <w:szCs w:val="22"/>
-                <w:color w:val="000000"/>
-              </w:rPr>
-            </w:pPr>
-            <w:r>
-              <w:rPr>
-                <w:rFonts w:ascii="Helvetica" w:hAnsi="Helvetica" w:eastAsia="Helvetica" w:cs="Helvetica"/>
-                <w:i w:val="false"/>
-                <w:b w:val="false"/>
-                <w:u w:val="none"/>
-                <w:sz w:val="22"/>
-                <w:szCs w:val="22"/>
-                <w:color w:val="000000"/>
-              </w:rPr>
-              <w:t xml:space="preserve">7,755, 66,098</w:t>
-            </w:r>
-          </w:p>
-        </w:tc>
-        <w:tc>
-          <w:tcPr>
-            <w:tcBorders>
-              <w:bottom w:val="none" w:sz="0" w:space="0" w:color="000000"/>
-              <w:top w:val="none" w:sz="0" w:space="0" w:color="000000"/>
-              <w:left w:val="none" w:sz="0" w:space="0" w:color="000000"/>
-              <w:right w:val="none" w:sz="0" w:space="0" w:color="000000"/>
-            </w:tcBorders>
-            <w:shd w:val="clear" w:color="auto" w:fill="FFFFFF"/>
-            <w:tcMar>
-              <w:top w:w="0" w:type="dxa"/>
-              <w:bottom w:w="0" w:type="dxa"/>
-              <w:left w:w="0" w:type="dxa"/>
-              <w:right w:w="0" w:type="dxa"/>
-            </w:tcMar>
-            <w:vAlign w:val="top"/>
-          </w:tcPr>
-          <w:p>
-            <w:pPr>
-              <w:pStyle w:val="Normal"/>
-              <w:jc w:val="center"/>
-              <w:pBdr>
-                <w:bottom w:val="none" w:sz="0" w:space="0" w:color="000000"/>
-                <w:top w:val="none" w:sz="0" w:space="0" w:color="000000"/>
-                <w:left w:val="none" w:sz="0" w:space="0" w:color="000000"/>
-                <w:right w:val="none" w:sz="0" w:space="0" w:color="000000"/>
-              </w:pBdr>
-              <w:spacing w:after="100" w:before="100" w:line="240"/>
-              <w:ind w:left="100" w:right="100" w:firstLine="0" w:firstLineChars="0"/>
-              <w:rPr>
-                <w:rFonts w:ascii="Helvetica" w:hAnsi="Helvetica" w:eastAsia="Helvetica" w:cs="Helvetica"/>
-                <w:i w:val="false"/>
-                <w:b w:val="false"/>
-                <w:u w:val="none"/>
-                <w:sz w:val="22"/>
-                <w:szCs w:val="22"/>
-                <w:color w:val="000000"/>
-              </w:rPr>
-            </w:pPr>
-            <w:r>
-              <w:rPr>
-                <w:rFonts w:ascii="Helvetica" w:hAnsi="Helvetica" w:eastAsia="Helvetica" w:cs="Helvetica"/>
-                <w:i w:val="false"/>
-                <w:b w:val="false"/>
-                <w:u w:val="none"/>
-                <w:sz w:val="22"/>
-                <w:szCs w:val="22"/>
-                <w:color w:val="000000"/>
-              </w:rPr>
-              <w:t xml:space="preserve">&lt;0.001</w:t>
-            </w:r>
-          </w:p>
-        </w:tc>
-        <w:tc>
-          <w:tcPr>
-            <w:tcBorders>
-              <w:bottom w:val="none" w:sz="0" w:space="0" w:color="000000"/>
-              <w:top w:val="none" w:sz="0" w:space="0" w:color="000000"/>
-              <w:left w:val="none" w:sz="0" w:space="0" w:color="000000"/>
-              <w:right w:val="none" w:sz="0" w:space="0" w:color="000000"/>
-            </w:tcBorders>
-            <w:shd w:val="clear" w:color="auto" w:fill="FFFFFF"/>
-            <w:tcMar>
-              <w:top w:w="0" w:type="dxa"/>
-              <w:bottom w:w="0" w:type="dxa"/>
-              <w:left w:w="0" w:type="dxa"/>
-              <w:right w:w="0" w:type="dxa"/>
-            </w:tcMar>
-            <w:vAlign w:val="top"/>
-          </w:tcPr>
-          <w:p>
-            <w:pPr>
-              <w:pStyle w:val="Normal"/>
-              <w:jc w:val="center"/>
-              <w:pBdr>
-                <w:bottom w:val="none" w:sz="0" w:space="0" w:color="000000"/>
-                <w:top w:val="none" w:sz="0" w:space="0" w:color="000000"/>
-                <w:left w:val="none" w:sz="0" w:space="0" w:color="000000"/>
-                <w:right w:val="none" w:sz="0" w:space="0" w:color="000000"/>
-              </w:pBdr>
-              <w:spacing w:after="100" w:before="100" w:line="240"/>
-              <w:ind w:left="100" w:right="100" w:firstLine="0" w:firstLineChars="0"/>
-              <w:rPr>
-                <w:rFonts w:ascii="Helvetica" w:hAnsi="Helvetica" w:eastAsia="Helvetica" w:cs="Helvetica"/>
-                <w:i w:val="false"/>
-                <w:b w:val="false"/>
-                <w:u w:val="none"/>
-                <w:sz w:val="22"/>
-                <w:szCs w:val="22"/>
-                <w:color w:val="000000"/>
-              </w:rPr>
-            </w:pPr>
-            <w:r>
-              <w:rPr>
-                <w:rFonts w:ascii="Helvetica" w:hAnsi="Helvetica" w:eastAsia="Helvetica" w:cs="Helvetica"/>
-                <w:i w:val="false"/>
-                <w:b w:val="false"/>
-                <w:u w:val="none"/>
-                <w:sz w:val="22"/>
-                <w:szCs w:val="22"/>
-                <w:color w:val="000000"/>
-              </w:rPr>
-              <w:t xml:space="preserve">264</w:t>
-            </w:r>
-          </w:p>
-        </w:tc>
-        <w:tc>
-          <w:tcPr>
-            <w:tcBorders>
-              <w:bottom w:val="none" w:sz="0" w:space="0" w:color="000000"/>
-              <w:top w:val="none" w:sz="0" w:space="0" w:color="000000"/>
-              <w:left w:val="none" w:sz="0" w:space="0" w:color="000000"/>
-              <w:right w:val="none" w:sz="0" w:space="0" w:color="000000"/>
-            </w:tcBorders>
-            <w:shd w:val="clear" w:color="auto" w:fill="FFFFFF"/>
-            <w:tcMar>
-              <w:top w:w="0" w:type="dxa"/>
-              <w:bottom w:w="0" w:type="dxa"/>
-              <w:left w:w="0" w:type="dxa"/>
-              <w:right w:w="0" w:type="dxa"/>
-            </w:tcMar>
-            <w:vAlign w:val="top"/>
-          </w:tcPr>
-          <w:p>
-            <w:pPr>
-              <w:pStyle w:val="Normal"/>
-              <w:jc w:val="center"/>
-              <w:pBdr>
-                <w:bottom w:val="none" w:sz="0" w:space="0" w:color="000000"/>
-                <w:top w:val="none" w:sz="0" w:space="0" w:color="000000"/>
-                <w:left w:val="none" w:sz="0" w:space="0" w:color="000000"/>
-                <w:right w:val="none" w:sz="0" w:space="0" w:color="000000"/>
-              </w:pBdr>
-              <w:spacing w:after="100" w:before="100" w:line="240"/>
-              <w:ind w:left="100" w:right="100" w:firstLine="0" w:firstLineChars="0"/>
-              <w:rPr>
-                <w:rFonts w:ascii="Helvetica" w:hAnsi="Helvetica" w:eastAsia="Helvetica" w:cs="Helvetica"/>
-                <w:i w:val="false"/>
-                <w:b w:val="false"/>
-                <w:u w:val="none"/>
-                <w:sz w:val="22"/>
-                <w:szCs w:val="22"/>
-                <w:color w:val="000000"/>
-              </w:rPr>
-            </w:pPr>
-            <w:r>
-              <w:rPr>
-                <w:rFonts w:ascii="Helvetica" w:hAnsi="Helvetica" w:eastAsia="Helvetica" w:cs="Helvetica"/>
-                <w:i w:val="false"/>
-                <w:b w:val="false"/>
-                <w:u w:val="none"/>
-                <w:sz w:val="22"/>
-                <w:szCs w:val="22"/>
-                <w:color w:val="000000"/>
-              </w:rPr>
-              <w:t xml:space="preserve">47,394</w:t>
-            </w:r>
-          </w:p>
-        </w:tc>
-        <w:tc>
-          <w:tcPr>
-            <w:tcBorders>
-              <w:bottom w:val="none" w:sz="0" w:space="0" w:color="000000"/>
-              <w:top w:val="none" w:sz="0" w:space="0" w:color="000000"/>
-              <w:left w:val="none" w:sz="0" w:space="0" w:color="000000"/>
-              <w:right w:val="none" w:sz="0" w:space="0" w:color="000000"/>
-            </w:tcBorders>
-            <w:shd w:val="clear" w:color="auto" w:fill="FFFFFF"/>
-            <w:tcMar>
-              <w:top w:w="0" w:type="dxa"/>
-              <w:bottom w:w="0" w:type="dxa"/>
-              <w:left w:w="0" w:type="dxa"/>
-              <w:right w:w="0" w:type="dxa"/>
-            </w:tcMar>
-            <w:vAlign w:val="top"/>
-          </w:tcPr>
-          <w:p>
-            <w:pPr>
-              <w:pStyle w:val="Normal"/>
-              <w:jc w:val="center"/>
-              <w:pBdr>
-                <w:bottom w:val="none" w:sz="0" w:space="0" w:color="000000"/>
-                <w:top w:val="none" w:sz="0" w:space="0" w:color="000000"/>
-                <w:left w:val="none" w:sz="0" w:space="0" w:color="000000"/>
-                <w:right w:val="none" w:sz="0" w:space="0" w:color="000000"/>
-              </w:pBdr>
-              <w:spacing w:after="100" w:before="100" w:line="240"/>
-              <w:ind w:left="100" w:right="100" w:firstLine="0" w:firstLineChars="0"/>
-              <w:rPr>
-                <w:rFonts w:ascii="Helvetica" w:hAnsi="Helvetica" w:eastAsia="Helvetica" w:cs="Helvetica"/>
-                <w:i w:val="false"/>
-                <w:b w:val="false"/>
-                <w:u w:val="none"/>
-                <w:sz w:val="22"/>
-                <w:szCs w:val="22"/>
-                <w:color w:val="000000"/>
-              </w:rPr>
-            </w:pPr>
-            <w:r>
-              <w:rPr>
-                <w:rFonts w:ascii="Helvetica" w:hAnsi="Helvetica" w:eastAsia="Helvetica" w:cs="Helvetica"/>
-                <w:i w:val="false"/>
-                <w:b w:val="false"/>
-                <w:u w:val="none"/>
-                <w:sz w:val="22"/>
-                <w:szCs w:val="22"/>
-                <w:color w:val="000000"/>
-              </w:rPr>
-              <w:t xml:space="preserve">6,711, 334,728</w:t>
-            </w:r>
-          </w:p>
-        </w:tc>
-        <w:tc>
-          <w:tcPr>
-            <w:tcBorders>
-              <w:bottom w:val="none" w:sz="0" w:space="0" w:color="000000"/>
-              <w:top w:val="none" w:sz="0" w:space="0" w:color="000000"/>
-              <w:left w:val="none" w:sz="0" w:space="0" w:color="000000"/>
-              <w:right w:val="none" w:sz="0" w:space="0" w:color="000000"/>
-            </w:tcBorders>
-            <w:shd w:val="clear" w:color="auto" w:fill="FFFFFF"/>
-            <w:tcMar>
-              <w:top w:w="0" w:type="dxa"/>
-              <w:bottom w:w="0" w:type="dxa"/>
-              <w:left w:w="0" w:type="dxa"/>
-              <w:right w:w="0" w:type="dxa"/>
-            </w:tcMar>
-            <w:vAlign w:val="top"/>
-          </w:tcPr>
-          <w:p>
-            <w:pPr>
-              <w:pStyle w:val="Normal"/>
-              <w:jc w:val="center"/>
-              <w:pBdr>
-                <w:bottom w:val="none" w:sz="0" w:space="0" w:color="000000"/>
-                <w:top w:val="none" w:sz="0" w:space="0" w:color="000000"/>
-                <w:left w:val="none" w:sz="0" w:space="0" w:color="000000"/>
-                <w:right w:val="none" w:sz="0" w:space="0" w:color="000000"/>
-              </w:pBdr>
-              <w:spacing w:after="100" w:before="100" w:line="240"/>
-              <w:ind w:left="100" w:right="100" w:firstLine="0" w:firstLineChars="0"/>
-              <w:rPr>
-                <w:rFonts w:ascii="Helvetica" w:hAnsi="Helvetica" w:eastAsia="Helvetica" w:cs="Helvetica"/>
-                <w:i w:val="false"/>
-                <w:b w:val="false"/>
-                <w:u w:val="none"/>
-                <w:sz w:val="22"/>
-                <w:szCs w:val="22"/>
-                <w:color w:val="000000"/>
-              </w:rPr>
-            </w:pPr>
-            <w:r>
-              <w:rPr>
-                <w:rFonts w:ascii="Helvetica" w:hAnsi="Helvetica" w:eastAsia="Helvetica" w:cs="Helvetica"/>
-                <w:i w:val="false"/>
-                <w:b w:val="false"/>
-                <w:u w:val="none"/>
-                <w:sz w:val="22"/>
-                <w:szCs w:val="22"/>
-                <w:color w:val="000000"/>
-              </w:rPr>
-              <w:t xml:space="preserve">&lt;0.001</w:t>
+              <w:t xml:space="preserve">0.60</w:t>
+            </w:r>
+          </w:p>
+        </w:tc>
+        <w:tc>
+          <w:tcPr>
+            <w:tcBorders>
+              <w:bottom w:val="none" w:sz="0" w:space="0" w:color="000000"/>
+              <w:top w:val="none" w:sz="0" w:space="0" w:color="000000"/>
+              <w:left w:val="none" w:sz="0" w:space="0" w:color="000000"/>
+              <w:right w:val="none" w:sz="0" w:space="0" w:color="000000"/>
+            </w:tcBorders>
+            <w:shd w:val="clear" w:color="auto" w:fill="FFFFFF"/>
+            <w:tcMar>
+              <w:top w:w="0" w:type="dxa"/>
+              <w:bottom w:w="0" w:type="dxa"/>
+              <w:left w:w="0" w:type="dxa"/>
+              <w:right w:w="0" w:type="dxa"/>
+            </w:tcMar>
+            <w:vAlign w:val="top"/>
+          </w:tcPr>
+          <w:p>
+            <w:pPr>
+              <w:pStyle w:val="Normal"/>
+              <w:jc w:val="center"/>
+              <w:pBdr>
+                <w:bottom w:val="none" w:sz="0" w:space="0" w:color="000000"/>
+                <w:top w:val="none" w:sz="0" w:space="0" w:color="000000"/>
+                <w:left w:val="none" w:sz="0" w:space="0" w:color="000000"/>
+                <w:right w:val="none" w:sz="0" w:space="0" w:color="000000"/>
+              </w:pBdr>
+              <w:spacing w:after="100" w:before="100" w:line="240"/>
+              <w:ind w:left="100" w:right="100" w:firstLine="0" w:firstLineChars="0"/>
+              <w:rPr>
+                <w:rFonts w:ascii="Helvetica" w:hAnsi="Helvetica" w:eastAsia="Helvetica" w:cs="Helvetica"/>
+                <w:i w:val="false"/>
+                <w:b w:val="false"/>
+                <w:u w:val="none"/>
+                <w:sz w:val="22"/>
+                <w:szCs w:val="22"/>
+                <w:color w:val="000000"/>
+              </w:rPr>
+            </w:pPr>
+            <w:r>
+              <w:rPr>
+                <w:rFonts w:ascii="Helvetica" w:hAnsi="Helvetica" w:eastAsia="Helvetica" w:cs="Helvetica"/>
+                <w:i w:val="false"/>
+                <w:b w:val="false"/>
+                <w:u w:val="none"/>
+                <w:sz w:val="22"/>
+                <w:szCs w:val="22"/>
+                <w:color w:val="000000"/>
+              </w:rPr>
+              <w:t xml:space="preserve">0.23, 1.52</w:t>
+            </w:r>
+          </w:p>
+        </w:tc>
+        <w:tc>
+          <w:tcPr>
+            <w:tcBorders>
+              <w:bottom w:val="none" w:sz="0" w:space="0" w:color="000000"/>
+              <w:top w:val="none" w:sz="0" w:space="0" w:color="000000"/>
+              <w:left w:val="none" w:sz="0" w:space="0" w:color="000000"/>
+              <w:right w:val="none" w:sz="0" w:space="0" w:color="000000"/>
+            </w:tcBorders>
+            <w:shd w:val="clear" w:color="auto" w:fill="FFFFFF"/>
+            <w:tcMar>
+              <w:top w:w="0" w:type="dxa"/>
+              <w:bottom w:w="0" w:type="dxa"/>
+              <w:left w:w="0" w:type="dxa"/>
+              <w:right w:w="0" w:type="dxa"/>
+            </w:tcMar>
+            <w:vAlign w:val="top"/>
+          </w:tcPr>
+          <w:p>
+            <w:pPr>
+              <w:pStyle w:val="Normal"/>
+              <w:jc w:val="center"/>
+              <w:pBdr>
+                <w:bottom w:val="none" w:sz="0" w:space="0" w:color="000000"/>
+                <w:top w:val="none" w:sz="0" w:space="0" w:color="000000"/>
+                <w:left w:val="none" w:sz="0" w:space="0" w:color="000000"/>
+                <w:right w:val="none" w:sz="0" w:space="0" w:color="000000"/>
+              </w:pBdr>
+              <w:spacing w:after="100" w:before="100" w:line="240"/>
+              <w:ind w:left="100" w:right="100" w:firstLine="0" w:firstLineChars="0"/>
+              <w:rPr>
+                <w:rFonts w:ascii="Helvetica" w:hAnsi="Helvetica" w:eastAsia="Helvetica" w:cs="Helvetica"/>
+                <w:i w:val="false"/>
+                <w:b w:val="false"/>
+                <w:u w:val="none"/>
+                <w:sz w:val="22"/>
+                <w:szCs w:val="22"/>
+                <w:color w:val="000000"/>
+              </w:rPr>
+            </w:pPr>
+            <w:r>
+              <w:rPr>
+                <w:rFonts w:ascii="Helvetica" w:hAnsi="Helvetica" w:eastAsia="Helvetica" w:cs="Helvetica"/>
+                <w:i w:val="false"/>
+                <w:b w:val="false"/>
+                <w:u w:val="none"/>
+                <w:sz w:val="22"/>
+                <w:szCs w:val="22"/>
+                <w:color w:val="000000"/>
+              </w:rPr>
+              <w:t xml:space="preserve">0.280</w:t>
             </w:r>
           </w:p>
         </w:tc>
@@ -15225,7 +14742,7 @@
         <w:trPr>
           <w:trHeight w:val="616" w:hRule="auto"/>
         </w:trPr>
-        body31
+        body30
         <w:tc>
           <w:tcPr>
             <w:tcBorders>
@@ -15593,113 +15110,113 @@
                 <w:szCs w:val="22"/>
                 <w:color w:val="000000"/>
               </w:rPr>
-              <w:t xml:space="preserve">1.08</w:t>
-            </w:r>
-          </w:p>
-        </w:tc>
-        <w:tc>
-          <w:tcPr>
-            <w:tcBorders>
-              <w:bottom w:val="none" w:sz="0" w:space="0" w:color="000000"/>
-              <w:top w:val="none" w:sz="0" w:space="0" w:color="000000"/>
-              <w:left w:val="none" w:sz="0" w:space="0" w:color="000000"/>
-              <w:right w:val="none" w:sz="0" w:space="0" w:color="000000"/>
-            </w:tcBorders>
-            <w:shd w:val="clear" w:color="auto" w:fill="FFFFFF"/>
-            <w:tcMar>
-              <w:top w:w="0" w:type="dxa"/>
-              <w:bottom w:w="0" w:type="dxa"/>
-              <w:left w:w="0" w:type="dxa"/>
-              <w:right w:w="0" w:type="dxa"/>
-            </w:tcMar>
-            <w:vAlign w:val="top"/>
-          </w:tcPr>
-          <w:p>
-            <w:pPr>
-              <w:pStyle w:val="Normal"/>
-              <w:jc w:val="center"/>
-              <w:pBdr>
-                <w:bottom w:val="none" w:sz="0" w:space="0" w:color="000000"/>
-                <w:top w:val="none" w:sz="0" w:space="0" w:color="000000"/>
-                <w:left w:val="none" w:sz="0" w:space="0" w:color="000000"/>
-                <w:right w:val="none" w:sz="0" w:space="0" w:color="000000"/>
-              </w:pBdr>
-              <w:spacing w:after="100" w:before="100" w:line="240"/>
-              <w:ind w:left="100" w:right="100" w:firstLine="0" w:firstLineChars="0"/>
-              <w:rPr>
-                <w:rFonts w:ascii="Helvetica" w:hAnsi="Helvetica" w:eastAsia="Helvetica" w:cs="Helvetica"/>
-                <w:i w:val="false"/>
-                <w:b w:val="false"/>
-                <w:u w:val="none"/>
-                <w:sz w:val="22"/>
-                <w:szCs w:val="22"/>
-                <w:color w:val="000000"/>
-              </w:rPr>
-            </w:pPr>
-            <w:r>
-              <w:rPr>
-                <w:rFonts w:ascii="Helvetica" w:hAnsi="Helvetica" w:eastAsia="Helvetica" w:cs="Helvetica"/>
-                <w:i w:val="false"/>
-                <w:b w:val="false"/>
-                <w:u w:val="none"/>
-                <w:sz w:val="22"/>
-                <w:szCs w:val="22"/>
-                <w:color w:val="000000"/>
-              </w:rPr>
-              <w:t xml:space="preserve">0.42, 2.81</w:t>
-            </w:r>
-          </w:p>
-        </w:tc>
-        <w:tc>
-          <w:tcPr>
-            <w:tcBorders>
-              <w:bottom w:val="none" w:sz="0" w:space="0" w:color="000000"/>
-              <w:top w:val="none" w:sz="0" w:space="0" w:color="000000"/>
-              <w:left w:val="none" w:sz="0" w:space="0" w:color="000000"/>
-              <w:right w:val="none" w:sz="0" w:space="0" w:color="000000"/>
-            </w:tcBorders>
-            <w:shd w:val="clear" w:color="auto" w:fill="FFFFFF"/>
-            <w:tcMar>
-              <w:top w:w="0" w:type="dxa"/>
-              <w:bottom w:w="0" w:type="dxa"/>
-              <w:left w:w="0" w:type="dxa"/>
-              <w:right w:w="0" w:type="dxa"/>
-            </w:tcMar>
-            <w:vAlign w:val="top"/>
-          </w:tcPr>
-          <w:p>
-            <w:pPr>
-              <w:pStyle w:val="Normal"/>
-              <w:jc w:val="center"/>
-              <w:pBdr>
-                <w:bottom w:val="none" w:sz="0" w:space="0" w:color="000000"/>
-                <w:top w:val="none" w:sz="0" w:space="0" w:color="000000"/>
-                <w:left w:val="none" w:sz="0" w:space="0" w:color="000000"/>
-                <w:right w:val="none" w:sz="0" w:space="0" w:color="000000"/>
-              </w:pBdr>
-              <w:spacing w:after="100" w:before="100" w:line="240"/>
-              <w:ind w:left="100" w:right="100" w:firstLine="0" w:firstLineChars="0"/>
-              <w:rPr>
-                <w:rFonts w:ascii="Helvetica" w:hAnsi="Helvetica" w:eastAsia="Helvetica" w:cs="Helvetica"/>
-                <w:i w:val="false"/>
-                <w:b w:val="false"/>
-                <w:u w:val="none"/>
-                <w:sz w:val="22"/>
-                <w:szCs w:val="22"/>
-                <w:color w:val="000000"/>
-              </w:rPr>
-            </w:pPr>
-            <w:r>
-              <w:rPr>
-                <w:rFonts w:ascii="Helvetica" w:hAnsi="Helvetica" w:eastAsia="Helvetica" w:cs="Helvetica"/>
-                <w:i w:val="false"/>
-                <w:b w:val="false"/>
-                <w:u w:val="none"/>
-                <w:sz w:val="22"/>
-                <w:szCs w:val="22"/>
-                <w:color w:val="000000"/>
-              </w:rPr>
-              <w:t xml:space="preserve">0.870</w:t>
+              <w:t xml:space="preserve">1.10</w:t>
+            </w:r>
+          </w:p>
+        </w:tc>
+        <w:tc>
+          <w:tcPr>
+            <w:tcBorders>
+              <w:bottom w:val="none" w:sz="0" w:space="0" w:color="000000"/>
+              <w:top w:val="none" w:sz="0" w:space="0" w:color="000000"/>
+              <w:left w:val="none" w:sz="0" w:space="0" w:color="000000"/>
+              <w:right w:val="none" w:sz="0" w:space="0" w:color="000000"/>
+            </w:tcBorders>
+            <w:shd w:val="clear" w:color="auto" w:fill="FFFFFF"/>
+            <w:tcMar>
+              <w:top w:w="0" w:type="dxa"/>
+              <w:bottom w:w="0" w:type="dxa"/>
+              <w:left w:w="0" w:type="dxa"/>
+              <w:right w:w="0" w:type="dxa"/>
+            </w:tcMar>
+            <w:vAlign w:val="top"/>
+          </w:tcPr>
+          <w:p>
+            <w:pPr>
+              <w:pStyle w:val="Normal"/>
+              <w:jc w:val="center"/>
+              <w:pBdr>
+                <w:bottom w:val="none" w:sz="0" w:space="0" w:color="000000"/>
+                <w:top w:val="none" w:sz="0" w:space="0" w:color="000000"/>
+                <w:left w:val="none" w:sz="0" w:space="0" w:color="000000"/>
+                <w:right w:val="none" w:sz="0" w:space="0" w:color="000000"/>
+              </w:pBdr>
+              <w:spacing w:after="100" w:before="100" w:line="240"/>
+              <w:ind w:left="100" w:right="100" w:firstLine="0" w:firstLineChars="0"/>
+              <w:rPr>
+                <w:rFonts w:ascii="Helvetica" w:hAnsi="Helvetica" w:eastAsia="Helvetica" w:cs="Helvetica"/>
+                <w:i w:val="false"/>
+                <w:b w:val="false"/>
+                <w:u w:val="none"/>
+                <w:sz w:val="22"/>
+                <w:szCs w:val="22"/>
+                <w:color w:val="000000"/>
+              </w:rPr>
+            </w:pPr>
+            <w:r>
+              <w:rPr>
+                <w:rFonts w:ascii="Helvetica" w:hAnsi="Helvetica" w:eastAsia="Helvetica" w:cs="Helvetica"/>
+                <w:i w:val="false"/>
+                <w:b w:val="false"/>
+                <w:u w:val="none"/>
+                <w:sz w:val="22"/>
+                <w:szCs w:val="22"/>
+                <w:color w:val="000000"/>
+              </w:rPr>
+              <w:t xml:space="preserve">0.42, 2.91</w:t>
+            </w:r>
+          </w:p>
+        </w:tc>
+        <w:tc>
+          <w:tcPr>
+            <w:tcBorders>
+              <w:bottom w:val="none" w:sz="0" w:space="0" w:color="000000"/>
+              <w:top w:val="none" w:sz="0" w:space="0" w:color="000000"/>
+              <w:left w:val="none" w:sz="0" w:space="0" w:color="000000"/>
+              <w:right w:val="none" w:sz="0" w:space="0" w:color="000000"/>
+            </w:tcBorders>
+            <w:shd w:val="clear" w:color="auto" w:fill="FFFFFF"/>
+            <w:tcMar>
+              <w:top w:w="0" w:type="dxa"/>
+              <w:bottom w:w="0" w:type="dxa"/>
+              <w:left w:w="0" w:type="dxa"/>
+              <w:right w:w="0" w:type="dxa"/>
+            </w:tcMar>
+            <w:vAlign w:val="top"/>
+          </w:tcPr>
+          <w:p>
+            <w:pPr>
+              <w:pStyle w:val="Normal"/>
+              <w:jc w:val="center"/>
+              <w:pBdr>
+                <w:bottom w:val="none" w:sz="0" w:space="0" w:color="000000"/>
+                <w:top w:val="none" w:sz="0" w:space="0" w:color="000000"/>
+                <w:left w:val="none" w:sz="0" w:space="0" w:color="000000"/>
+                <w:right w:val="none" w:sz="0" w:space="0" w:color="000000"/>
+              </w:pBdr>
+              <w:spacing w:after="100" w:before="100" w:line="240"/>
+              <w:ind w:left="100" w:right="100" w:firstLine="0" w:firstLineChars="0"/>
+              <w:rPr>
+                <w:rFonts w:ascii="Helvetica" w:hAnsi="Helvetica" w:eastAsia="Helvetica" w:cs="Helvetica"/>
+                <w:i w:val="false"/>
+                <w:b w:val="false"/>
+                <w:u w:val="none"/>
+                <w:sz w:val="22"/>
+                <w:szCs w:val="22"/>
+                <w:color w:val="000000"/>
+              </w:rPr>
+            </w:pPr>
+            <w:r>
+              <w:rPr>
+                <w:rFonts w:ascii="Helvetica" w:hAnsi="Helvetica" w:eastAsia="Helvetica" w:cs="Helvetica"/>
+                <w:i w:val="false"/>
+                <w:b w:val="false"/>
+                <w:u w:val="none"/>
+                <w:sz w:val="22"/>
+                <w:szCs w:val="22"/>
+                <w:color w:val="000000"/>
+              </w:rPr>
+              <w:t xml:space="preserve">0.840</w:t>
             </w:r>
           </w:p>
         </w:tc>
@@ -15708,7 +15225,7 @@
         <w:trPr>
           <w:trHeight w:val="619" w:hRule="auto"/>
         </w:trPr>
-        body32
+        body31
         <w:tc>
           <w:tcPr>
             <w:tcBorders>
@@ -16129,7 +15646,7 @@
                 <w:szCs w:val="22"/>
                 <w:color w:val="000000"/>
               </w:rPr>
-              <w:t xml:space="preserve">0.92, 0.99</w:t>
+              <w:t xml:space="preserve">0.91, 0.98</w:t>
             </w:r>
           </w:p>
         </w:tc>
@@ -16182,7 +15699,7 @@
                 <w:szCs w:val="22"/>
                 <w:color w:val="000000"/>
               </w:rPr>
-              <w:t xml:space="preserve">0.007</w:t>
+              <w:t xml:space="preserve">0.004</w:t>
             </w:r>
           </w:p>
         </w:tc>

--- a/docs/tables/whole/sec6_ckd.docx
+++ b/docs/tables/whole/sec6_ckd.docx
@@ -1103,7 +1103,7 @@
                 <w:szCs w:val="22"/>
                 <w:color w:val="000000"/>
               </w:rPr>
-              <w:t xml:space="preserve">1.15</w:t>
+              <w:t xml:space="preserve">1.52</w:t>
             </w:r>
           </w:p>
         </w:tc>
@@ -1156,7 +1156,7 @@
                 <w:szCs w:val="22"/>
                 <w:color w:val="000000"/>
               </w:rPr>
-              <w:t xml:space="preserve">0.95, 1.39</w:t>
+              <w:t xml:space="preserve">1.22, 1.90</w:t>
             </w:r>
           </w:p>
         </w:tc>
@@ -1209,7 +1209,7 @@
                 <w:szCs w:val="22"/>
                 <w:color w:val="000000"/>
               </w:rPr>
-              <w:t xml:space="preserve">0.140</w:t>
+              <w:t xml:space="preserve">&lt;0.001</w:t>
             </w:r>
           </w:p>
         </w:tc>
@@ -1692,7 +1692,7 @@
                 <w:szCs w:val="22"/>
                 <w:color w:val="000000"/>
               </w:rPr>
-              <w:t xml:space="preserve">0.300</w:t>
+              <w:t xml:space="preserve">0.330</w:t>
             </w:r>
           </w:p>
         </w:tc>
@@ -3035,113 +3035,113 @@
                 <w:szCs w:val="22"/>
                 <w:color w:val="000000"/>
               </w:rPr>
-              <w:t xml:space="preserve">1.81</w:t>
-            </w:r>
-          </w:p>
-        </w:tc>
-        <w:tc>
-          <w:tcPr>
-            <w:tcBorders>
-              <w:bottom w:val="none" w:sz="0" w:space="0" w:color="000000"/>
-              <w:top w:val="none" w:sz="0" w:space="0" w:color="000000"/>
-              <w:left w:val="none" w:sz="0" w:space="0" w:color="000000"/>
-              <w:right w:val="none" w:sz="0" w:space="0" w:color="000000"/>
-            </w:tcBorders>
-            <w:shd w:val="clear" w:color="auto" w:fill="FFFFFF"/>
-            <w:tcMar>
-              <w:top w:w="0" w:type="dxa"/>
-              <w:bottom w:w="0" w:type="dxa"/>
-              <w:left w:w="0" w:type="dxa"/>
-              <w:right w:w="0" w:type="dxa"/>
-            </w:tcMar>
-            <w:vAlign w:val="top"/>
-          </w:tcPr>
-          <w:p>
-            <w:pPr>
-              <w:pStyle w:val="Normal"/>
-              <w:jc w:val="center"/>
-              <w:pBdr>
-                <w:bottom w:val="none" w:sz="0" w:space="0" w:color="000000"/>
-                <w:top w:val="none" w:sz="0" w:space="0" w:color="000000"/>
-                <w:left w:val="none" w:sz="0" w:space="0" w:color="000000"/>
-                <w:right w:val="none" w:sz="0" w:space="0" w:color="000000"/>
-              </w:pBdr>
-              <w:spacing w:after="100" w:before="100" w:line="240"/>
-              <w:ind w:left="100" w:right="100" w:firstLine="0" w:firstLineChars="0"/>
-              <w:rPr>
-                <w:rFonts w:ascii="Helvetica" w:hAnsi="Helvetica" w:eastAsia="Helvetica" w:cs="Helvetica"/>
-                <w:i w:val="false"/>
-                <w:b w:val="false"/>
-                <w:u w:val="none"/>
-                <w:sz w:val="22"/>
-                <w:szCs w:val="22"/>
-                <w:color w:val="000000"/>
-              </w:rPr>
-            </w:pPr>
-            <w:r>
-              <w:rPr>
-                <w:rFonts w:ascii="Helvetica" w:hAnsi="Helvetica" w:eastAsia="Helvetica" w:cs="Helvetica"/>
-                <w:i w:val="false"/>
-                <w:b w:val="false"/>
-                <w:u w:val="none"/>
-                <w:sz w:val="22"/>
-                <w:szCs w:val="22"/>
-                <w:color w:val="000000"/>
-              </w:rPr>
-              <w:t xml:space="preserve">0.54, 6.04</w:t>
-            </w:r>
-          </w:p>
-        </w:tc>
-        <w:tc>
-          <w:tcPr>
-            <w:tcBorders>
-              <w:bottom w:val="none" w:sz="0" w:space="0" w:color="000000"/>
-              <w:top w:val="none" w:sz="0" w:space="0" w:color="000000"/>
-              <w:left w:val="none" w:sz="0" w:space="0" w:color="000000"/>
-              <w:right w:val="none" w:sz="0" w:space="0" w:color="000000"/>
-            </w:tcBorders>
-            <w:shd w:val="clear" w:color="auto" w:fill="FFFFFF"/>
-            <w:tcMar>
-              <w:top w:w="0" w:type="dxa"/>
-              <w:bottom w:w="0" w:type="dxa"/>
-              <w:left w:w="0" w:type="dxa"/>
-              <w:right w:w="0" w:type="dxa"/>
-            </w:tcMar>
-            <w:vAlign w:val="top"/>
-          </w:tcPr>
-          <w:p>
-            <w:pPr>
-              <w:pStyle w:val="Normal"/>
-              <w:jc w:val="center"/>
-              <w:pBdr>
-                <w:bottom w:val="none" w:sz="0" w:space="0" w:color="000000"/>
-                <w:top w:val="none" w:sz="0" w:space="0" w:color="000000"/>
-                <w:left w:val="none" w:sz="0" w:space="0" w:color="000000"/>
-                <w:right w:val="none" w:sz="0" w:space="0" w:color="000000"/>
-              </w:pBdr>
-              <w:spacing w:after="100" w:before="100" w:line="240"/>
-              <w:ind w:left="100" w:right="100" w:firstLine="0" w:firstLineChars="0"/>
-              <w:rPr>
-                <w:rFonts w:ascii="Helvetica" w:hAnsi="Helvetica" w:eastAsia="Helvetica" w:cs="Helvetica"/>
-                <w:i w:val="false"/>
-                <w:b w:val="false"/>
-                <w:u w:val="none"/>
-                <w:sz w:val="22"/>
-                <w:szCs w:val="22"/>
-                <w:color w:val="000000"/>
-              </w:rPr>
-            </w:pPr>
-            <w:r>
-              <w:rPr>
-                <w:rFonts w:ascii="Helvetica" w:hAnsi="Helvetica" w:eastAsia="Helvetica" w:cs="Helvetica"/>
-                <w:i w:val="false"/>
-                <w:b w:val="false"/>
-                <w:u w:val="none"/>
-                <w:sz w:val="22"/>
-                <w:szCs w:val="22"/>
-                <w:color w:val="000000"/>
-              </w:rPr>
-              <w:t xml:space="preserve">0.340</w:t>
+              <w:t xml:space="preserve">2.03</w:t>
+            </w:r>
+          </w:p>
+        </w:tc>
+        <w:tc>
+          <w:tcPr>
+            <w:tcBorders>
+              <w:bottom w:val="none" w:sz="0" w:space="0" w:color="000000"/>
+              <w:top w:val="none" w:sz="0" w:space="0" w:color="000000"/>
+              <w:left w:val="none" w:sz="0" w:space="0" w:color="000000"/>
+              <w:right w:val="none" w:sz="0" w:space="0" w:color="000000"/>
+            </w:tcBorders>
+            <w:shd w:val="clear" w:color="auto" w:fill="FFFFFF"/>
+            <w:tcMar>
+              <w:top w:w="0" w:type="dxa"/>
+              <w:bottom w:w="0" w:type="dxa"/>
+              <w:left w:w="0" w:type="dxa"/>
+              <w:right w:w="0" w:type="dxa"/>
+            </w:tcMar>
+            <w:vAlign w:val="top"/>
+          </w:tcPr>
+          <w:p>
+            <w:pPr>
+              <w:pStyle w:val="Normal"/>
+              <w:jc w:val="center"/>
+              <w:pBdr>
+                <w:bottom w:val="none" w:sz="0" w:space="0" w:color="000000"/>
+                <w:top w:val="none" w:sz="0" w:space="0" w:color="000000"/>
+                <w:left w:val="none" w:sz="0" w:space="0" w:color="000000"/>
+                <w:right w:val="none" w:sz="0" w:space="0" w:color="000000"/>
+              </w:pBdr>
+              <w:spacing w:after="100" w:before="100" w:line="240"/>
+              <w:ind w:left="100" w:right="100" w:firstLine="0" w:firstLineChars="0"/>
+              <w:rPr>
+                <w:rFonts w:ascii="Helvetica" w:hAnsi="Helvetica" w:eastAsia="Helvetica" w:cs="Helvetica"/>
+                <w:i w:val="false"/>
+                <w:b w:val="false"/>
+                <w:u w:val="none"/>
+                <w:sz w:val="22"/>
+                <w:szCs w:val="22"/>
+                <w:color w:val="000000"/>
+              </w:rPr>
+            </w:pPr>
+            <w:r>
+              <w:rPr>
+                <w:rFonts w:ascii="Helvetica" w:hAnsi="Helvetica" w:eastAsia="Helvetica" w:cs="Helvetica"/>
+                <w:i w:val="false"/>
+                <w:b w:val="false"/>
+                <w:u w:val="none"/>
+                <w:sz w:val="22"/>
+                <w:szCs w:val="22"/>
+                <w:color w:val="000000"/>
+              </w:rPr>
+              <w:t xml:space="preserve">0.60, 6.87</w:t>
+            </w:r>
+          </w:p>
+        </w:tc>
+        <w:tc>
+          <w:tcPr>
+            <w:tcBorders>
+              <w:bottom w:val="none" w:sz="0" w:space="0" w:color="000000"/>
+              <w:top w:val="none" w:sz="0" w:space="0" w:color="000000"/>
+              <w:left w:val="none" w:sz="0" w:space="0" w:color="000000"/>
+              <w:right w:val="none" w:sz="0" w:space="0" w:color="000000"/>
+            </w:tcBorders>
+            <w:shd w:val="clear" w:color="auto" w:fill="FFFFFF"/>
+            <w:tcMar>
+              <w:top w:w="0" w:type="dxa"/>
+              <w:bottom w:w="0" w:type="dxa"/>
+              <w:left w:w="0" w:type="dxa"/>
+              <w:right w:w="0" w:type="dxa"/>
+            </w:tcMar>
+            <w:vAlign w:val="top"/>
+          </w:tcPr>
+          <w:p>
+            <w:pPr>
+              <w:pStyle w:val="Normal"/>
+              <w:jc w:val="center"/>
+              <w:pBdr>
+                <w:bottom w:val="none" w:sz="0" w:space="0" w:color="000000"/>
+                <w:top w:val="none" w:sz="0" w:space="0" w:color="000000"/>
+                <w:left w:val="none" w:sz="0" w:space="0" w:color="000000"/>
+                <w:right w:val="none" w:sz="0" w:space="0" w:color="000000"/>
+              </w:pBdr>
+              <w:spacing w:after="100" w:before="100" w:line="240"/>
+              <w:ind w:left="100" w:right="100" w:firstLine="0" w:firstLineChars="0"/>
+              <w:rPr>
+                <w:rFonts w:ascii="Helvetica" w:hAnsi="Helvetica" w:eastAsia="Helvetica" w:cs="Helvetica"/>
+                <w:i w:val="false"/>
+                <w:b w:val="false"/>
+                <w:u w:val="none"/>
+                <w:sz w:val="22"/>
+                <w:szCs w:val="22"/>
+                <w:color w:val="000000"/>
+              </w:rPr>
+            </w:pPr>
+            <w:r>
+              <w:rPr>
+                <w:rFonts w:ascii="Helvetica" w:hAnsi="Helvetica" w:eastAsia="Helvetica" w:cs="Helvetica"/>
+                <w:i w:val="false"/>
+                <w:b w:val="false"/>
+                <w:u w:val="none"/>
+                <w:sz w:val="22"/>
+                <w:szCs w:val="22"/>
+                <w:color w:val="000000"/>
+              </w:rPr>
+              <w:t xml:space="preserve">0.260</w:t>
             </w:r>
           </w:p>
         </w:tc>
@@ -3518,113 +3518,113 @@
                 <w:szCs w:val="22"/>
                 <w:color w:val="000000"/>
               </w:rPr>
-              <w:t xml:space="preserve">0.94</w:t>
-            </w:r>
-          </w:p>
-        </w:tc>
-        <w:tc>
-          <w:tcPr>
-            <w:tcBorders>
-              <w:bottom w:val="none" w:sz="0" w:space="0" w:color="000000"/>
-              <w:top w:val="none" w:sz="0" w:space="0" w:color="000000"/>
-              <w:left w:val="none" w:sz="0" w:space="0" w:color="000000"/>
-              <w:right w:val="none" w:sz="0" w:space="0" w:color="000000"/>
-            </w:tcBorders>
-            <w:shd w:val="clear" w:color="auto" w:fill="FFFFFF"/>
-            <w:tcMar>
-              <w:top w:w="0" w:type="dxa"/>
-              <w:bottom w:w="0" w:type="dxa"/>
-              <w:left w:w="0" w:type="dxa"/>
-              <w:right w:w="0" w:type="dxa"/>
-            </w:tcMar>
-            <w:vAlign w:val="top"/>
-          </w:tcPr>
-          <w:p>
-            <w:pPr>
-              <w:pStyle w:val="Normal"/>
-              <w:jc w:val="center"/>
-              <w:pBdr>
-                <w:bottom w:val="none" w:sz="0" w:space="0" w:color="000000"/>
-                <w:top w:val="none" w:sz="0" w:space="0" w:color="000000"/>
-                <w:left w:val="none" w:sz="0" w:space="0" w:color="000000"/>
-                <w:right w:val="none" w:sz="0" w:space="0" w:color="000000"/>
-              </w:pBdr>
-              <w:spacing w:after="100" w:before="100" w:line="240"/>
-              <w:ind w:left="100" w:right="100" w:firstLine="0" w:firstLineChars="0"/>
-              <w:rPr>
-                <w:rFonts w:ascii="Helvetica" w:hAnsi="Helvetica" w:eastAsia="Helvetica" w:cs="Helvetica"/>
-                <w:i w:val="false"/>
-                <w:b w:val="false"/>
-                <w:u w:val="none"/>
-                <w:sz w:val="22"/>
-                <w:szCs w:val="22"/>
-                <w:color w:val="000000"/>
-              </w:rPr>
-            </w:pPr>
-            <w:r>
-              <w:rPr>
-                <w:rFonts w:ascii="Helvetica" w:hAnsi="Helvetica" w:eastAsia="Helvetica" w:cs="Helvetica"/>
-                <w:i w:val="false"/>
-                <w:b w:val="false"/>
-                <w:u w:val="none"/>
-                <w:sz w:val="22"/>
-                <w:szCs w:val="22"/>
-                <w:color w:val="000000"/>
-              </w:rPr>
-              <w:t xml:space="preserve">0.76, 1.16</w:t>
-            </w:r>
-          </w:p>
-        </w:tc>
-        <w:tc>
-          <w:tcPr>
-            <w:tcBorders>
-              <w:bottom w:val="none" w:sz="0" w:space="0" w:color="000000"/>
-              <w:top w:val="none" w:sz="0" w:space="0" w:color="000000"/>
-              <w:left w:val="none" w:sz="0" w:space="0" w:color="000000"/>
-              <w:right w:val="none" w:sz="0" w:space="0" w:color="000000"/>
-            </w:tcBorders>
-            <w:shd w:val="clear" w:color="auto" w:fill="FFFFFF"/>
-            <w:tcMar>
-              <w:top w:w="0" w:type="dxa"/>
-              <w:bottom w:w="0" w:type="dxa"/>
-              <w:left w:w="0" w:type="dxa"/>
-              <w:right w:w="0" w:type="dxa"/>
-            </w:tcMar>
-            <w:vAlign w:val="top"/>
-          </w:tcPr>
-          <w:p>
-            <w:pPr>
-              <w:pStyle w:val="Normal"/>
-              <w:jc w:val="center"/>
-              <w:pBdr>
-                <w:bottom w:val="none" w:sz="0" w:space="0" w:color="000000"/>
-                <w:top w:val="none" w:sz="0" w:space="0" w:color="000000"/>
-                <w:left w:val="none" w:sz="0" w:space="0" w:color="000000"/>
-                <w:right w:val="none" w:sz="0" w:space="0" w:color="000000"/>
-              </w:pBdr>
-              <w:spacing w:after="100" w:before="100" w:line="240"/>
-              <w:ind w:left="100" w:right="100" w:firstLine="0" w:firstLineChars="0"/>
-              <w:rPr>
-                <w:rFonts w:ascii="Helvetica" w:hAnsi="Helvetica" w:eastAsia="Helvetica" w:cs="Helvetica"/>
-                <w:i w:val="false"/>
-                <w:b w:val="false"/>
-                <w:u w:val="none"/>
-                <w:sz w:val="22"/>
-                <w:szCs w:val="22"/>
-                <w:color w:val="000000"/>
-              </w:rPr>
-            </w:pPr>
-            <w:r>
-              <w:rPr>
-                <w:rFonts w:ascii="Helvetica" w:hAnsi="Helvetica" w:eastAsia="Helvetica" w:cs="Helvetica"/>
-                <w:i w:val="false"/>
-                <w:b w:val="false"/>
-                <w:u w:val="none"/>
-                <w:sz w:val="22"/>
-                <w:szCs w:val="22"/>
-                <w:color w:val="000000"/>
-              </w:rPr>
-              <w:t xml:space="preserve">0.550</w:t>
+              <w:t xml:space="preserve">0.92</w:t>
+            </w:r>
+          </w:p>
+        </w:tc>
+        <w:tc>
+          <w:tcPr>
+            <w:tcBorders>
+              <w:bottom w:val="none" w:sz="0" w:space="0" w:color="000000"/>
+              <w:top w:val="none" w:sz="0" w:space="0" w:color="000000"/>
+              <w:left w:val="none" w:sz="0" w:space="0" w:color="000000"/>
+              <w:right w:val="none" w:sz="0" w:space="0" w:color="000000"/>
+            </w:tcBorders>
+            <w:shd w:val="clear" w:color="auto" w:fill="FFFFFF"/>
+            <w:tcMar>
+              <w:top w:w="0" w:type="dxa"/>
+              <w:bottom w:w="0" w:type="dxa"/>
+              <w:left w:w="0" w:type="dxa"/>
+              <w:right w:w="0" w:type="dxa"/>
+            </w:tcMar>
+            <w:vAlign w:val="top"/>
+          </w:tcPr>
+          <w:p>
+            <w:pPr>
+              <w:pStyle w:val="Normal"/>
+              <w:jc w:val="center"/>
+              <w:pBdr>
+                <w:bottom w:val="none" w:sz="0" w:space="0" w:color="000000"/>
+                <w:top w:val="none" w:sz="0" w:space="0" w:color="000000"/>
+                <w:left w:val="none" w:sz="0" w:space="0" w:color="000000"/>
+                <w:right w:val="none" w:sz="0" w:space="0" w:color="000000"/>
+              </w:pBdr>
+              <w:spacing w:after="100" w:before="100" w:line="240"/>
+              <w:ind w:left="100" w:right="100" w:firstLine="0" w:firstLineChars="0"/>
+              <w:rPr>
+                <w:rFonts w:ascii="Helvetica" w:hAnsi="Helvetica" w:eastAsia="Helvetica" w:cs="Helvetica"/>
+                <w:i w:val="false"/>
+                <w:b w:val="false"/>
+                <w:u w:val="none"/>
+                <w:sz w:val="22"/>
+                <w:szCs w:val="22"/>
+                <w:color w:val="000000"/>
+              </w:rPr>
+            </w:pPr>
+            <w:r>
+              <w:rPr>
+                <w:rFonts w:ascii="Helvetica" w:hAnsi="Helvetica" w:eastAsia="Helvetica" w:cs="Helvetica"/>
+                <w:i w:val="false"/>
+                <w:b w:val="false"/>
+                <w:u w:val="none"/>
+                <w:sz w:val="22"/>
+                <w:szCs w:val="22"/>
+                <w:color w:val="000000"/>
+              </w:rPr>
+              <w:t xml:space="preserve">0.75, 1.13</w:t>
+            </w:r>
+          </w:p>
+        </w:tc>
+        <w:tc>
+          <w:tcPr>
+            <w:tcBorders>
+              <w:bottom w:val="none" w:sz="0" w:space="0" w:color="000000"/>
+              <w:top w:val="none" w:sz="0" w:space="0" w:color="000000"/>
+              <w:left w:val="none" w:sz="0" w:space="0" w:color="000000"/>
+              <w:right w:val="none" w:sz="0" w:space="0" w:color="000000"/>
+            </w:tcBorders>
+            <w:shd w:val="clear" w:color="auto" w:fill="FFFFFF"/>
+            <w:tcMar>
+              <w:top w:w="0" w:type="dxa"/>
+              <w:bottom w:w="0" w:type="dxa"/>
+              <w:left w:w="0" w:type="dxa"/>
+              <w:right w:w="0" w:type="dxa"/>
+            </w:tcMar>
+            <w:vAlign w:val="top"/>
+          </w:tcPr>
+          <w:p>
+            <w:pPr>
+              <w:pStyle w:val="Normal"/>
+              <w:jc w:val="center"/>
+              <w:pBdr>
+                <w:bottom w:val="none" w:sz="0" w:space="0" w:color="000000"/>
+                <w:top w:val="none" w:sz="0" w:space="0" w:color="000000"/>
+                <w:left w:val="none" w:sz="0" w:space="0" w:color="000000"/>
+                <w:right w:val="none" w:sz="0" w:space="0" w:color="000000"/>
+              </w:pBdr>
+              <w:spacing w:after="100" w:before="100" w:line="240"/>
+              <w:ind w:left="100" w:right="100" w:firstLine="0" w:firstLineChars="0"/>
+              <w:rPr>
+                <w:rFonts w:ascii="Helvetica" w:hAnsi="Helvetica" w:eastAsia="Helvetica" w:cs="Helvetica"/>
+                <w:i w:val="false"/>
+                <w:b w:val="false"/>
+                <w:u w:val="none"/>
+                <w:sz w:val="22"/>
+                <w:szCs w:val="22"/>
+                <w:color w:val="000000"/>
+              </w:rPr>
+            </w:pPr>
+            <w:r>
+              <w:rPr>
+                <w:rFonts w:ascii="Helvetica" w:hAnsi="Helvetica" w:eastAsia="Helvetica" w:cs="Helvetica"/>
+                <w:i w:val="false"/>
+                <w:b w:val="false"/>
+                <w:u w:val="none"/>
+                <w:sz w:val="22"/>
+                <w:szCs w:val="22"/>
+                <w:color w:val="000000"/>
+              </w:rPr>
+              <w:t xml:space="preserve">0.430</w:t>
             </w:r>
           </w:p>
         </w:tc>
@@ -4967,113 +4967,113 @@
                 <w:szCs w:val="22"/>
                 <w:color w:val="000000"/>
               </w:rPr>
-              <w:t xml:space="preserve">0.87</w:t>
-            </w:r>
-          </w:p>
-        </w:tc>
-        <w:tc>
-          <w:tcPr>
-            <w:tcBorders>
-              <w:bottom w:val="none" w:sz="0" w:space="0" w:color="000000"/>
-              <w:top w:val="none" w:sz="0" w:space="0" w:color="000000"/>
-              <w:left w:val="none" w:sz="0" w:space="0" w:color="000000"/>
-              <w:right w:val="none" w:sz="0" w:space="0" w:color="000000"/>
-            </w:tcBorders>
-            <w:shd w:val="clear" w:color="auto" w:fill="FFFFFF"/>
-            <w:tcMar>
-              <w:top w:w="0" w:type="dxa"/>
-              <w:bottom w:w="0" w:type="dxa"/>
-              <w:left w:w="0" w:type="dxa"/>
-              <w:right w:w="0" w:type="dxa"/>
-            </w:tcMar>
-            <w:vAlign w:val="top"/>
-          </w:tcPr>
-          <w:p>
-            <w:pPr>
-              <w:pStyle w:val="Normal"/>
-              <w:jc w:val="center"/>
-              <w:pBdr>
-                <w:bottom w:val="none" w:sz="0" w:space="0" w:color="000000"/>
-                <w:top w:val="none" w:sz="0" w:space="0" w:color="000000"/>
-                <w:left w:val="none" w:sz="0" w:space="0" w:color="000000"/>
-                <w:right w:val="none" w:sz="0" w:space="0" w:color="000000"/>
-              </w:pBdr>
-              <w:spacing w:after="100" w:before="100" w:line="240"/>
-              <w:ind w:left="100" w:right="100" w:firstLine="0" w:firstLineChars="0"/>
-              <w:rPr>
-                <w:rFonts w:ascii="Helvetica" w:hAnsi="Helvetica" w:eastAsia="Helvetica" w:cs="Helvetica"/>
-                <w:i w:val="false"/>
-                <w:b w:val="false"/>
-                <w:u w:val="none"/>
-                <w:sz w:val="22"/>
-                <w:szCs w:val="22"/>
-                <w:color w:val="000000"/>
-              </w:rPr>
-            </w:pPr>
-            <w:r>
-              <w:rPr>
-                <w:rFonts w:ascii="Helvetica" w:hAnsi="Helvetica" w:eastAsia="Helvetica" w:cs="Helvetica"/>
-                <w:i w:val="false"/>
-                <w:b w:val="false"/>
-                <w:u w:val="none"/>
-                <w:sz w:val="22"/>
-                <w:szCs w:val="22"/>
-                <w:color w:val="000000"/>
-              </w:rPr>
-              <w:t xml:space="preserve">0.36, 2.10</w:t>
-            </w:r>
-          </w:p>
-        </w:tc>
-        <w:tc>
-          <w:tcPr>
-            <w:tcBorders>
-              <w:bottom w:val="none" w:sz="0" w:space="0" w:color="000000"/>
-              <w:top w:val="none" w:sz="0" w:space="0" w:color="000000"/>
-              <w:left w:val="none" w:sz="0" w:space="0" w:color="000000"/>
-              <w:right w:val="none" w:sz="0" w:space="0" w:color="000000"/>
-            </w:tcBorders>
-            <w:shd w:val="clear" w:color="auto" w:fill="FFFFFF"/>
-            <w:tcMar>
-              <w:top w:w="0" w:type="dxa"/>
-              <w:bottom w:w="0" w:type="dxa"/>
-              <w:left w:w="0" w:type="dxa"/>
-              <w:right w:w="0" w:type="dxa"/>
-            </w:tcMar>
-            <w:vAlign w:val="top"/>
-          </w:tcPr>
-          <w:p>
-            <w:pPr>
-              <w:pStyle w:val="Normal"/>
-              <w:jc w:val="center"/>
-              <w:pBdr>
-                <w:bottom w:val="none" w:sz="0" w:space="0" w:color="000000"/>
-                <w:top w:val="none" w:sz="0" w:space="0" w:color="000000"/>
-                <w:left w:val="none" w:sz="0" w:space="0" w:color="000000"/>
-                <w:right w:val="none" w:sz="0" w:space="0" w:color="000000"/>
-              </w:pBdr>
-              <w:spacing w:after="100" w:before="100" w:line="240"/>
-              <w:ind w:left="100" w:right="100" w:firstLine="0" w:firstLineChars="0"/>
-              <w:rPr>
-                <w:rFonts w:ascii="Helvetica" w:hAnsi="Helvetica" w:eastAsia="Helvetica" w:cs="Helvetica"/>
-                <w:i w:val="false"/>
-                <w:b w:val="false"/>
-                <w:u w:val="none"/>
-                <w:sz w:val="22"/>
-                <w:szCs w:val="22"/>
-                <w:color w:val="000000"/>
-              </w:rPr>
-            </w:pPr>
-            <w:r>
-              <w:rPr>
-                <w:rFonts w:ascii="Helvetica" w:hAnsi="Helvetica" w:eastAsia="Helvetica" w:cs="Helvetica"/>
-                <w:i w:val="false"/>
-                <w:b w:val="false"/>
-                <w:u w:val="none"/>
-                <w:sz w:val="22"/>
-                <w:szCs w:val="22"/>
-                <w:color w:val="000000"/>
-              </w:rPr>
-              <w:t xml:space="preserve">0.760</w:t>
+              <w:t xml:space="preserve">0.83</w:t>
+            </w:r>
+          </w:p>
+        </w:tc>
+        <w:tc>
+          <w:tcPr>
+            <w:tcBorders>
+              <w:bottom w:val="none" w:sz="0" w:space="0" w:color="000000"/>
+              <w:top w:val="none" w:sz="0" w:space="0" w:color="000000"/>
+              <w:left w:val="none" w:sz="0" w:space="0" w:color="000000"/>
+              <w:right w:val="none" w:sz="0" w:space="0" w:color="000000"/>
+            </w:tcBorders>
+            <w:shd w:val="clear" w:color="auto" w:fill="FFFFFF"/>
+            <w:tcMar>
+              <w:top w:w="0" w:type="dxa"/>
+              <w:bottom w:w="0" w:type="dxa"/>
+              <w:left w:w="0" w:type="dxa"/>
+              <w:right w:w="0" w:type="dxa"/>
+            </w:tcMar>
+            <w:vAlign w:val="top"/>
+          </w:tcPr>
+          <w:p>
+            <w:pPr>
+              <w:pStyle w:val="Normal"/>
+              <w:jc w:val="center"/>
+              <w:pBdr>
+                <w:bottom w:val="none" w:sz="0" w:space="0" w:color="000000"/>
+                <w:top w:val="none" w:sz="0" w:space="0" w:color="000000"/>
+                <w:left w:val="none" w:sz="0" w:space="0" w:color="000000"/>
+                <w:right w:val="none" w:sz="0" w:space="0" w:color="000000"/>
+              </w:pBdr>
+              <w:spacing w:after="100" w:before="100" w:line="240"/>
+              <w:ind w:left="100" w:right="100" w:firstLine="0" w:firstLineChars="0"/>
+              <w:rPr>
+                <w:rFonts w:ascii="Helvetica" w:hAnsi="Helvetica" w:eastAsia="Helvetica" w:cs="Helvetica"/>
+                <w:i w:val="false"/>
+                <w:b w:val="false"/>
+                <w:u w:val="none"/>
+                <w:sz w:val="22"/>
+                <w:szCs w:val="22"/>
+                <w:color w:val="000000"/>
+              </w:rPr>
+            </w:pPr>
+            <w:r>
+              <w:rPr>
+                <w:rFonts w:ascii="Helvetica" w:hAnsi="Helvetica" w:eastAsia="Helvetica" w:cs="Helvetica"/>
+                <w:i w:val="false"/>
+                <w:b w:val="false"/>
+                <w:u w:val="none"/>
+                <w:sz w:val="22"/>
+                <w:szCs w:val="22"/>
+                <w:color w:val="000000"/>
+              </w:rPr>
+              <w:t xml:space="preserve">0.34, 2.03</w:t>
+            </w:r>
+          </w:p>
+        </w:tc>
+        <w:tc>
+          <w:tcPr>
+            <w:tcBorders>
+              <w:bottom w:val="none" w:sz="0" w:space="0" w:color="000000"/>
+              <w:top w:val="none" w:sz="0" w:space="0" w:color="000000"/>
+              <w:left w:val="none" w:sz="0" w:space="0" w:color="000000"/>
+              <w:right w:val="none" w:sz="0" w:space="0" w:color="000000"/>
+            </w:tcBorders>
+            <w:shd w:val="clear" w:color="auto" w:fill="FFFFFF"/>
+            <w:tcMar>
+              <w:top w:w="0" w:type="dxa"/>
+              <w:bottom w:w="0" w:type="dxa"/>
+              <w:left w:w="0" w:type="dxa"/>
+              <w:right w:w="0" w:type="dxa"/>
+            </w:tcMar>
+            <w:vAlign w:val="top"/>
+          </w:tcPr>
+          <w:p>
+            <w:pPr>
+              <w:pStyle w:val="Normal"/>
+              <w:jc w:val="center"/>
+              <w:pBdr>
+                <w:bottom w:val="none" w:sz="0" w:space="0" w:color="000000"/>
+                <w:top w:val="none" w:sz="0" w:space="0" w:color="000000"/>
+                <w:left w:val="none" w:sz="0" w:space="0" w:color="000000"/>
+                <w:right w:val="none" w:sz="0" w:space="0" w:color="000000"/>
+              </w:pBdr>
+              <w:spacing w:after="100" w:before="100" w:line="240"/>
+              <w:ind w:left="100" w:right="100" w:firstLine="0" w:firstLineChars="0"/>
+              <w:rPr>
+                <w:rFonts w:ascii="Helvetica" w:hAnsi="Helvetica" w:eastAsia="Helvetica" w:cs="Helvetica"/>
+                <w:i w:val="false"/>
+                <w:b w:val="false"/>
+                <w:u w:val="none"/>
+                <w:sz w:val="22"/>
+                <w:szCs w:val="22"/>
+                <w:color w:val="000000"/>
+              </w:rPr>
+            </w:pPr>
+            <w:r>
+              <w:rPr>
+                <w:rFonts w:ascii="Helvetica" w:hAnsi="Helvetica" w:eastAsia="Helvetica" w:cs="Helvetica"/>
+                <w:i w:val="false"/>
+                <w:b w:val="false"/>
+                <w:u w:val="none"/>
+                <w:sz w:val="22"/>
+                <w:szCs w:val="22"/>
+                <w:color w:val="000000"/>
+              </w:rPr>
+              <w:t xml:space="preserve">0.680</w:t>
             </w:r>
           </w:p>
         </w:tc>
@@ -6416,113 +6416,113 @@
                 <w:szCs w:val="22"/>
                 <w:color w:val="000000"/>
               </w:rPr>
-              <w:t xml:space="preserve">0.07</w:t>
-            </w:r>
-          </w:p>
-        </w:tc>
-        <w:tc>
-          <w:tcPr>
-            <w:tcBorders>
-              <w:bottom w:val="none" w:sz="0" w:space="0" w:color="000000"/>
-              <w:top w:val="none" w:sz="0" w:space="0" w:color="000000"/>
-              <w:left w:val="none" w:sz="0" w:space="0" w:color="000000"/>
-              <w:right w:val="none" w:sz="0" w:space="0" w:color="000000"/>
-            </w:tcBorders>
-            <w:shd w:val="clear" w:color="auto" w:fill="FFFFFF"/>
-            <w:tcMar>
-              <w:top w:w="0" w:type="dxa"/>
-              <w:bottom w:w="0" w:type="dxa"/>
-              <w:left w:w="0" w:type="dxa"/>
-              <w:right w:w="0" w:type="dxa"/>
-            </w:tcMar>
-            <w:vAlign w:val="top"/>
-          </w:tcPr>
-          <w:p>
-            <w:pPr>
-              <w:pStyle w:val="Normal"/>
-              <w:jc w:val="center"/>
-              <w:pBdr>
-                <w:bottom w:val="none" w:sz="0" w:space="0" w:color="000000"/>
-                <w:top w:val="none" w:sz="0" w:space="0" w:color="000000"/>
-                <w:left w:val="none" w:sz="0" w:space="0" w:color="000000"/>
-                <w:right w:val="none" w:sz="0" w:space="0" w:color="000000"/>
-              </w:pBdr>
-              <w:spacing w:after="100" w:before="100" w:line="240"/>
-              <w:ind w:left="100" w:right="100" w:firstLine="0" w:firstLineChars="0"/>
-              <w:rPr>
-                <w:rFonts w:ascii="Helvetica" w:hAnsi="Helvetica" w:eastAsia="Helvetica" w:cs="Helvetica"/>
-                <w:i w:val="false"/>
-                <w:b w:val="false"/>
-                <w:u w:val="none"/>
-                <w:sz w:val="22"/>
-                <w:szCs w:val="22"/>
-                <w:color w:val="000000"/>
-              </w:rPr>
-            </w:pPr>
-            <w:r>
-              <w:rPr>
-                <w:rFonts w:ascii="Helvetica" w:hAnsi="Helvetica" w:eastAsia="Helvetica" w:cs="Helvetica"/>
-                <w:i w:val="false"/>
-                <w:b w:val="false"/>
-                <w:u w:val="none"/>
-                <w:sz w:val="22"/>
-                <w:szCs w:val="22"/>
-                <w:color w:val="000000"/>
-              </w:rPr>
-              <w:t xml:space="preserve">0.00, 1.34</w:t>
-            </w:r>
-          </w:p>
-        </w:tc>
-        <w:tc>
-          <w:tcPr>
-            <w:tcBorders>
-              <w:bottom w:val="none" w:sz="0" w:space="0" w:color="000000"/>
-              <w:top w:val="none" w:sz="0" w:space="0" w:color="000000"/>
-              <w:left w:val="none" w:sz="0" w:space="0" w:color="000000"/>
-              <w:right w:val="none" w:sz="0" w:space="0" w:color="000000"/>
-            </w:tcBorders>
-            <w:shd w:val="clear" w:color="auto" w:fill="FFFFFF"/>
-            <w:tcMar>
-              <w:top w:w="0" w:type="dxa"/>
-              <w:bottom w:w="0" w:type="dxa"/>
-              <w:left w:w="0" w:type="dxa"/>
-              <w:right w:w="0" w:type="dxa"/>
-            </w:tcMar>
-            <w:vAlign w:val="top"/>
-          </w:tcPr>
-          <w:p>
-            <w:pPr>
-              <w:pStyle w:val="Normal"/>
-              <w:jc w:val="center"/>
-              <w:pBdr>
-                <w:bottom w:val="none" w:sz="0" w:space="0" w:color="000000"/>
-                <w:top w:val="none" w:sz="0" w:space="0" w:color="000000"/>
-                <w:left w:val="none" w:sz="0" w:space="0" w:color="000000"/>
-                <w:right w:val="none" w:sz="0" w:space="0" w:color="000000"/>
-              </w:pBdr>
-              <w:spacing w:after="100" w:before="100" w:line="240"/>
-              <w:ind w:left="100" w:right="100" w:firstLine="0" w:firstLineChars="0"/>
-              <w:rPr>
-                <w:rFonts w:ascii="Helvetica" w:hAnsi="Helvetica" w:eastAsia="Helvetica" w:cs="Helvetica"/>
-                <w:i w:val="false"/>
-                <w:b w:val="false"/>
-                <w:u w:val="none"/>
-                <w:sz w:val="22"/>
-                <w:szCs w:val="22"/>
-                <w:color w:val="000000"/>
-              </w:rPr>
-            </w:pPr>
-            <w:r>
-              <w:rPr>
-                <w:rFonts w:ascii="Helvetica" w:hAnsi="Helvetica" w:eastAsia="Helvetica" w:cs="Helvetica"/>
-                <w:i w:val="false"/>
-                <w:b w:val="false"/>
-                <w:u w:val="none"/>
-                <w:sz w:val="22"/>
-                <w:szCs w:val="22"/>
-                <w:color w:val="000000"/>
-              </w:rPr>
-              <w:t xml:space="preserve">0.078</w:t>
+              <w:t xml:space="preserve">0.06</w:t>
+            </w:r>
+          </w:p>
+        </w:tc>
+        <w:tc>
+          <w:tcPr>
+            <w:tcBorders>
+              <w:bottom w:val="none" w:sz="0" w:space="0" w:color="000000"/>
+              <w:top w:val="none" w:sz="0" w:space="0" w:color="000000"/>
+              <w:left w:val="none" w:sz="0" w:space="0" w:color="000000"/>
+              <w:right w:val="none" w:sz="0" w:space="0" w:color="000000"/>
+            </w:tcBorders>
+            <w:shd w:val="clear" w:color="auto" w:fill="FFFFFF"/>
+            <w:tcMar>
+              <w:top w:w="0" w:type="dxa"/>
+              <w:bottom w:w="0" w:type="dxa"/>
+              <w:left w:w="0" w:type="dxa"/>
+              <w:right w:w="0" w:type="dxa"/>
+            </w:tcMar>
+            <w:vAlign w:val="top"/>
+          </w:tcPr>
+          <w:p>
+            <w:pPr>
+              <w:pStyle w:val="Normal"/>
+              <w:jc w:val="center"/>
+              <w:pBdr>
+                <w:bottom w:val="none" w:sz="0" w:space="0" w:color="000000"/>
+                <w:top w:val="none" w:sz="0" w:space="0" w:color="000000"/>
+                <w:left w:val="none" w:sz="0" w:space="0" w:color="000000"/>
+                <w:right w:val="none" w:sz="0" w:space="0" w:color="000000"/>
+              </w:pBdr>
+              <w:spacing w:after="100" w:before="100" w:line="240"/>
+              <w:ind w:left="100" w:right="100" w:firstLine="0" w:firstLineChars="0"/>
+              <w:rPr>
+                <w:rFonts w:ascii="Helvetica" w:hAnsi="Helvetica" w:eastAsia="Helvetica" w:cs="Helvetica"/>
+                <w:i w:val="false"/>
+                <w:b w:val="false"/>
+                <w:u w:val="none"/>
+                <w:sz w:val="22"/>
+                <w:szCs w:val="22"/>
+                <w:color w:val="000000"/>
+              </w:rPr>
+            </w:pPr>
+            <w:r>
+              <w:rPr>
+                <w:rFonts w:ascii="Helvetica" w:hAnsi="Helvetica" w:eastAsia="Helvetica" w:cs="Helvetica"/>
+                <w:i w:val="false"/>
+                <w:b w:val="false"/>
+                <w:u w:val="none"/>
+                <w:sz w:val="22"/>
+                <w:szCs w:val="22"/>
+                <w:color w:val="000000"/>
+              </w:rPr>
+              <w:t xml:space="preserve">0.00, 1.25</w:t>
+            </w:r>
+          </w:p>
+        </w:tc>
+        <w:tc>
+          <w:tcPr>
+            <w:tcBorders>
+              <w:bottom w:val="none" w:sz="0" w:space="0" w:color="000000"/>
+              <w:top w:val="none" w:sz="0" w:space="0" w:color="000000"/>
+              <w:left w:val="none" w:sz="0" w:space="0" w:color="000000"/>
+              <w:right w:val="none" w:sz="0" w:space="0" w:color="000000"/>
+            </w:tcBorders>
+            <w:shd w:val="clear" w:color="auto" w:fill="FFFFFF"/>
+            <w:tcMar>
+              <w:top w:w="0" w:type="dxa"/>
+              <w:bottom w:w="0" w:type="dxa"/>
+              <w:left w:w="0" w:type="dxa"/>
+              <w:right w:w="0" w:type="dxa"/>
+            </w:tcMar>
+            <w:vAlign w:val="top"/>
+          </w:tcPr>
+          <w:p>
+            <w:pPr>
+              <w:pStyle w:val="Normal"/>
+              <w:jc w:val="center"/>
+              <w:pBdr>
+                <w:bottom w:val="none" w:sz="0" w:space="0" w:color="000000"/>
+                <w:top w:val="none" w:sz="0" w:space="0" w:color="000000"/>
+                <w:left w:val="none" w:sz="0" w:space="0" w:color="000000"/>
+                <w:right w:val="none" w:sz="0" w:space="0" w:color="000000"/>
+              </w:pBdr>
+              <w:spacing w:after="100" w:before="100" w:line="240"/>
+              <w:ind w:left="100" w:right="100" w:firstLine="0" w:firstLineChars="0"/>
+              <w:rPr>
+                <w:rFonts w:ascii="Helvetica" w:hAnsi="Helvetica" w:eastAsia="Helvetica" w:cs="Helvetica"/>
+                <w:i w:val="false"/>
+                <w:b w:val="false"/>
+                <w:u w:val="none"/>
+                <w:sz w:val="22"/>
+                <w:szCs w:val="22"/>
+                <w:color w:val="000000"/>
+              </w:rPr>
+            </w:pPr>
+            <w:r>
+              <w:rPr>
+                <w:rFonts w:ascii="Helvetica" w:hAnsi="Helvetica" w:eastAsia="Helvetica" w:cs="Helvetica"/>
+                <w:i w:val="false"/>
+                <w:b w:val="false"/>
+                <w:u w:val="none"/>
+                <w:sz w:val="22"/>
+                <w:szCs w:val="22"/>
+                <w:color w:val="000000"/>
+              </w:rPr>
+              <w:t xml:space="preserve">0.070</w:t>
             </w:r>
           </w:p>
         </w:tc>
@@ -6899,113 +6899,113 @@
                 <w:szCs w:val="22"/>
                 <w:color w:val="000000"/>
               </w:rPr>
-              <w:t xml:space="preserve">1.27</w:t>
-            </w:r>
-          </w:p>
-        </w:tc>
-        <w:tc>
-          <w:tcPr>
-            <w:tcBorders>
-              <w:bottom w:val="none" w:sz="0" w:space="0" w:color="000000"/>
-              <w:top w:val="none" w:sz="0" w:space="0" w:color="000000"/>
-              <w:left w:val="none" w:sz="0" w:space="0" w:color="000000"/>
-              <w:right w:val="none" w:sz="0" w:space="0" w:color="000000"/>
-            </w:tcBorders>
-            <w:shd w:val="clear" w:color="auto" w:fill="FFFFFF"/>
-            <w:tcMar>
-              <w:top w:w="0" w:type="dxa"/>
-              <w:bottom w:w="0" w:type="dxa"/>
-              <w:left w:w="0" w:type="dxa"/>
-              <w:right w:w="0" w:type="dxa"/>
-            </w:tcMar>
-            <w:vAlign w:val="top"/>
-          </w:tcPr>
-          <w:p>
-            <w:pPr>
-              <w:pStyle w:val="Normal"/>
-              <w:jc w:val="center"/>
-              <w:pBdr>
-                <w:bottom w:val="none" w:sz="0" w:space="0" w:color="000000"/>
-                <w:top w:val="none" w:sz="0" w:space="0" w:color="000000"/>
-                <w:left w:val="none" w:sz="0" w:space="0" w:color="000000"/>
-                <w:right w:val="none" w:sz="0" w:space="0" w:color="000000"/>
-              </w:pBdr>
-              <w:spacing w:after="100" w:before="100" w:line="240"/>
-              <w:ind w:left="100" w:right="100" w:firstLine="0" w:firstLineChars="0"/>
-              <w:rPr>
-                <w:rFonts w:ascii="Helvetica" w:hAnsi="Helvetica" w:eastAsia="Helvetica" w:cs="Helvetica"/>
-                <w:i w:val="false"/>
-                <w:b w:val="false"/>
-                <w:u w:val="none"/>
-                <w:sz w:val="22"/>
-                <w:szCs w:val="22"/>
-                <w:color w:val="000000"/>
-              </w:rPr>
-            </w:pPr>
-            <w:r>
-              <w:rPr>
-                <w:rFonts w:ascii="Helvetica" w:hAnsi="Helvetica" w:eastAsia="Helvetica" w:cs="Helvetica"/>
-                <w:i w:val="false"/>
-                <w:b w:val="false"/>
-                <w:u w:val="none"/>
-                <w:sz w:val="22"/>
-                <w:szCs w:val="22"/>
-                <w:color w:val="000000"/>
-              </w:rPr>
-              <w:t xml:space="preserve">0.11, 14.2</w:t>
-            </w:r>
-          </w:p>
-        </w:tc>
-        <w:tc>
-          <w:tcPr>
-            <w:tcBorders>
-              <w:bottom w:val="none" w:sz="0" w:space="0" w:color="000000"/>
-              <w:top w:val="none" w:sz="0" w:space="0" w:color="000000"/>
-              <w:left w:val="none" w:sz="0" w:space="0" w:color="000000"/>
-              <w:right w:val="none" w:sz="0" w:space="0" w:color="000000"/>
-            </w:tcBorders>
-            <w:shd w:val="clear" w:color="auto" w:fill="FFFFFF"/>
-            <w:tcMar>
-              <w:top w:w="0" w:type="dxa"/>
-              <w:bottom w:w="0" w:type="dxa"/>
-              <w:left w:w="0" w:type="dxa"/>
-              <w:right w:w="0" w:type="dxa"/>
-            </w:tcMar>
-            <w:vAlign w:val="top"/>
-          </w:tcPr>
-          <w:p>
-            <w:pPr>
-              <w:pStyle w:val="Normal"/>
-              <w:jc w:val="center"/>
-              <w:pBdr>
-                <w:bottom w:val="none" w:sz="0" w:space="0" w:color="000000"/>
-                <w:top w:val="none" w:sz="0" w:space="0" w:color="000000"/>
-                <w:left w:val="none" w:sz="0" w:space="0" w:color="000000"/>
-                <w:right w:val="none" w:sz="0" w:space="0" w:color="000000"/>
-              </w:pBdr>
-              <w:spacing w:after="100" w:before="100" w:line="240"/>
-              <w:ind w:left="100" w:right="100" w:firstLine="0" w:firstLineChars="0"/>
-              <w:rPr>
-                <w:rFonts w:ascii="Helvetica" w:hAnsi="Helvetica" w:eastAsia="Helvetica" w:cs="Helvetica"/>
-                <w:i w:val="false"/>
-                <w:b w:val="false"/>
-                <w:u w:val="none"/>
-                <w:sz w:val="22"/>
-                <w:szCs w:val="22"/>
-                <w:color w:val="000000"/>
-              </w:rPr>
-            </w:pPr>
-            <w:r>
-              <w:rPr>
-                <w:rFonts w:ascii="Helvetica" w:hAnsi="Helvetica" w:eastAsia="Helvetica" w:cs="Helvetica"/>
-                <w:i w:val="false"/>
-                <w:b w:val="false"/>
-                <w:u w:val="none"/>
-                <w:sz w:val="22"/>
-                <w:szCs w:val="22"/>
-                <w:color w:val="000000"/>
-              </w:rPr>
-              <w:t xml:space="preserve">0.850</w:t>
+              <w:t xml:space="preserve">1.11</w:t>
+            </w:r>
+          </w:p>
+        </w:tc>
+        <w:tc>
+          <w:tcPr>
+            <w:tcBorders>
+              <w:bottom w:val="none" w:sz="0" w:space="0" w:color="000000"/>
+              <w:top w:val="none" w:sz="0" w:space="0" w:color="000000"/>
+              <w:left w:val="none" w:sz="0" w:space="0" w:color="000000"/>
+              <w:right w:val="none" w:sz="0" w:space="0" w:color="000000"/>
+            </w:tcBorders>
+            <w:shd w:val="clear" w:color="auto" w:fill="FFFFFF"/>
+            <w:tcMar>
+              <w:top w:w="0" w:type="dxa"/>
+              <w:bottom w:w="0" w:type="dxa"/>
+              <w:left w:w="0" w:type="dxa"/>
+              <w:right w:w="0" w:type="dxa"/>
+            </w:tcMar>
+            <w:vAlign w:val="top"/>
+          </w:tcPr>
+          <w:p>
+            <w:pPr>
+              <w:pStyle w:val="Normal"/>
+              <w:jc w:val="center"/>
+              <w:pBdr>
+                <w:bottom w:val="none" w:sz="0" w:space="0" w:color="000000"/>
+                <w:top w:val="none" w:sz="0" w:space="0" w:color="000000"/>
+                <w:left w:val="none" w:sz="0" w:space="0" w:color="000000"/>
+                <w:right w:val="none" w:sz="0" w:space="0" w:color="000000"/>
+              </w:pBdr>
+              <w:spacing w:after="100" w:before="100" w:line="240"/>
+              <w:ind w:left="100" w:right="100" w:firstLine="0" w:firstLineChars="0"/>
+              <w:rPr>
+                <w:rFonts w:ascii="Helvetica" w:hAnsi="Helvetica" w:eastAsia="Helvetica" w:cs="Helvetica"/>
+                <w:i w:val="false"/>
+                <w:b w:val="false"/>
+                <w:u w:val="none"/>
+                <w:sz w:val="22"/>
+                <w:szCs w:val="22"/>
+                <w:color w:val="000000"/>
+              </w:rPr>
+            </w:pPr>
+            <w:r>
+              <w:rPr>
+                <w:rFonts w:ascii="Helvetica" w:hAnsi="Helvetica" w:eastAsia="Helvetica" w:cs="Helvetica"/>
+                <w:i w:val="false"/>
+                <w:b w:val="false"/>
+                <w:u w:val="none"/>
+                <w:sz w:val="22"/>
+                <w:szCs w:val="22"/>
+                <w:color w:val="000000"/>
+              </w:rPr>
+              <w:t xml:space="preserve">0.10, 12.2</w:t>
+            </w:r>
+          </w:p>
+        </w:tc>
+        <w:tc>
+          <w:tcPr>
+            <w:tcBorders>
+              <w:bottom w:val="none" w:sz="0" w:space="0" w:color="000000"/>
+              <w:top w:val="none" w:sz="0" w:space="0" w:color="000000"/>
+              <w:left w:val="none" w:sz="0" w:space="0" w:color="000000"/>
+              <w:right w:val="none" w:sz="0" w:space="0" w:color="000000"/>
+            </w:tcBorders>
+            <w:shd w:val="clear" w:color="auto" w:fill="FFFFFF"/>
+            <w:tcMar>
+              <w:top w:w="0" w:type="dxa"/>
+              <w:bottom w:w="0" w:type="dxa"/>
+              <w:left w:w="0" w:type="dxa"/>
+              <w:right w:w="0" w:type="dxa"/>
+            </w:tcMar>
+            <w:vAlign w:val="top"/>
+          </w:tcPr>
+          <w:p>
+            <w:pPr>
+              <w:pStyle w:val="Normal"/>
+              <w:jc w:val="center"/>
+              <w:pBdr>
+                <w:bottom w:val="none" w:sz="0" w:space="0" w:color="000000"/>
+                <w:top w:val="none" w:sz="0" w:space="0" w:color="000000"/>
+                <w:left w:val="none" w:sz="0" w:space="0" w:color="000000"/>
+                <w:right w:val="none" w:sz="0" w:space="0" w:color="000000"/>
+              </w:pBdr>
+              <w:spacing w:after="100" w:before="100" w:line="240"/>
+              <w:ind w:left="100" w:right="100" w:firstLine="0" w:firstLineChars="0"/>
+              <w:rPr>
+                <w:rFonts w:ascii="Helvetica" w:hAnsi="Helvetica" w:eastAsia="Helvetica" w:cs="Helvetica"/>
+                <w:i w:val="false"/>
+                <w:b w:val="false"/>
+                <w:u w:val="none"/>
+                <w:sz w:val="22"/>
+                <w:szCs w:val="22"/>
+                <w:color w:val="000000"/>
+              </w:rPr>
+            </w:pPr>
+            <w:r>
+              <w:rPr>
+                <w:rFonts w:ascii="Helvetica" w:hAnsi="Helvetica" w:eastAsia="Helvetica" w:cs="Helvetica"/>
+                <w:i w:val="false"/>
+                <w:b w:val="false"/>
+                <w:u w:val="none"/>
+                <w:sz w:val="22"/>
+                <w:szCs w:val="22"/>
+                <w:color w:val="000000"/>
+              </w:rPr>
+              <w:t xml:space="preserve">0.930</w:t>
             </w:r>
           </w:p>
         </w:tc>
@@ -7382,113 +7382,113 @@
                 <w:szCs w:val="22"/>
                 <w:color w:val="000000"/>
               </w:rPr>
-              <w:t xml:space="preserve">0.18</w:t>
-            </w:r>
-          </w:p>
-        </w:tc>
-        <w:tc>
-          <w:tcPr>
-            <w:tcBorders>
-              <w:bottom w:val="none" w:sz="0" w:space="0" w:color="000000"/>
-              <w:top w:val="none" w:sz="0" w:space="0" w:color="000000"/>
-              <w:left w:val="none" w:sz="0" w:space="0" w:color="000000"/>
-              <w:right w:val="none" w:sz="0" w:space="0" w:color="000000"/>
-            </w:tcBorders>
-            <w:shd w:val="clear" w:color="auto" w:fill="FFFFFF"/>
-            <w:tcMar>
-              <w:top w:w="0" w:type="dxa"/>
-              <w:bottom w:w="0" w:type="dxa"/>
-              <w:left w:w="0" w:type="dxa"/>
-              <w:right w:w="0" w:type="dxa"/>
-            </w:tcMar>
-            <w:vAlign w:val="top"/>
-          </w:tcPr>
-          <w:p>
-            <w:pPr>
-              <w:pStyle w:val="Normal"/>
-              <w:jc w:val="center"/>
-              <w:pBdr>
-                <w:bottom w:val="none" w:sz="0" w:space="0" w:color="000000"/>
-                <w:top w:val="none" w:sz="0" w:space="0" w:color="000000"/>
-                <w:left w:val="none" w:sz="0" w:space="0" w:color="000000"/>
-                <w:right w:val="none" w:sz="0" w:space="0" w:color="000000"/>
-              </w:pBdr>
-              <w:spacing w:after="100" w:before="100" w:line="240"/>
-              <w:ind w:left="100" w:right="100" w:firstLine="0" w:firstLineChars="0"/>
-              <w:rPr>
-                <w:rFonts w:ascii="Helvetica" w:hAnsi="Helvetica" w:eastAsia="Helvetica" w:cs="Helvetica"/>
-                <w:i w:val="false"/>
-                <w:b w:val="false"/>
-                <w:u w:val="none"/>
-                <w:sz w:val="22"/>
-                <w:szCs w:val="22"/>
-                <w:color w:val="000000"/>
-              </w:rPr>
-            </w:pPr>
-            <w:r>
-              <w:rPr>
-                <w:rFonts w:ascii="Helvetica" w:hAnsi="Helvetica" w:eastAsia="Helvetica" w:cs="Helvetica"/>
-                <w:i w:val="false"/>
-                <w:b w:val="false"/>
-                <w:u w:val="none"/>
-                <w:sz w:val="22"/>
-                <w:szCs w:val="22"/>
-                <w:color w:val="000000"/>
-              </w:rPr>
-              <w:t xml:space="preserve">0.02, 1.93</w:t>
-            </w:r>
-          </w:p>
-        </w:tc>
-        <w:tc>
-          <w:tcPr>
-            <w:tcBorders>
-              <w:bottom w:val="none" w:sz="0" w:space="0" w:color="000000"/>
-              <w:top w:val="none" w:sz="0" w:space="0" w:color="000000"/>
-              <w:left w:val="none" w:sz="0" w:space="0" w:color="000000"/>
-              <w:right w:val="none" w:sz="0" w:space="0" w:color="000000"/>
-            </w:tcBorders>
-            <w:shd w:val="clear" w:color="auto" w:fill="FFFFFF"/>
-            <w:tcMar>
-              <w:top w:w="0" w:type="dxa"/>
-              <w:bottom w:w="0" w:type="dxa"/>
-              <w:left w:w="0" w:type="dxa"/>
-              <w:right w:w="0" w:type="dxa"/>
-            </w:tcMar>
-            <w:vAlign w:val="top"/>
-          </w:tcPr>
-          <w:p>
-            <w:pPr>
-              <w:pStyle w:val="Normal"/>
-              <w:jc w:val="center"/>
-              <w:pBdr>
-                <w:bottom w:val="none" w:sz="0" w:space="0" w:color="000000"/>
-                <w:top w:val="none" w:sz="0" w:space="0" w:color="000000"/>
-                <w:left w:val="none" w:sz="0" w:space="0" w:color="000000"/>
-                <w:right w:val="none" w:sz="0" w:space="0" w:color="000000"/>
-              </w:pBdr>
-              <w:spacing w:after="100" w:before="100" w:line="240"/>
-              <w:ind w:left="100" w:right="100" w:firstLine="0" w:firstLineChars="0"/>
-              <w:rPr>
-                <w:rFonts w:ascii="Helvetica" w:hAnsi="Helvetica" w:eastAsia="Helvetica" w:cs="Helvetica"/>
-                <w:i w:val="false"/>
-                <w:b w:val="false"/>
-                <w:u w:val="none"/>
-                <w:sz w:val="22"/>
-                <w:szCs w:val="22"/>
-                <w:color w:val="000000"/>
-              </w:rPr>
-            </w:pPr>
-            <w:r>
-              <w:rPr>
-                <w:rFonts w:ascii="Helvetica" w:hAnsi="Helvetica" w:eastAsia="Helvetica" w:cs="Helvetica"/>
-                <w:i w:val="false"/>
-                <w:b w:val="false"/>
-                <w:u w:val="none"/>
-                <w:sz w:val="22"/>
-                <w:szCs w:val="22"/>
-                <w:color w:val="000000"/>
-              </w:rPr>
-              <w:t xml:space="preserve">0.160</w:t>
+              <w:t xml:space="preserve">0.15</w:t>
+            </w:r>
+          </w:p>
+        </w:tc>
+        <w:tc>
+          <w:tcPr>
+            <w:tcBorders>
+              <w:bottom w:val="none" w:sz="0" w:space="0" w:color="000000"/>
+              <w:top w:val="none" w:sz="0" w:space="0" w:color="000000"/>
+              <w:left w:val="none" w:sz="0" w:space="0" w:color="000000"/>
+              <w:right w:val="none" w:sz="0" w:space="0" w:color="000000"/>
+            </w:tcBorders>
+            <w:shd w:val="clear" w:color="auto" w:fill="FFFFFF"/>
+            <w:tcMar>
+              <w:top w:w="0" w:type="dxa"/>
+              <w:bottom w:w="0" w:type="dxa"/>
+              <w:left w:w="0" w:type="dxa"/>
+              <w:right w:w="0" w:type="dxa"/>
+            </w:tcMar>
+            <w:vAlign w:val="top"/>
+          </w:tcPr>
+          <w:p>
+            <w:pPr>
+              <w:pStyle w:val="Normal"/>
+              <w:jc w:val="center"/>
+              <w:pBdr>
+                <w:bottom w:val="none" w:sz="0" w:space="0" w:color="000000"/>
+                <w:top w:val="none" w:sz="0" w:space="0" w:color="000000"/>
+                <w:left w:val="none" w:sz="0" w:space="0" w:color="000000"/>
+                <w:right w:val="none" w:sz="0" w:space="0" w:color="000000"/>
+              </w:pBdr>
+              <w:spacing w:after="100" w:before="100" w:line="240"/>
+              <w:ind w:left="100" w:right="100" w:firstLine="0" w:firstLineChars="0"/>
+              <w:rPr>
+                <w:rFonts w:ascii="Helvetica" w:hAnsi="Helvetica" w:eastAsia="Helvetica" w:cs="Helvetica"/>
+                <w:i w:val="false"/>
+                <w:b w:val="false"/>
+                <w:u w:val="none"/>
+                <w:sz w:val="22"/>
+                <w:szCs w:val="22"/>
+                <w:color w:val="000000"/>
+              </w:rPr>
+            </w:pPr>
+            <w:r>
+              <w:rPr>
+                <w:rFonts w:ascii="Helvetica" w:hAnsi="Helvetica" w:eastAsia="Helvetica" w:cs="Helvetica"/>
+                <w:i w:val="false"/>
+                <w:b w:val="false"/>
+                <w:u w:val="none"/>
+                <w:sz w:val="22"/>
+                <w:szCs w:val="22"/>
+                <w:color w:val="000000"/>
+              </w:rPr>
+              <w:t xml:space="preserve">0.01, 1.58</w:t>
+            </w:r>
+          </w:p>
+        </w:tc>
+        <w:tc>
+          <w:tcPr>
+            <w:tcBorders>
+              <w:bottom w:val="none" w:sz="0" w:space="0" w:color="000000"/>
+              <w:top w:val="none" w:sz="0" w:space="0" w:color="000000"/>
+              <w:left w:val="none" w:sz="0" w:space="0" w:color="000000"/>
+              <w:right w:val="none" w:sz="0" w:space="0" w:color="000000"/>
+            </w:tcBorders>
+            <w:shd w:val="clear" w:color="auto" w:fill="FFFFFF"/>
+            <w:tcMar>
+              <w:top w:w="0" w:type="dxa"/>
+              <w:bottom w:w="0" w:type="dxa"/>
+              <w:left w:w="0" w:type="dxa"/>
+              <w:right w:w="0" w:type="dxa"/>
+            </w:tcMar>
+            <w:vAlign w:val="top"/>
+          </w:tcPr>
+          <w:p>
+            <w:pPr>
+              <w:pStyle w:val="Normal"/>
+              <w:jc w:val="center"/>
+              <w:pBdr>
+                <w:bottom w:val="none" w:sz="0" w:space="0" w:color="000000"/>
+                <w:top w:val="none" w:sz="0" w:space="0" w:color="000000"/>
+                <w:left w:val="none" w:sz="0" w:space="0" w:color="000000"/>
+                <w:right w:val="none" w:sz="0" w:space="0" w:color="000000"/>
+              </w:pBdr>
+              <w:spacing w:after="100" w:before="100" w:line="240"/>
+              <w:ind w:left="100" w:right="100" w:firstLine="0" w:firstLineChars="0"/>
+              <w:rPr>
+                <w:rFonts w:ascii="Helvetica" w:hAnsi="Helvetica" w:eastAsia="Helvetica" w:cs="Helvetica"/>
+                <w:i w:val="false"/>
+                <w:b w:val="false"/>
+                <w:u w:val="none"/>
+                <w:sz w:val="22"/>
+                <w:szCs w:val="22"/>
+                <w:color w:val="000000"/>
+              </w:rPr>
+            </w:pPr>
+            <w:r>
+              <w:rPr>
+                <w:rFonts w:ascii="Helvetica" w:hAnsi="Helvetica" w:eastAsia="Helvetica" w:cs="Helvetica"/>
+                <w:i w:val="false"/>
+                <w:b w:val="false"/>
+                <w:u w:val="none"/>
+                <w:sz w:val="22"/>
+                <w:szCs w:val="22"/>
+                <w:color w:val="000000"/>
+              </w:rPr>
+              <w:t xml:space="preserve">0.110</w:t>
             </w:r>
           </w:p>
         </w:tc>
@@ -7918,7 +7918,7 @@
                 <w:szCs w:val="22"/>
                 <w:color w:val="000000"/>
               </w:rPr>
-              <w:t xml:space="preserve">0.09, 5.43</w:t>
+              <w:t xml:space="preserve">0.08, 5.65</w:t>
             </w:r>
           </w:p>
         </w:tc>
@@ -8348,113 +8348,113 @@
                 <w:szCs w:val="22"/>
                 <w:color w:val="000000"/>
               </w:rPr>
-              <w:t xml:space="preserve">0.30</w:t>
-            </w:r>
-          </w:p>
-        </w:tc>
-        <w:tc>
-          <w:tcPr>
-            <w:tcBorders>
-              <w:bottom w:val="none" w:sz="0" w:space="0" w:color="000000"/>
-              <w:top w:val="none" w:sz="0" w:space="0" w:color="000000"/>
-              <w:left w:val="none" w:sz="0" w:space="0" w:color="000000"/>
-              <w:right w:val="none" w:sz="0" w:space="0" w:color="000000"/>
-            </w:tcBorders>
-            <w:shd w:val="clear" w:color="auto" w:fill="FFFFFF"/>
-            <w:tcMar>
-              <w:top w:w="0" w:type="dxa"/>
-              <w:bottom w:w="0" w:type="dxa"/>
-              <w:left w:w="0" w:type="dxa"/>
-              <w:right w:w="0" w:type="dxa"/>
-            </w:tcMar>
-            <w:vAlign w:val="top"/>
-          </w:tcPr>
-          <w:p>
-            <w:pPr>
-              <w:pStyle w:val="Normal"/>
-              <w:jc w:val="center"/>
-              <w:pBdr>
-                <w:bottom w:val="none" w:sz="0" w:space="0" w:color="000000"/>
-                <w:top w:val="none" w:sz="0" w:space="0" w:color="000000"/>
-                <w:left w:val="none" w:sz="0" w:space="0" w:color="000000"/>
-                <w:right w:val="none" w:sz="0" w:space="0" w:color="000000"/>
-              </w:pBdr>
-              <w:spacing w:after="100" w:before="100" w:line="240"/>
-              <w:ind w:left="100" w:right="100" w:firstLine="0" w:firstLineChars="0"/>
-              <w:rPr>
-                <w:rFonts w:ascii="Helvetica" w:hAnsi="Helvetica" w:eastAsia="Helvetica" w:cs="Helvetica"/>
-                <w:i w:val="false"/>
-                <w:b w:val="false"/>
-                <w:u w:val="none"/>
-                <w:sz w:val="22"/>
-                <w:szCs w:val="22"/>
-                <w:color w:val="000000"/>
-              </w:rPr>
-            </w:pPr>
-            <w:r>
-              <w:rPr>
-                <w:rFonts w:ascii="Helvetica" w:hAnsi="Helvetica" w:eastAsia="Helvetica" w:cs="Helvetica"/>
-                <w:i w:val="false"/>
-                <w:b w:val="false"/>
-                <w:u w:val="none"/>
-                <w:sz w:val="22"/>
-                <w:szCs w:val="22"/>
-                <w:color w:val="000000"/>
-              </w:rPr>
-              <w:t xml:space="preserve">0.01, 7.48</w:t>
-            </w:r>
-          </w:p>
-        </w:tc>
-        <w:tc>
-          <w:tcPr>
-            <w:tcBorders>
-              <w:bottom w:val="none" w:sz="0" w:space="0" w:color="000000"/>
-              <w:top w:val="none" w:sz="0" w:space="0" w:color="000000"/>
-              <w:left w:val="none" w:sz="0" w:space="0" w:color="000000"/>
-              <w:right w:val="none" w:sz="0" w:space="0" w:color="000000"/>
-            </w:tcBorders>
-            <w:shd w:val="clear" w:color="auto" w:fill="FFFFFF"/>
-            <w:tcMar>
-              <w:top w:w="0" w:type="dxa"/>
-              <w:bottom w:w="0" w:type="dxa"/>
-              <w:left w:w="0" w:type="dxa"/>
-              <w:right w:w="0" w:type="dxa"/>
-            </w:tcMar>
-            <w:vAlign w:val="top"/>
-          </w:tcPr>
-          <w:p>
-            <w:pPr>
-              <w:pStyle w:val="Normal"/>
-              <w:jc w:val="center"/>
-              <w:pBdr>
-                <w:bottom w:val="none" w:sz="0" w:space="0" w:color="000000"/>
-                <w:top w:val="none" w:sz="0" w:space="0" w:color="000000"/>
-                <w:left w:val="none" w:sz="0" w:space="0" w:color="000000"/>
-                <w:right w:val="none" w:sz="0" w:space="0" w:color="000000"/>
-              </w:pBdr>
-              <w:spacing w:after="100" w:before="100" w:line="240"/>
-              <w:ind w:left="100" w:right="100" w:firstLine="0" w:firstLineChars="0"/>
-              <w:rPr>
-                <w:rFonts w:ascii="Helvetica" w:hAnsi="Helvetica" w:eastAsia="Helvetica" w:cs="Helvetica"/>
-                <w:i w:val="false"/>
-                <w:b w:val="false"/>
-                <w:u w:val="none"/>
-                <w:sz w:val="22"/>
-                <w:szCs w:val="22"/>
-                <w:color w:val="000000"/>
-              </w:rPr>
-            </w:pPr>
-            <w:r>
-              <w:rPr>
-                <w:rFonts w:ascii="Helvetica" w:hAnsi="Helvetica" w:eastAsia="Helvetica" w:cs="Helvetica"/>
-                <w:i w:val="false"/>
-                <w:b w:val="false"/>
-                <w:u w:val="none"/>
-                <w:sz w:val="22"/>
-                <w:szCs w:val="22"/>
-                <w:color w:val="000000"/>
-              </w:rPr>
-              <w:t xml:space="preserve">0.470</w:t>
+              <w:t xml:space="preserve">0.28</w:t>
+            </w:r>
+          </w:p>
+        </w:tc>
+        <w:tc>
+          <w:tcPr>
+            <w:tcBorders>
+              <w:bottom w:val="none" w:sz="0" w:space="0" w:color="000000"/>
+              <w:top w:val="none" w:sz="0" w:space="0" w:color="000000"/>
+              <w:left w:val="none" w:sz="0" w:space="0" w:color="000000"/>
+              <w:right w:val="none" w:sz="0" w:space="0" w:color="000000"/>
+            </w:tcBorders>
+            <w:shd w:val="clear" w:color="auto" w:fill="FFFFFF"/>
+            <w:tcMar>
+              <w:top w:w="0" w:type="dxa"/>
+              <w:bottom w:w="0" w:type="dxa"/>
+              <w:left w:w="0" w:type="dxa"/>
+              <w:right w:w="0" w:type="dxa"/>
+            </w:tcMar>
+            <w:vAlign w:val="top"/>
+          </w:tcPr>
+          <w:p>
+            <w:pPr>
+              <w:pStyle w:val="Normal"/>
+              <w:jc w:val="center"/>
+              <w:pBdr>
+                <w:bottom w:val="none" w:sz="0" w:space="0" w:color="000000"/>
+                <w:top w:val="none" w:sz="0" w:space="0" w:color="000000"/>
+                <w:left w:val="none" w:sz="0" w:space="0" w:color="000000"/>
+                <w:right w:val="none" w:sz="0" w:space="0" w:color="000000"/>
+              </w:pBdr>
+              <w:spacing w:after="100" w:before="100" w:line="240"/>
+              <w:ind w:left="100" w:right="100" w:firstLine="0" w:firstLineChars="0"/>
+              <w:rPr>
+                <w:rFonts w:ascii="Helvetica" w:hAnsi="Helvetica" w:eastAsia="Helvetica" w:cs="Helvetica"/>
+                <w:i w:val="false"/>
+                <w:b w:val="false"/>
+                <w:u w:val="none"/>
+                <w:sz w:val="22"/>
+                <w:szCs w:val="22"/>
+                <w:color w:val="000000"/>
+              </w:rPr>
+            </w:pPr>
+            <w:r>
+              <w:rPr>
+                <w:rFonts w:ascii="Helvetica" w:hAnsi="Helvetica" w:eastAsia="Helvetica" w:cs="Helvetica"/>
+                <w:i w:val="false"/>
+                <w:b w:val="false"/>
+                <w:u w:val="none"/>
+                <w:sz w:val="22"/>
+                <w:szCs w:val="22"/>
+                <w:color w:val="000000"/>
+              </w:rPr>
+              <w:t xml:space="preserve">0.01, 6.69</w:t>
+            </w:r>
+          </w:p>
+        </w:tc>
+        <w:tc>
+          <w:tcPr>
+            <w:tcBorders>
+              <w:bottom w:val="none" w:sz="0" w:space="0" w:color="000000"/>
+              <w:top w:val="none" w:sz="0" w:space="0" w:color="000000"/>
+              <w:left w:val="none" w:sz="0" w:space="0" w:color="000000"/>
+              <w:right w:val="none" w:sz="0" w:space="0" w:color="000000"/>
+            </w:tcBorders>
+            <w:shd w:val="clear" w:color="auto" w:fill="FFFFFF"/>
+            <w:tcMar>
+              <w:top w:w="0" w:type="dxa"/>
+              <w:bottom w:w="0" w:type="dxa"/>
+              <w:left w:w="0" w:type="dxa"/>
+              <w:right w:w="0" w:type="dxa"/>
+            </w:tcMar>
+            <w:vAlign w:val="top"/>
+          </w:tcPr>
+          <w:p>
+            <w:pPr>
+              <w:pStyle w:val="Normal"/>
+              <w:jc w:val="center"/>
+              <w:pBdr>
+                <w:bottom w:val="none" w:sz="0" w:space="0" w:color="000000"/>
+                <w:top w:val="none" w:sz="0" w:space="0" w:color="000000"/>
+                <w:left w:val="none" w:sz="0" w:space="0" w:color="000000"/>
+                <w:right w:val="none" w:sz="0" w:space="0" w:color="000000"/>
+              </w:pBdr>
+              <w:spacing w:after="100" w:before="100" w:line="240"/>
+              <w:ind w:left="100" w:right="100" w:firstLine="0" w:firstLineChars="0"/>
+              <w:rPr>
+                <w:rFonts w:ascii="Helvetica" w:hAnsi="Helvetica" w:eastAsia="Helvetica" w:cs="Helvetica"/>
+                <w:i w:val="false"/>
+                <w:b w:val="false"/>
+                <w:u w:val="none"/>
+                <w:sz w:val="22"/>
+                <w:szCs w:val="22"/>
+                <w:color w:val="000000"/>
+              </w:rPr>
+            </w:pPr>
+            <w:r>
+              <w:rPr>
+                <w:rFonts w:ascii="Helvetica" w:hAnsi="Helvetica" w:eastAsia="Helvetica" w:cs="Helvetica"/>
+                <w:i w:val="false"/>
+                <w:b w:val="false"/>
+                <w:u w:val="none"/>
+                <w:sz w:val="22"/>
+                <w:szCs w:val="22"/>
+                <w:color w:val="000000"/>
+              </w:rPr>
+              <w:t xml:space="preserve">0.430</w:t>
             </w:r>
           </w:p>
         </w:tc>
@@ -10280,113 +10280,113 @@
                 <w:szCs w:val="22"/>
                 <w:color w:val="000000"/>
               </w:rPr>
-              <w:t xml:space="preserve">1.70</w:t>
-            </w:r>
-          </w:p>
-        </w:tc>
-        <w:tc>
-          <w:tcPr>
-            <w:tcBorders>
-              <w:bottom w:val="none" w:sz="0" w:space="0" w:color="000000"/>
-              <w:top w:val="none" w:sz="0" w:space="0" w:color="000000"/>
-              <w:left w:val="none" w:sz="0" w:space="0" w:color="000000"/>
-              <w:right w:val="none" w:sz="0" w:space="0" w:color="000000"/>
-            </w:tcBorders>
-            <w:shd w:val="clear" w:color="auto" w:fill="FFFFFF"/>
-            <w:tcMar>
-              <w:top w:w="0" w:type="dxa"/>
-              <w:bottom w:w="0" w:type="dxa"/>
-              <w:left w:w="0" w:type="dxa"/>
-              <w:right w:w="0" w:type="dxa"/>
-            </w:tcMar>
-            <w:vAlign w:val="top"/>
-          </w:tcPr>
-          <w:p>
-            <w:pPr>
-              <w:pStyle w:val="Normal"/>
-              <w:jc w:val="center"/>
-              <w:pBdr>
-                <w:bottom w:val="none" w:sz="0" w:space="0" w:color="000000"/>
-                <w:top w:val="none" w:sz="0" w:space="0" w:color="000000"/>
-                <w:left w:val="none" w:sz="0" w:space="0" w:color="000000"/>
-                <w:right w:val="none" w:sz="0" w:space="0" w:color="000000"/>
-              </w:pBdr>
-              <w:spacing w:after="100" w:before="100" w:line="240"/>
-              <w:ind w:left="100" w:right="100" w:firstLine="0" w:firstLineChars="0"/>
-              <w:rPr>
-                <w:rFonts w:ascii="Helvetica" w:hAnsi="Helvetica" w:eastAsia="Helvetica" w:cs="Helvetica"/>
-                <w:i w:val="false"/>
-                <w:b w:val="false"/>
-                <w:u w:val="none"/>
-                <w:sz w:val="22"/>
-                <w:szCs w:val="22"/>
-                <w:color w:val="000000"/>
-              </w:rPr>
-            </w:pPr>
-            <w:r>
-              <w:rPr>
-                <w:rFonts w:ascii="Helvetica" w:hAnsi="Helvetica" w:eastAsia="Helvetica" w:cs="Helvetica"/>
-                <w:i w:val="false"/>
-                <w:b w:val="false"/>
-                <w:u w:val="none"/>
-                <w:sz w:val="22"/>
-                <w:szCs w:val="22"/>
-                <w:color w:val="000000"/>
-              </w:rPr>
-              <w:t xml:space="preserve">0.46, 6.31</w:t>
-            </w:r>
-          </w:p>
-        </w:tc>
-        <w:tc>
-          <w:tcPr>
-            <w:tcBorders>
-              <w:bottom w:val="none" w:sz="0" w:space="0" w:color="000000"/>
-              <w:top w:val="none" w:sz="0" w:space="0" w:color="000000"/>
-              <w:left w:val="none" w:sz="0" w:space="0" w:color="000000"/>
-              <w:right w:val="none" w:sz="0" w:space="0" w:color="000000"/>
-            </w:tcBorders>
-            <w:shd w:val="clear" w:color="auto" w:fill="FFFFFF"/>
-            <w:tcMar>
-              <w:top w:w="0" w:type="dxa"/>
-              <w:bottom w:w="0" w:type="dxa"/>
-              <w:left w:w="0" w:type="dxa"/>
-              <w:right w:w="0" w:type="dxa"/>
-            </w:tcMar>
-            <w:vAlign w:val="top"/>
-          </w:tcPr>
-          <w:p>
-            <w:pPr>
-              <w:pStyle w:val="Normal"/>
-              <w:jc w:val="center"/>
-              <w:pBdr>
-                <w:bottom w:val="none" w:sz="0" w:space="0" w:color="000000"/>
-                <w:top w:val="none" w:sz="0" w:space="0" w:color="000000"/>
-                <w:left w:val="none" w:sz="0" w:space="0" w:color="000000"/>
-                <w:right w:val="none" w:sz="0" w:space="0" w:color="000000"/>
-              </w:pBdr>
-              <w:spacing w:after="100" w:before="100" w:line="240"/>
-              <w:ind w:left="100" w:right="100" w:firstLine="0" w:firstLineChars="0"/>
-              <w:rPr>
-                <w:rFonts w:ascii="Helvetica" w:hAnsi="Helvetica" w:eastAsia="Helvetica" w:cs="Helvetica"/>
-                <w:i w:val="false"/>
-                <w:b w:val="false"/>
-                <w:u w:val="none"/>
-                <w:sz w:val="22"/>
-                <w:szCs w:val="22"/>
-                <w:color w:val="000000"/>
-              </w:rPr>
-            </w:pPr>
-            <w:r>
-              <w:rPr>
-                <w:rFonts w:ascii="Helvetica" w:hAnsi="Helvetica" w:eastAsia="Helvetica" w:cs="Helvetica"/>
-                <w:i w:val="false"/>
-                <w:b w:val="false"/>
-                <w:u w:val="none"/>
-                <w:sz w:val="22"/>
-                <w:szCs w:val="22"/>
-                <w:color w:val="000000"/>
-              </w:rPr>
-              <w:t xml:space="preserve">0.430</w:t>
+              <w:t xml:space="preserve">1.84</w:t>
+            </w:r>
+          </w:p>
+        </w:tc>
+        <w:tc>
+          <w:tcPr>
+            <w:tcBorders>
+              <w:bottom w:val="none" w:sz="0" w:space="0" w:color="000000"/>
+              <w:top w:val="none" w:sz="0" w:space="0" w:color="000000"/>
+              <w:left w:val="none" w:sz="0" w:space="0" w:color="000000"/>
+              <w:right w:val="none" w:sz="0" w:space="0" w:color="000000"/>
+            </w:tcBorders>
+            <w:shd w:val="clear" w:color="auto" w:fill="FFFFFF"/>
+            <w:tcMar>
+              <w:top w:w="0" w:type="dxa"/>
+              <w:bottom w:w="0" w:type="dxa"/>
+              <w:left w:w="0" w:type="dxa"/>
+              <w:right w:w="0" w:type="dxa"/>
+            </w:tcMar>
+            <w:vAlign w:val="top"/>
+          </w:tcPr>
+          <w:p>
+            <w:pPr>
+              <w:pStyle w:val="Normal"/>
+              <w:jc w:val="center"/>
+              <w:pBdr>
+                <w:bottom w:val="none" w:sz="0" w:space="0" w:color="000000"/>
+                <w:top w:val="none" w:sz="0" w:space="0" w:color="000000"/>
+                <w:left w:val="none" w:sz="0" w:space="0" w:color="000000"/>
+                <w:right w:val="none" w:sz="0" w:space="0" w:color="000000"/>
+              </w:pBdr>
+              <w:spacing w:after="100" w:before="100" w:line="240"/>
+              <w:ind w:left="100" w:right="100" w:firstLine="0" w:firstLineChars="0"/>
+              <w:rPr>
+                <w:rFonts w:ascii="Helvetica" w:hAnsi="Helvetica" w:eastAsia="Helvetica" w:cs="Helvetica"/>
+                <w:i w:val="false"/>
+                <w:b w:val="false"/>
+                <w:u w:val="none"/>
+                <w:sz w:val="22"/>
+                <w:szCs w:val="22"/>
+                <w:color w:val="000000"/>
+              </w:rPr>
+            </w:pPr>
+            <w:r>
+              <w:rPr>
+                <w:rFonts w:ascii="Helvetica" w:hAnsi="Helvetica" w:eastAsia="Helvetica" w:cs="Helvetica"/>
+                <w:i w:val="false"/>
+                <w:b w:val="false"/>
+                <w:u w:val="none"/>
+                <w:sz w:val="22"/>
+                <w:szCs w:val="22"/>
+                <w:color w:val="000000"/>
+              </w:rPr>
+              <w:t xml:space="preserve">0.49, 6.88</w:t>
+            </w:r>
+          </w:p>
+        </w:tc>
+        <w:tc>
+          <w:tcPr>
+            <w:tcBorders>
+              <w:bottom w:val="none" w:sz="0" w:space="0" w:color="000000"/>
+              <w:top w:val="none" w:sz="0" w:space="0" w:color="000000"/>
+              <w:left w:val="none" w:sz="0" w:space="0" w:color="000000"/>
+              <w:right w:val="none" w:sz="0" w:space="0" w:color="000000"/>
+            </w:tcBorders>
+            <w:shd w:val="clear" w:color="auto" w:fill="FFFFFF"/>
+            <w:tcMar>
+              <w:top w:w="0" w:type="dxa"/>
+              <w:bottom w:w="0" w:type="dxa"/>
+              <w:left w:w="0" w:type="dxa"/>
+              <w:right w:w="0" w:type="dxa"/>
+            </w:tcMar>
+            <w:vAlign w:val="top"/>
+          </w:tcPr>
+          <w:p>
+            <w:pPr>
+              <w:pStyle w:val="Normal"/>
+              <w:jc w:val="center"/>
+              <w:pBdr>
+                <w:bottom w:val="none" w:sz="0" w:space="0" w:color="000000"/>
+                <w:top w:val="none" w:sz="0" w:space="0" w:color="000000"/>
+                <w:left w:val="none" w:sz="0" w:space="0" w:color="000000"/>
+                <w:right w:val="none" w:sz="0" w:space="0" w:color="000000"/>
+              </w:pBdr>
+              <w:spacing w:after="100" w:before="100" w:line="240"/>
+              <w:ind w:left="100" w:right="100" w:firstLine="0" w:firstLineChars="0"/>
+              <w:rPr>
+                <w:rFonts w:ascii="Helvetica" w:hAnsi="Helvetica" w:eastAsia="Helvetica" w:cs="Helvetica"/>
+                <w:i w:val="false"/>
+                <w:b w:val="false"/>
+                <w:u w:val="none"/>
+                <w:sz w:val="22"/>
+                <w:szCs w:val="22"/>
+                <w:color w:val="000000"/>
+              </w:rPr>
+            </w:pPr>
+            <w:r>
+              <w:rPr>
+                <w:rFonts w:ascii="Helvetica" w:hAnsi="Helvetica" w:eastAsia="Helvetica" w:cs="Helvetica"/>
+                <w:i w:val="false"/>
+                <w:b w:val="false"/>
+                <w:u w:val="none"/>
+                <w:sz w:val="22"/>
+                <w:szCs w:val="22"/>
+                <w:color w:val="000000"/>
+              </w:rPr>
+              <w:t xml:space="preserve">0.360</w:t>
             </w:r>
           </w:p>
         </w:tc>
@@ -11729,113 +11729,113 @@
                 <w:szCs w:val="22"/>
                 <w:color w:val="000000"/>
               </w:rPr>
-              <w:t xml:space="preserve">3.59</w:t>
-            </w:r>
-          </w:p>
-        </w:tc>
-        <w:tc>
-          <w:tcPr>
-            <w:tcBorders>
-              <w:bottom w:val="none" w:sz="0" w:space="0" w:color="000000"/>
-              <w:top w:val="none" w:sz="0" w:space="0" w:color="000000"/>
-              <w:left w:val="none" w:sz="0" w:space="0" w:color="000000"/>
-              <w:right w:val="none" w:sz="0" w:space="0" w:color="000000"/>
-            </w:tcBorders>
-            <w:shd w:val="clear" w:color="auto" w:fill="FFFFFF"/>
-            <w:tcMar>
-              <w:top w:w="0" w:type="dxa"/>
-              <w:bottom w:w="0" w:type="dxa"/>
-              <w:left w:w="0" w:type="dxa"/>
-              <w:right w:w="0" w:type="dxa"/>
-            </w:tcMar>
-            <w:vAlign w:val="top"/>
-          </w:tcPr>
-          <w:p>
-            <w:pPr>
-              <w:pStyle w:val="Normal"/>
-              <w:jc w:val="center"/>
-              <w:pBdr>
-                <w:bottom w:val="none" w:sz="0" w:space="0" w:color="000000"/>
-                <w:top w:val="none" w:sz="0" w:space="0" w:color="000000"/>
-                <w:left w:val="none" w:sz="0" w:space="0" w:color="000000"/>
-                <w:right w:val="none" w:sz="0" w:space="0" w:color="000000"/>
-              </w:pBdr>
-              <w:spacing w:after="100" w:before="100" w:line="240"/>
-              <w:ind w:left="100" w:right="100" w:firstLine="0" w:firstLineChars="0"/>
-              <w:rPr>
-                <w:rFonts w:ascii="Helvetica" w:hAnsi="Helvetica" w:eastAsia="Helvetica" w:cs="Helvetica"/>
-                <w:i w:val="false"/>
-                <w:b w:val="false"/>
-                <w:u w:val="none"/>
-                <w:sz w:val="22"/>
-                <w:szCs w:val="22"/>
-                <w:color w:val="000000"/>
-              </w:rPr>
-            </w:pPr>
-            <w:r>
-              <w:rPr>
-                <w:rFonts w:ascii="Helvetica" w:hAnsi="Helvetica" w:eastAsia="Helvetica" w:cs="Helvetica"/>
-                <w:i w:val="false"/>
-                <w:b w:val="false"/>
-                <w:u w:val="none"/>
-                <w:sz w:val="22"/>
-                <w:szCs w:val="22"/>
-                <w:color w:val="000000"/>
-              </w:rPr>
-              <w:t xml:space="preserve">0.89, 14.4</w:t>
-            </w:r>
-          </w:p>
-        </w:tc>
-        <w:tc>
-          <w:tcPr>
-            <w:tcBorders>
-              <w:bottom w:val="none" w:sz="0" w:space="0" w:color="000000"/>
-              <w:top w:val="none" w:sz="0" w:space="0" w:color="000000"/>
-              <w:left w:val="none" w:sz="0" w:space="0" w:color="000000"/>
-              <w:right w:val="none" w:sz="0" w:space="0" w:color="000000"/>
-            </w:tcBorders>
-            <w:shd w:val="clear" w:color="auto" w:fill="FFFFFF"/>
-            <w:tcMar>
-              <w:top w:w="0" w:type="dxa"/>
-              <w:bottom w:w="0" w:type="dxa"/>
-              <w:left w:w="0" w:type="dxa"/>
-              <w:right w:w="0" w:type="dxa"/>
-            </w:tcMar>
-            <w:vAlign w:val="top"/>
-          </w:tcPr>
-          <w:p>
-            <w:pPr>
-              <w:pStyle w:val="Normal"/>
-              <w:jc w:val="center"/>
-              <w:pBdr>
-                <w:bottom w:val="none" w:sz="0" w:space="0" w:color="000000"/>
-                <w:top w:val="none" w:sz="0" w:space="0" w:color="000000"/>
-                <w:left w:val="none" w:sz="0" w:space="0" w:color="000000"/>
-                <w:right w:val="none" w:sz="0" w:space="0" w:color="000000"/>
-              </w:pBdr>
-              <w:spacing w:after="100" w:before="100" w:line="240"/>
-              <w:ind w:left="100" w:right="100" w:firstLine="0" w:firstLineChars="0"/>
-              <w:rPr>
-                <w:rFonts w:ascii="Helvetica" w:hAnsi="Helvetica" w:eastAsia="Helvetica" w:cs="Helvetica"/>
-                <w:i w:val="false"/>
-                <w:b w:val="false"/>
-                <w:u w:val="none"/>
-                <w:sz w:val="22"/>
-                <w:szCs w:val="22"/>
-                <w:color w:val="000000"/>
-              </w:rPr>
-            </w:pPr>
-            <w:r>
-              <w:rPr>
-                <w:rFonts w:ascii="Helvetica" w:hAnsi="Helvetica" w:eastAsia="Helvetica" w:cs="Helvetica"/>
-                <w:i w:val="false"/>
-                <w:b w:val="false"/>
-                <w:u w:val="none"/>
-                <w:sz w:val="22"/>
-                <w:szCs w:val="22"/>
-                <w:color w:val="000000"/>
-              </w:rPr>
-              <w:t xml:space="preserve">0.072</w:t>
+              <w:t xml:space="preserve">4.04</w:t>
+            </w:r>
+          </w:p>
+        </w:tc>
+        <w:tc>
+          <w:tcPr>
+            <w:tcBorders>
+              <w:bottom w:val="none" w:sz="0" w:space="0" w:color="000000"/>
+              <w:top w:val="none" w:sz="0" w:space="0" w:color="000000"/>
+              <w:left w:val="none" w:sz="0" w:space="0" w:color="000000"/>
+              <w:right w:val="none" w:sz="0" w:space="0" w:color="000000"/>
+            </w:tcBorders>
+            <w:shd w:val="clear" w:color="auto" w:fill="FFFFFF"/>
+            <w:tcMar>
+              <w:top w:w="0" w:type="dxa"/>
+              <w:bottom w:w="0" w:type="dxa"/>
+              <w:left w:w="0" w:type="dxa"/>
+              <w:right w:w="0" w:type="dxa"/>
+            </w:tcMar>
+            <w:vAlign w:val="top"/>
+          </w:tcPr>
+          <w:p>
+            <w:pPr>
+              <w:pStyle w:val="Normal"/>
+              <w:jc w:val="center"/>
+              <w:pBdr>
+                <w:bottom w:val="none" w:sz="0" w:space="0" w:color="000000"/>
+                <w:top w:val="none" w:sz="0" w:space="0" w:color="000000"/>
+                <w:left w:val="none" w:sz="0" w:space="0" w:color="000000"/>
+                <w:right w:val="none" w:sz="0" w:space="0" w:color="000000"/>
+              </w:pBdr>
+              <w:spacing w:after="100" w:before="100" w:line="240"/>
+              <w:ind w:left="100" w:right="100" w:firstLine="0" w:firstLineChars="0"/>
+              <w:rPr>
+                <w:rFonts w:ascii="Helvetica" w:hAnsi="Helvetica" w:eastAsia="Helvetica" w:cs="Helvetica"/>
+                <w:i w:val="false"/>
+                <w:b w:val="false"/>
+                <w:u w:val="none"/>
+                <w:sz w:val="22"/>
+                <w:szCs w:val="22"/>
+                <w:color w:val="000000"/>
+              </w:rPr>
+            </w:pPr>
+            <w:r>
+              <w:rPr>
+                <w:rFonts w:ascii="Helvetica" w:hAnsi="Helvetica" w:eastAsia="Helvetica" w:cs="Helvetica"/>
+                <w:i w:val="false"/>
+                <w:b w:val="false"/>
+                <w:u w:val="none"/>
+                <w:sz w:val="22"/>
+                <w:szCs w:val="22"/>
+                <w:color w:val="000000"/>
+              </w:rPr>
+              <w:t xml:space="preserve">0.99, 16.6</w:t>
+            </w:r>
+          </w:p>
+        </w:tc>
+        <w:tc>
+          <w:tcPr>
+            <w:tcBorders>
+              <w:bottom w:val="none" w:sz="0" w:space="0" w:color="000000"/>
+              <w:top w:val="none" w:sz="0" w:space="0" w:color="000000"/>
+              <w:left w:val="none" w:sz="0" w:space="0" w:color="000000"/>
+              <w:right w:val="none" w:sz="0" w:space="0" w:color="000000"/>
+            </w:tcBorders>
+            <w:shd w:val="clear" w:color="auto" w:fill="FFFFFF"/>
+            <w:tcMar>
+              <w:top w:w="0" w:type="dxa"/>
+              <w:bottom w:w="0" w:type="dxa"/>
+              <w:left w:w="0" w:type="dxa"/>
+              <w:right w:w="0" w:type="dxa"/>
+            </w:tcMar>
+            <w:vAlign w:val="top"/>
+          </w:tcPr>
+          <w:p>
+            <w:pPr>
+              <w:pStyle w:val="Normal"/>
+              <w:jc w:val="center"/>
+              <w:pBdr>
+                <w:bottom w:val="none" w:sz="0" w:space="0" w:color="000000"/>
+                <w:top w:val="none" w:sz="0" w:space="0" w:color="000000"/>
+                <w:left w:val="none" w:sz="0" w:space="0" w:color="000000"/>
+                <w:right w:val="none" w:sz="0" w:space="0" w:color="000000"/>
+              </w:pBdr>
+              <w:spacing w:after="100" w:before="100" w:line="240"/>
+              <w:ind w:left="100" w:right="100" w:firstLine="0" w:firstLineChars="0"/>
+              <w:rPr>
+                <w:rFonts w:ascii="Helvetica" w:hAnsi="Helvetica" w:eastAsia="Helvetica" w:cs="Helvetica"/>
+                <w:i w:val="false"/>
+                <w:b w:val="false"/>
+                <w:u w:val="none"/>
+                <w:sz w:val="22"/>
+                <w:szCs w:val="22"/>
+                <w:color w:val="000000"/>
+              </w:rPr>
+            </w:pPr>
+            <w:r>
+              <w:rPr>
+                <w:rFonts w:ascii="Helvetica" w:hAnsi="Helvetica" w:eastAsia="Helvetica" w:cs="Helvetica"/>
+                <w:i w:val="false"/>
+                <w:b w:val="false"/>
+                <w:u w:val="none"/>
+                <w:sz w:val="22"/>
+                <w:szCs w:val="22"/>
+                <w:color w:val="000000"/>
+              </w:rPr>
+              <w:t xml:space="preserve">0.052</w:t>
             </w:r>
           </w:p>
         </w:tc>
@@ -12212,113 +12212,113 @@
                 <w:szCs w:val="22"/>
                 <w:color w:val="000000"/>
               </w:rPr>
-              <w:t xml:space="preserve">0.71</w:t>
-            </w:r>
-          </w:p>
-        </w:tc>
-        <w:tc>
-          <w:tcPr>
-            <w:tcBorders>
-              <w:bottom w:val="none" w:sz="0" w:space="0" w:color="000000"/>
-              <w:top w:val="none" w:sz="0" w:space="0" w:color="000000"/>
-              <w:left w:val="none" w:sz="0" w:space="0" w:color="000000"/>
-              <w:right w:val="none" w:sz="0" w:space="0" w:color="000000"/>
-            </w:tcBorders>
-            <w:shd w:val="clear" w:color="auto" w:fill="FFFFFF"/>
-            <w:tcMar>
-              <w:top w:w="0" w:type="dxa"/>
-              <w:bottom w:w="0" w:type="dxa"/>
-              <w:left w:w="0" w:type="dxa"/>
-              <w:right w:w="0" w:type="dxa"/>
-            </w:tcMar>
-            <w:vAlign w:val="top"/>
-          </w:tcPr>
-          <w:p>
-            <w:pPr>
-              <w:pStyle w:val="Normal"/>
-              <w:jc w:val="center"/>
-              <w:pBdr>
-                <w:bottom w:val="none" w:sz="0" w:space="0" w:color="000000"/>
-                <w:top w:val="none" w:sz="0" w:space="0" w:color="000000"/>
-                <w:left w:val="none" w:sz="0" w:space="0" w:color="000000"/>
-                <w:right w:val="none" w:sz="0" w:space="0" w:color="000000"/>
-              </w:pBdr>
-              <w:spacing w:after="100" w:before="100" w:line="240"/>
-              <w:ind w:left="100" w:right="100" w:firstLine="0" w:firstLineChars="0"/>
-              <w:rPr>
-                <w:rFonts w:ascii="Helvetica" w:hAnsi="Helvetica" w:eastAsia="Helvetica" w:cs="Helvetica"/>
-                <w:i w:val="false"/>
-                <w:b w:val="false"/>
-                <w:u w:val="none"/>
-                <w:sz w:val="22"/>
-                <w:szCs w:val="22"/>
-                <w:color w:val="000000"/>
-              </w:rPr>
-            </w:pPr>
-            <w:r>
-              <w:rPr>
-                <w:rFonts w:ascii="Helvetica" w:hAnsi="Helvetica" w:eastAsia="Helvetica" w:cs="Helvetica"/>
-                <w:i w:val="false"/>
-                <w:b w:val="false"/>
-                <w:u w:val="none"/>
-                <w:sz w:val="22"/>
-                <w:szCs w:val="22"/>
-                <w:color w:val="000000"/>
-              </w:rPr>
-              <w:t xml:space="preserve">0.15, 3.32</w:t>
-            </w:r>
-          </w:p>
-        </w:tc>
-        <w:tc>
-          <w:tcPr>
-            <w:tcBorders>
-              <w:bottom w:val="none" w:sz="0" w:space="0" w:color="000000"/>
-              <w:top w:val="none" w:sz="0" w:space="0" w:color="000000"/>
-              <w:left w:val="none" w:sz="0" w:space="0" w:color="000000"/>
-              <w:right w:val="none" w:sz="0" w:space="0" w:color="000000"/>
-            </w:tcBorders>
-            <w:shd w:val="clear" w:color="auto" w:fill="FFFFFF"/>
-            <w:tcMar>
-              <w:top w:w="0" w:type="dxa"/>
-              <w:bottom w:w="0" w:type="dxa"/>
-              <w:left w:w="0" w:type="dxa"/>
-              <w:right w:w="0" w:type="dxa"/>
-            </w:tcMar>
-            <w:vAlign w:val="top"/>
-          </w:tcPr>
-          <w:p>
-            <w:pPr>
-              <w:pStyle w:val="Normal"/>
-              <w:jc w:val="center"/>
-              <w:pBdr>
-                <w:bottom w:val="none" w:sz="0" w:space="0" w:color="000000"/>
-                <w:top w:val="none" w:sz="0" w:space="0" w:color="000000"/>
-                <w:left w:val="none" w:sz="0" w:space="0" w:color="000000"/>
-                <w:right w:val="none" w:sz="0" w:space="0" w:color="000000"/>
-              </w:pBdr>
-              <w:spacing w:after="100" w:before="100" w:line="240"/>
-              <w:ind w:left="100" w:right="100" w:firstLine="0" w:firstLineChars="0"/>
-              <w:rPr>
-                <w:rFonts w:ascii="Helvetica" w:hAnsi="Helvetica" w:eastAsia="Helvetica" w:cs="Helvetica"/>
-                <w:i w:val="false"/>
-                <w:b w:val="false"/>
-                <w:u w:val="none"/>
-                <w:sz w:val="22"/>
-                <w:szCs w:val="22"/>
-                <w:color w:val="000000"/>
-              </w:rPr>
-            </w:pPr>
-            <w:r>
-              <w:rPr>
-                <w:rFonts w:ascii="Helvetica" w:hAnsi="Helvetica" w:eastAsia="Helvetica" w:cs="Helvetica"/>
-                <w:i w:val="false"/>
-                <w:b w:val="false"/>
-                <w:u w:val="none"/>
-                <w:sz w:val="22"/>
-                <w:szCs w:val="22"/>
-                <w:color w:val="000000"/>
-              </w:rPr>
-              <w:t xml:space="preserve">0.660</w:t>
+              <w:t xml:space="preserve">0.73</w:t>
+            </w:r>
+          </w:p>
+        </w:tc>
+        <w:tc>
+          <w:tcPr>
+            <w:tcBorders>
+              <w:bottom w:val="none" w:sz="0" w:space="0" w:color="000000"/>
+              <w:top w:val="none" w:sz="0" w:space="0" w:color="000000"/>
+              <w:left w:val="none" w:sz="0" w:space="0" w:color="000000"/>
+              <w:right w:val="none" w:sz="0" w:space="0" w:color="000000"/>
+            </w:tcBorders>
+            <w:shd w:val="clear" w:color="auto" w:fill="FFFFFF"/>
+            <w:tcMar>
+              <w:top w:w="0" w:type="dxa"/>
+              <w:bottom w:w="0" w:type="dxa"/>
+              <w:left w:w="0" w:type="dxa"/>
+              <w:right w:w="0" w:type="dxa"/>
+            </w:tcMar>
+            <w:vAlign w:val="top"/>
+          </w:tcPr>
+          <w:p>
+            <w:pPr>
+              <w:pStyle w:val="Normal"/>
+              <w:jc w:val="center"/>
+              <w:pBdr>
+                <w:bottom w:val="none" w:sz="0" w:space="0" w:color="000000"/>
+                <w:top w:val="none" w:sz="0" w:space="0" w:color="000000"/>
+                <w:left w:val="none" w:sz="0" w:space="0" w:color="000000"/>
+                <w:right w:val="none" w:sz="0" w:space="0" w:color="000000"/>
+              </w:pBdr>
+              <w:spacing w:after="100" w:before="100" w:line="240"/>
+              <w:ind w:left="100" w:right="100" w:firstLine="0" w:firstLineChars="0"/>
+              <w:rPr>
+                <w:rFonts w:ascii="Helvetica" w:hAnsi="Helvetica" w:eastAsia="Helvetica" w:cs="Helvetica"/>
+                <w:i w:val="false"/>
+                <w:b w:val="false"/>
+                <w:u w:val="none"/>
+                <w:sz w:val="22"/>
+                <w:szCs w:val="22"/>
+                <w:color w:val="000000"/>
+              </w:rPr>
+            </w:pPr>
+            <w:r>
+              <w:rPr>
+                <w:rFonts w:ascii="Helvetica" w:hAnsi="Helvetica" w:eastAsia="Helvetica" w:cs="Helvetica"/>
+                <w:i w:val="false"/>
+                <w:b w:val="false"/>
+                <w:u w:val="none"/>
+                <w:sz w:val="22"/>
+                <w:szCs w:val="22"/>
+                <w:color w:val="000000"/>
+              </w:rPr>
+              <w:t xml:space="preserve">0.15, 3.56</w:t>
+            </w:r>
+          </w:p>
+        </w:tc>
+        <w:tc>
+          <w:tcPr>
+            <w:tcBorders>
+              <w:bottom w:val="none" w:sz="0" w:space="0" w:color="000000"/>
+              <w:top w:val="none" w:sz="0" w:space="0" w:color="000000"/>
+              <w:left w:val="none" w:sz="0" w:space="0" w:color="000000"/>
+              <w:right w:val="none" w:sz="0" w:space="0" w:color="000000"/>
+            </w:tcBorders>
+            <w:shd w:val="clear" w:color="auto" w:fill="FFFFFF"/>
+            <w:tcMar>
+              <w:top w:w="0" w:type="dxa"/>
+              <w:bottom w:w="0" w:type="dxa"/>
+              <w:left w:w="0" w:type="dxa"/>
+              <w:right w:w="0" w:type="dxa"/>
+            </w:tcMar>
+            <w:vAlign w:val="top"/>
+          </w:tcPr>
+          <w:p>
+            <w:pPr>
+              <w:pStyle w:val="Normal"/>
+              <w:jc w:val="center"/>
+              <w:pBdr>
+                <w:bottom w:val="none" w:sz="0" w:space="0" w:color="000000"/>
+                <w:top w:val="none" w:sz="0" w:space="0" w:color="000000"/>
+                <w:left w:val="none" w:sz="0" w:space="0" w:color="000000"/>
+                <w:right w:val="none" w:sz="0" w:space="0" w:color="000000"/>
+              </w:pBdr>
+              <w:spacing w:after="100" w:before="100" w:line="240"/>
+              <w:ind w:left="100" w:right="100" w:firstLine="0" w:firstLineChars="0"/>
+              <w:rPr>
+                <w:rFonts w:ascii="Helvetica" w:hAnsi="Helvetica" w:eastAsia="Helvetica" w:cs="Helvetica"/>
+                <w:i w:val="false"/>
+                <w:b w:val="false"/>
+                <w:u w:val="none"/>
+                <w:sz w:val="22"/>
+                <w:szCs w:val="22"/>
+                <w:color w:val="000000"/>
+              </w:rPr>
+            </w:pPr>
+            <w:r>
+              <w:rPr>
+                <w:rFonts w:ascii="Helvetica" w:hAnsi="Helvetica" w:eastAsia="Helvetica" w:cs="Helvetica"/>
+                <w:i w:val="false"/>
+                <w:b w:val="false"/>
+                <w:u w:val="none"/>
+                <w:sz w:val="22"/>
+                <w:szCs w:val="22"/>
+                <w:color w:val="000000"/>
+              </w:rPr>
+              <w:t xml:space="preserve">0.700</w:t>
             </w:r>
           </w:p>
         </w:tc>
@@ -12695,113 +12695,113 @@
                 <w:szCs w:val="22"/>
                 <w:color w:val="000000"/>
               </w:rPr>
-              <w:t xml:space="preserve">0.92</w:t>
-            </w:r>
-          </w:p>
-        </w:tc>
-        <w:tc>
-          <w:tcPr>
-            <w:tcBorders>
-              <w:bottom w:val="none" w:sz="0" w:space="0" w:color="000000"/>
-              <w:top w:val="none" w:sz="0" w:space="0" w:color="000000"/>
-              <w:left w:val="none" w:sz="0" w:space="0" w:color="000000"/>
-              <w:right w:val="none" w:sz="0" w:space="0" w:color="000000"/>
-            </w:tcBorders>
-            <w:shd w:val="clear" w:color="auto" w:fill="FFFFFF"/>
-            <w:tcMar>
-              <w:top w:w="0" w:type="dxa"/>
-              <w:bottom w:w="0" w:type="dxa"/>
-              <w:left w:w="0" w:type="dxa"/>
-              <w:right w:w="0" w:type="dxa"/>
-            </w:tcMar>
-            <w:vAlign w:val="top"/>
-          </w:tcPr>
-          <w:p>
-            <w:pPr>
-              <w:pStyle w:val="Normal"/>
-              <w:jc w:val="center"/>
-              <w:pBdr>
-                <w:bottom w:val="none" w:sz="0" w:space="0" w:color="000000"/>
-                <w:top w:val="none" w:sz="0" w:space="0" w:color="000000"/>
-                <w:left w:val="none" w:sz="0" w:space="0" w:color="000000"/>
-                <w:right w:val="none" w:sz="0" w:space="0" w:color="000000"/>
-              </w:pBdr>
-              <w:spacing w:after="100" w:before="100" w:line="240"/>
-              <w:ind w:left="100" w:right="100" w:firstLine="0" w:firstLineChars="0"/>
-              <w:rPr>
-                <w:rFonts w:ascii="Helvetica" w:hAnsi="Helvetica" w:eastAsia="Helvetica" w:cs="Helvetica"/>
-                <w:i w:val="false"/>
-                <w:b w:val="false"/>
-                <w:u w:val="none"/>
-                <w:sz w:val="22"/>
-                <w:szCs w:val="22"/>
-                <w:color w:val="000000"/>
-              </w:rPr>
-            </w:pPr>
-            <w:r>
-              <w:rPr>
-                <w:rFonts w:ascii="Helvetica" w:hAnsi="Helvetica" w:eastAsia="Helvetica" w:cs="Helvetica"/>
-                <w:i w:val="false"/>
-                <w:b w:val="false"/>
-                <w:u w:val="none"/>
-                <w:sz w:val="22"/>
-                <w:szCs w:val="22"/>
-                <w:color w:val="000000"/>
-              </w:rPr>
-              <w:t xml:space="preserve">0.10, 8.35</w:t>
-            </w:r>
-          </w:p>
-        </w:tc>
-        <w:tc>
-          <w:tcPr>
-            <w:tcBorders>
-              <w:bottom w:val="none" w:sz="0" w:space="0" w:color="000000"/>
-              <w:top w:val="none" w:sz="0" w:space="0" w:color="000000"/>
-              <w:left w:val="none" w:sz="0" w:space="0" w:color="000000"/>
-              <w:right w:val="none" w:sz="0" w:space="0" w:color="000000"/>
-            </w:tcBorders>
-            <w:shd w:val="clear" w:color="auto" w:fill="FFFFFF"/>
-            <w:tcMar>
-              <w:top w:w="0" w:type="dxa"/>
-              <w:bottom w:w="0" w:type="dxa"/>
-              <w:left w:w="0" w:type="dxa"/>
-              <w:right w:w="0" w:type="dxa"/>
-            </w:tcMar>
-            <w:vAlign w:val="top"/>
-          </w:tcPr>
-          <w:p>
-            <w:pPr>
-              <w:pStyle w:val="Normal"/>
-              <w:jc w:val="center"/>
-              <w:pBdr>
-                <w:bottom w:val="none" w:sz="0" w:space="0" w:color="000000"/>
-                <w:top w:val="none" w:sz="0" w:space="0" w:color="000000"/>
-                <w:left w:val="none" w:sz="0" w:space="0" w:color="000000"/>
-                <w:right w:val="none" w:sz="0" w:space="0" w:color="000000"/>
-              </w:pBdr>
-              <w:spacing w:after="100" w:before="100" w:line="240"/>
-              <w:ind w:left="100" w:right="100" w:firstLine="0" w:firstLineChars="0"/>
-              <w:rPr>
-                <w:rFonts w:ascii="Helvetica" w:hAnsi="Helvetica" w:eastAsia="Helvetica" w:cs="Helvetica"/>
-                <w:i w:val="false"/>
-                <w:b w:val="false"/>
-                <w:u w:val="none"/>
-                <w:sz w:val="22"/>
-                <w:szCs w:val="22"/>
-                <w:color w:val="000000"/>
-              </w:rPr>
-            </w:pPr>
-            <w:r>
-              <w:rPr>
-                <w:rFonts w:ascii="Helvetica" w:hAnsi="Helvetica" w:eastAsia="Helvetica" w:cs="Helvetica"/>
-                <w:i w:val="false"/>
-                <w:b w:val="false"/>
-                <w:u w:val="none"/>
-                <w:sz w:val="22"/>
-                <w:szCs w:val="22"/>
-                <w:color w:val="000000"/>
-              </w:rPr>
-              <w:t xml:space="preserve">0.940</w:t>
+              <w:t xml:space="preserve">0.95</w:t>
+            </w:r>
+          </w:p>
+        </w:tc>
+        <w:tc>
+          <w:tcPr>
+            <w:tcBorders>
+              <w:bottom w:val="none" w:sz="0" w:space="0" w:color="000000"/>
+              <w:top w:val="none" w:sz="0" w:space="0" w:color="000000"/>
+              <w:left w:val="none" w:sz="0" w:space="0" w:color="000000"/>
+              <w:right w:val="none" w:sz="0" w:space="0" w:color="000000"/>
+            </w:tcBorders>
+            <w:shd w:val="clear" w:color="auto" w:fill="FFFFFF"/>
+            <w:tcMar>
+              <w:top w:w="0" w:type="dxa"/>
+              <w:bottom w:w="0" w:type="dxa"/>
+              <w:left w:w="0" w:type="dxa"/>
+              <w:right w:w="0" w:type="dxa"/>
+            </w:tcMar>
+            <w:vAlign w:val="top"/>
+          </w:tcPr>
+          <w:p>
+            <w:pPr>
+              <w:pStyle w:val="Normal"/>
+              <w:jc w:val="center"/>
+              <w:pBdr>
+                <w:bottom w:val="none" w:sz="0" w:space="0" w:color="000000"/>
+                <w:top w:val="none" w:sz="0" w:space="0" w:color="000000"/>
+                <w:left w:val="none" w:sz="0" w:space="0" w:color="000000"/>
+                <w:right w:val="none" w:sz="0" w:space="0" w:color="000000"/>
+              </w:pBdr>
+              <w:spacing w:after="100" w:before="100" w:line="240"/>
+              <w:ind w:left="100" w:right="100" w:firstLine="0" w:firstLineChars="0"/>
+              <w:rPr>
+                <w:rFonts w:ascii="Helvetica" w:hAnsi="Helvetica" w:eastAsia="Helvetica" w:cs="Helvetica"/>
+                <w:i w:val="false"/>
+                <w:b w:val="false"/>
+                <w:u w:val="none"/>
+                <w:sz w:val="22"/>
+                <w:szCs w:val="22"/>
+                <w:color w:val="000000"/>
+              </w:rPr>
+            </w:pPr>
+            <w:r>
+              <w:rPr>
+                <w:rFonts w:ascii="Helvetica" w:hAnsi="Helvetica" w:eastAsia="Helvetica" w:cs="Helvetica"/>
+                <w:i w:val="false"/>
+                <w:b w:val="false"/>
+                <w:u w:val="none"/>
+                <w:sz w:val="22"/>
+                <w:szCs w:val="22"/>
+                <w:color w:val="000000"/>
+              </w:rPr>
+              <w:t xml:space="preserve">0.11, 8.44</w:t>
+            </w:r>
+          </w:p>
+        </w:tc>
+        <w:tc>
+          <w:tcPr>
+            <w:tcBorders>
+              <w:bottom w:val="none" w:sz="0" w:space="0" w:color="000000"/>
+              <w:top w:val="none" w:sz="0" w:space="0" w:color="000000"/>
+              <w:left w:val="none" w:sz="0" w:space="0" w:color="000000"/>
+              <w:right w:val="none" w:sz="0" w:space="0" w:color="000000"/>
+            </w:tcBorders>
+            <w:shd w:val="clear" w:color="auto" w:fill="FFFFFF"/>
+            <w:tcMar>
+              <w:top w:w="0" w:type="dxa"/>
+              <w:bottom w:w="0" w:type="dxa"/>
+              <w:left w:w="0" w:type="dxa"/>
+              <w:right w:w="0" w:type="dxa"/>
+            </w:tcMar>
+            <w:vAlign w:val="top"/>
+          </w:tcPr>
+          <w:p>
+            <w:pPr>
+              <w:pStyle w:val="Normal"/>
+              <w:jc w:val="center"/>
+              <w:pBdr>
+                <w:bottom w:val="none" w:sz="0" w:space="0" w:color="000000"/>
+                <w:top w:val="none" w:sz="0" w:space="0" w:color="000000"/>
+                <w:left w:val="none" w:sz="0" w:space="0" w:color="000000"/>
+                <w:right w:val="none" w:sz="0" w:space="0" w:color="000000"/>
+              </w:pBdr>
+              <w:spacing w:after="100" w:before="100" w:line="240"/>
+              <w:ind w:left="100" w:right="100" w:firstLine="0" w:firstLineChars="0"/>
+              <w:rPr>
+                <w:rFonts w:ascii="Helvetica" w:hAnsi="Helvetica" w:eastAsia="Helvetica" w:cs="Helvetica"/>
+                <w:i w:val="false"/>
+                <w:b w:val="false"/>
+                <w:u w:val="none"/>
+                <w:sz w:val="22"/>
+                <w:szCs w:val="22"/>
+                <w:color w:val="000000"/>
+              </w:rPr>
+            </w:pPr>
+            <w:r>
+              <w:rPr>
+                <w:rFonts w:ascii="Helvetica" w:hAnsi="Helvetica" w:eastAsia="Helvetica" w:cs="Helvetica"/>
+                <w:i w:val="false"/>
+                <w:b w:val="false"/>
+                <w:u w:val="none"/>
+                <w:sz w:val="22"/>
+                <w:szCs w:val="22"/>
+                <w:color w:val="000000"/>
+              </w:rPr>
+              <w:t xml:space="preserve">0.960</w:t>
             </w:r>
           </w:p>
         </w:tc>
@@ -13178,113 +13178,113 @@
                 <w:szCs w:val="22"/>
                 <w:color w:val="000000"/>
               </w:rPr>
-              <w:t xml:space="preserve">3.61</w:t>
-            </w:r>
-          </w:p>
-        </w:tc>
-        <w:tc>
-          <w:tcPr>
-            <w:tcBorders>
-              <w:bottom w:val="none" w:sz="0" w:space="0" w:color="000000"/>
-              <w:top w:val="none" w:sz="0" w:space="0" w:color="000000"/>
-              <w:left w:val="none" w:sz="0" w:space="0" w:color="000000"/>
-              <w:right w:val="none" w:sz="0" w:space="0" w:color="000000"/>
-            </w:tcBorders>
-            <w:shd w:val="clear" w:color="auto" w:fill="FFFFFF"/>
-            <w:tcMar>
-              <w:top w:w="0" w:type="dxa"/>
-              <w:bottom w:w="0" w:type="dxa"/>
-              <w:left w:w="0" w:type="dxa"/>
-              <w:right w:w="0" w:type="dxa"/>
-            </w:tcMar>
-            <w:vAlign w:val="top"/>
-          </w:tcPr>
-          <w:p>
-            <w:pPr>
-              <w:pStyle w:val="Normal"/>
-              <w:jc w:val="center"/>
-              <w:pBdr>
-                <w:bottom w:val="none" w:sz="0" w:space="0" w:color="000000"/>
-                <w:top w:val="none" w:sz="0" w:space="0" w:color="000000"/>
-                <w:left w:val="none" w:sz="0" w:space="0" w:color="000000"/>
-                <w:right w:val="none" w:sz="0" w:space="0" w:color="000000"/>
-              </w:pBdr>
-              <w:spacing w:after="100" w:before="100" w:line="240"/>
-              <w:ind w:left="100" w:right="100" w:firstLine="0" w:firstLineChars="0"/>
-              <w:rPr>
-                <w:rFonts w:ascii="Helvetica" w:hAnsi="Helvetica" w:eastAsia="Helvetica" w:cs="Helvetica"/>
-                <w:i w:val="false"/>
-                <w:b w:val="false"/>
-                <w:u w:val="none"/>
-                <w:sz w:val="22"/>
-                <w:szCs w:val="22"/>
-                <w:color w:val="000000"/>
-              </w:rPr>
-            </w:pPr>
-            <w:r>
-              <w:rPr>
-                <w:rFonts w:ascii="Helvetica" w:hAnsi="Helvetica" w:eastAsia="Helvetica" w:cs="Helvetica"/>
-                <w:i w:val="false"/>
-                <w:b w:val="false"/>
-                <w:u w:val="none"/>
-                <w:sz w:val="22"/>
-                <w:szCs w:val="22"/>
-                <w:color w:val="000000"/>
-              </w:rPr>
-              <w:t xml:space="preserve">0.65, 20.2</w:t>
-            </w:r>
-          </w:p>
-        </w:tc>
-        <w:tc>
-          <w:tcPr>
-            <w:tcBorders>
-              <w:bottom w:val="none" w:sz="0" w:space="0" w:color="000000"/>
-              <w:top w:val="none" w:sz="0" w:space="0" w:color="000000"/>
-              <w:left w:val="none" w:sz="0" w:space="0" w:color="000000"/>
-              <w:right w:val="none" w:sz="0" w:space="0" w:color="000000"/>
-            </w:tcBorders>
-            <w:shd w:val="clear" w:color="auto" w:fill="FFFFFF"/>
-            <w:tcMar>
-              <w:top w:w="0" w:type="dxa"/>
-              <w:bottom w:w="0" w:type="dxa"/>
-              <w:left w:w="0" w:type="dxa"/>
-              <w:right w:w="0" w:type="dxa"/>
-            </w:tcMar>
-            <w:vAlign w:val="top"/>
-          </w:tcPr>
-          <w:p>
-            <w:pPr>
-              <w:pStyle w:val="Normal"/>
-              <w:jc w:val="center"/>
-              <w:pBdr>
-                <w:bottom w:val="none" w:sz="0" w:space="0" w:color="000000"/>
-                <w:top w:val="none" w:sz="0" w:space="0" w:color="000000"/>
-                <w:left w:val="none" w:sz="0" w:space="0" w:color="000000"/>
-                <w:right w:val="none" w:sz="0" w:space="0" w:color="000000"/>
-              </w:pBdr>
-              <w:spacing w:after="100" w:before="100" w:line="240"/>
-              <w:ind w:left="100" w:right="100" w:firstLine="0" w:firstLineChars="0"/>
-              <w:rPr>
-                <w:rFonts w:ascii="Helvetica" w:hAnsi="Helvetica" w:eastAsia="Helvetica" w:cs="Helvetica"/>
-                <w:i w:val="false"/>
-                <w:b w:val="false"/>
-                <w:u w:val="none"/>
-                <w:sz w:val="22"/>
-                <w:szCs w:val="22"/>
-                <w:color w:val="000000"/>
-              </w:rPr>
-            </w:pPr>
-            <w:r>
-              <w:rPr>
-                <w:rFonts w:ascii="Helvetica" w:hAnsi="Helvetica" w:eastAsia="Helvetica" w:cs="Helvetica"/>
-                <w:i w:val="false"/>
-                <w:b w:val="false"/>
-                <w:u w:val="none"/>
-                <w:sz w:val="22"/>
-                <w:szCs w:val="22"/>
-                <w:color w:val="000000"/>
-              </w:rPr>
-              <w:t xml:space="preserve">0.140</w:t>
+              <w:t xml:space="preserve">3.64</w:t>
+            </w:r>
+          </w:p>
+        </w:tc>
+        <w:tc>
+          <w:tcPr>
+            <w:tcBorders>
+              <w:bottom w:val="none" w:sz="0" w:space="0" w:color="000000"/>
+              <w:top w:val="none" w:sz="0" w:space="0" w:color="000000"/>
+              <w:left w:val="none" w:sz="0" w:space="0" w:color="000000"/>
+              <w:right w:val="none" w:sz="0" w:space="0" w:color="000000"/>
+            </w:tcBorders>
+            <w:shd w:val="clear" w:color="auto" w:fill="FFFFFF"/>
+            <w:tcMar>
+              <w:top w:w="0" w:type="dxa"/>
+              <w:bottom w:w="0" w:type="dxa"/>
+              <w:left w:w="0" w:type="dxa"/>
+              <w:right w:w="0" w:type="dxa"/>
+            </w:tcMar>
+            <w:vAlign w:val="top"/>
+          </w:tcPr>
+          <w:p>
+            <w:pPr>
+              <w:pStyle w:val="Normal"/>
+              <w:jc w:val="center"/>
+              <w:pBdr>
+                <w:bottom w:val="none" w:sz="0" w:space="0" w:color="000000"/>
+                <w:top w:val="none" w:sz="0" w:space="0" w:color="000000"/>
+                <w:left w:val="none" w:sz="0" w:space="0" w:color="000000"/>
+                <w:right w:val="none" w:sz="0" w:space="0" w:color="000000"/>
+              </w:pBdr>
+              <w:spacing w:after="100" w:before="100" w:line="240"/>
+              <w:ind w:left="100" w:right="100" w:firstLine="0" w:firstLineChars="0"/>
+              <w:rPr>
+                <w:rFonts w:ascii="Helvetica" w:hAnsi="Helvetica" w:eastAsia="Helvetica" w:cs="Helvetica"/>
+                <w:i w:val="false"/>
+                <w:b w:val="false"/>
+                <w:u w:val="none"/>
+                <w:sz w:val="22"/>
+                <w:szCs w:val="22"/>
+                <w:color w:val="000000"/>
+              </w:rPr>
+            </w:pPr>
+            <w:r>
+              <w:rPr>
+                <w:rFonts w:ascii="Helvetica" w:hAnsi="Helvetica" w:eastAsia="Helvetica" w:cs="Helvetica"/>
+                <w:i w:val="false"/>
+                <w:b w:val="false"/>
+                <w:u w:val="none"/>
+                <w:sz w:val="22"/>
+                <w:szCs w:val="22"/>
+                <w:color w:val="000000"/>
+              </w:rPr>
+              <w:t xml:space="preserve">0.62, 21.3</w:t>
+            </w:r>
+          </w:p>
+        </w:tc>
+        <w:tc>
+          <w:tcPr>
+            <w:tcBorders>
+              <w:bottom w:val="none" w:sz="0" w:space="0" w:color="000000"/>
+              <w:top w:val="none" w:sz="0" w:space="0" w:color="000000"/>
+              <w:left w:val="none" w:sz="0" w:space="0" w:color="000000"/>
+              <w:right w:val="none" w:sz="0" w:space="0" w:color="000000"/>
+            </w:tcBorders>
+            <w:shd w:val="clear" w:color="auto" w:fill="FFFFFF"/>
+            <w:tcMar>
+              <w:top w:w="0" w:type="dxa"/>
+              <w:bottom w:w="0" w:type="dxa"/>
+              <w:left w:w="0" w:type="dxa"/>
+              <w:right w:w="0" w:type="dxa"/>
+            </w:tcMar>
+            <w:vAlign w:val="top"/>
+          </w:tcPr>
+          <w:p>
+            <w:pPr>
+              <w:pStyle w:val="Normal"/>
+              <w:jc w:val="center"/>
+              <w:pBdr>
+                <w:bottom w:val="none" w:sz="0" w:space="0" w:color="000000"/>
+                <w:top w:val="none" w:sz="0" w:space="0" w:color="000000"/>
+                <w:left w:val="none" w:sz="0" w:space="0" w:color="000000"/>
+                <w:right w:val="none" w:sz="0" w:space="0" w:color="000000"/>
+              </w:pBdr>
+              <w:spacing w:after="100" w:before="100" w:line="240"/>
+              <w:ind w:left="100" w:right="100" w:firstLine="0" w:firstLineChars="0"/>
+              <w:rPr>
+                <w:rFonts w:ascii="Helvetica" w:hAnsi="Helvetica" w:eastAsia="Helvetica" w:cs="Helvetica"/>
+                <w:i w:val="false"/>
+                <w:b w:val="false"/>
+                <w:u w:val="none"/>
+                <w:sz w:val="22"/>
+                <w:szCs w:val="22"/>
+                <w:color w:val="000000"/>
+              </w:rPr>
+            </w:pPr>
+            <w:r>
+              <w:rPr>
+                <w:rFonts w:ascii="Helvetica" w:hAnsi="Helvetica" w:eastAsia="Helvetica" w:cs="Helvetica"/>
+                <w:i w:val="false"/>
+                <w:b w:val="false"/>
+                <w:u w:val="none"/>
+                <w:sz w:val="22"/>
+                <w:szCs w:val="22"/>
+                <w:color w:val="000000"/>
+              </w:rPr>
+              <w:t xml:space="preserve">0.150</w:t>
             </w:r>
           </w:p>
         </w:tc>
@@ -13661,60 +13661,60 @@
                 <w:szCs w:val="22"/>
                 <w:color w:val="000000"/>
               </w:rPr>
-              <w:t xml:space="preserve">0.36</w:t>
-            </w:r>
-          </w:p>
-        </w:tc>
-        <w:tc>
-          <w:tcPr>
-            <w:tcBorders>
-              <w:bottom w:val="none" w:sz="0" w:space="0" w:color="000000"/>
-              <w:top w:val="none" w:sz="0" w:space="0" w:color="000000"/>
-              <w:left w:val="none" w:sz="0" w:space="0" w:color="000000"/>
-              <w:right w:val="none" w:sz="0" w:space="0" w:color="000000"/>
-            </w:tcBorders>
-            <w:shd w:val="clear" w:color="auto" w:fill="FFFFFF"/>
-            <w:tcMar>
-              <w:top w:w="0" w:type="dxa"/>
-              <w:bottom w:w="0" w:type="dxa"/>
-              <w:left w:w="0" w:type="dxa"/>
-              <w:right w:w="0" w:type="dxa"/>
-            </w:tcMar>
-            <w:vAlign w:val="top"/>
-          </w:tcPr>
-          <w:p>
-            <w:pPr>
-              <w:pStyle w:val="Normal"/>
-              <w:jc w:val="center"/>
-              <w:pBdr>
-                <w:bottom w:val="none" w:sz="0" w:space="0" w:color="000000"/>
-                <w:top w:val="none" w:sz="0" w:space="0" w:color="000000"/>
-                <w:left w:val="none" w:sz="0" w:space="0" w:color="000000"/>
-                <w:right w:val="none" w:sz="0" w:space="0" w:color="000000"/>
-              </w:pBdr>
-              <w:spacing w:after="100" w:before="100" w:line="240"/>
-              <w:ind w:left="100" w:right="100" w:firstLine="0" w:firstLineChars="0"/>
-              <w:rPr>
-                <w:rFonts w:ascii="Helvetica" w:hAnsi="Helvetica" w:eastAsia="Helvetica" w:cs="Helvetica"/>
-                <w:i w:val="false"/>
-                <w:b w:val="false"/>
-                <w:u w:val="none"/>
-                <w:sz w:val="22"/>
-                <w:szCs w:val="22"/>
-                <w:color w:val="000000"/>
-              </w:rPr>
-            </w:pPr>
-            <w:r>
-              <w:rPr>
-                <w:rFonts w:ascii="Helvetica" w:hAnsi="Helvetica" w:eastAsia="Helvetica" w:cs="Helvetica"/>
-                <w:i w:val="false"/>
-                <w:b w:val="false"/>
-                <w:u w:val="none"/>
-                <w:sz w:val="22"/>
-                <w:szCs w:val="22"/>
-                <w:color w:val="000000"/>
-              </w:rPr>
-              <w:t xml:space="preserve">0.08, 1.66</w:t>
+              <w:t xml:space="preserve">0.35</w:t>
+            </w:r>
+          </w:p>
+        </w:tc>
+        <w:tc>
+          <w:tcPr>
+            <w:tcBorders>
+              <w:bottom w:val="none" w:sz="0" w:space="0" w:color="000000"/>
+              <w:top w:val="none" w:sz="0" w:space="0" w:color="000000"/>
+              <w:left w:val="none" w:sz="0" w:space="0" w:color="000000"/>
+              <w:right w:val="none" w:sz="0" w:space="0" w:color="000000"/>
+            </w:tcBorders>
+            <w:shd w:val="clear" w:color="auto" w:fill="FFFFFF"/>
+            <w:tcMar>
+              <w:top w:w="0" w:type="dxa"/>
+              <w:bottom w:w="0" w:type="dxa"/>
+              <w:left w:w="0" w:type="dxa"/>
+              <w:right w:w="0" w:type="dxa"/>
+            </w:tcMar>
+            <w:vAlign w:val="top"/>
+          </w:tcPr>
+          <w:p>
+            <w:pPr>
+              <w:pStyle w:val="Normal"/>
+              <w:jc w:val="center"/>
+              <w:pBdr>
+                <w:bottom w:val="none" w:sz="0" w:space="0" w:color="000000"/>
+                <w:top w:val="none" w:sz="0" w:space="0" w:color="000000"/>
+                <w:left w:val="none" w:sz="0" w:space="0" w:color="000000"/>
+                <w:right w:val="none" w:sz="0" w:space="0" w:color="000000"/>
+              </w:pBdr>
+              <w:spacing w:after="100" w:before="100" w:line="240"/>
+              <w:ind w:left="100" w:right="100" w:firstLine="0" w:firstLineChars="0"/>
+              <w:rPr>
+                <w:rFonts w:ascii="Helvetica" w:hAnsi="Helvetica" w:eastAsia="Helvetica" w:cs="Helvetica"/>
+                <w:i w:val="false"/>
+                <w:b w:val="false"/>
+                <w:u w:val="none"/>
+                <w:sz w:val="22"/>
+                <w:szCs w:val="22"/>
+                <w:color w:val="000000"/>
+              </w:rPr>
+            </w:pPr>
+            <w:r>
+              <w:rPr>
+                <w:rFonts w:ascii="Helvetica" w:hAnsi="Helvetica" w:eastAsia="Helvetica" w:cs="Helvetica"/>
+                <w:i w:val="false"/>
+                <w:b w:val="false"/>
+                <w:u w:val="none"/>
+                <w:sz w:val="22"/>
+                <w:szCs w:val="22"/>
+                <w:color w:val="000000"/>
+              </w:rPr>
+              <w:t xml:space="preserve">0.07, 1.67</w:t>
             </w:r>
           </w:p>
         </w:tc>
@@ -14144,113 +14144,113 @@
                 <w:szCs w:val="22"/>
                 <w:color w:val="000000"/>
               </w:rPr>
-              <w:t xml:space="preserve">0.97</w:t>
-            </w:r>
-          </w:p>
-        </w:tc>
-        <w:tc>
-          <w:tcPr>
-            <w:tcBorders>
-              <w:bottom w:val="none" w:sz="0" w:space="0" w:color="000000"/>
-              <w:top w:val="none" w:sz="0" w:space="0" w:color="000000"/>
-              <w:left w:val="none" w:sz="0" w:space="0" w:color="000000"/>
-              <w:right w:val="none" w:sz="0" w:space="0" w:color="000000"/>
-            </w:tcBorders>
-            <w:shd w:val="clear" w:color="auto" w:fill="FFFFFF"/>
-            <w:tcMar>
-              <w:top w:w="0" w:type="dxa"/>
-              <w:bottom w:w="0" w:type="dxa"/>
-              <w:left w:w="0" w:type="dxa"/>
-              <w:right w:w="0" w:type="dxa"/>
-            </w:tcMar>
-            <w:vAlign w:val="top"/>
-          </w:tcPr>
-          <w:p>
-            <w:pPr>
-              <w:pStyle w:val="Normal"/>
-              <w:jc w:val="center"/>
-              <w:pBdr>
-                <w:bottom w:val="none" w:sz="0" w:space="0" w:color="000000"/>
-                <w:top w:val="none" w:sz="0" w:space="0" w:color="000000"/>
-                <w:left w:val="none" w:sz="0" w:space="0" w:color="000000"/>
-                <w:right w:val="none" w:sz="0" w:space="0" w:color="000000"/>
-              </w:pBdr>
-              <w:spacing w:after="100" w:before="100" w:line="240"/>
-              <w:ind w:left="100" w:right="100" w:firstLine="0" w:firstLineChars="0"/>
-              <w:rPr>
-                <w:rFonts w:ascii="Helvetica" w:hAnsi="Helvetica" w:eastAsia="Helvetica" w:cs="Helvetica"/>
-                <w:i w:val="false"/>
-                <w:b w:val="false"/>
-                <w:u w:val="none"/>
-                <w:sz w:val="22"/>
-                <w:szCs w:val="22"/>
-                <w:color w:val="000000"/>
-              </w:rPr>
-            </w:pPr>
-            <w:r>
-              <w:rPr>
-                <w:rFonts w:ascii="Helvetica" w:hAnsi="Helvetica" w:eastAsia="Helvetica" w:cs="Helvetica"/>
-                <w:i w:val="false"/>
-                <w:b w:val="false"/>
-                <w:u w:val="none"/>
-                <w:sz w:val="22"/>
-                <w:szCs w:val="22"/>
-                <w:color w:val="000000"/>
-              </w:rPr>
-              <w:t xml:space="preserve">0.88, 1.07</w:t>
-            </w:r>
-          </w:p>
-        </w:tc>
-        <w:tc>
-          <w:tcPr>
-            <w:tcBorders>
-              <w:bottom w:val="none" w:sz="0" w:space="0" w:color="000000"/>
-              <w:top w:val="none" w:sz="0" w:space="0" w:color="000000"/>
-              <w:left w:val="none" w:sz="0" w:space="0" w:color="000000"/>
-              <w:right w:val="none" w:sz="0" w:space="0" w:color="000000"/>
-            </w:tcBorders>
-            <w:shd w:val="clear" w:color="auto" w:fill="FFFFFF"/>
-            <w:tcMar>
-              <w:top w:w="0" w:type="dxa"/>
-              <w:bottom w:w="0" w:type="dxa"/>
-              <w:left w:w="0" w:type="dxa"/>
-              <w:right w:w="0" w:type="dxa"/>
-            </w:tcMar>
-            <w:vAlign w:val="top"/>
-          </w:tcPr>
-          <w:p>
-            <w:pPr>
-              <w:pStyle w:val="Normal"/>
-              <w:jc w:val="center"/>
-              <w:pBdr>
-                <w:bottom w:val="none" w:sz="0" w:space="0" w:color="000000"/>
-                <w:top w:val="none" w:sz="0" w:space="0" w:color="000000"/>
-                <w:left w:val="none" w:sz="0" w:space="0" w:color="000000"/>
-                <w:right w:val="none" w:sz="0" w:space="0" w:color="000000"/>
-              </w:pBdr>
-              <w:spacing w:after="100" w:before="100" w:line="240"/>
-              <w:ind w:left="100" w:right="100" w:firstLine="0" w:firstLineChars="0"/>
-              <w:rPr>
-                <w:rFonts w:ascii="Helvetica" w:hAnsi="Helvetica" w:eastAsia="Helvetica" w:cs="Helvetica"/>
-                <w:i w:val="false"/>
-                <w:b w:val="false"/>
-                <w:u w:val="none"/>
-                <w:sz w:val="22"/>
-                <w:szCs w:val="22"/>
-                <w:color w:val="000000"/>
-              </w:rPr>
-            </w:pPr>
-            <w:r>
-              <w:rPr>
-                <w:rFonts w:ascii="Helvetica" w:hAnsi="Helvetica" w:eastAsia="Helvetica" w:cs="Helvetica"/>
-                <w:i w:val="false"/>
-                <w:b w:val="false"/>
-                <w:u w:val="none"/>
-                <w:sz w:val="22"/>
-                <w:szCs w:val="22"/>
-                <w:color w:val="000000"/>
-              </w:rPr>
-              <w:t xml:space="preserve">0.490</w:t>
+              <w:t xml:space="preserve">0.96</w:t>
+            </w:r>
+          </w:p>
+        </w:tc>
+        <w:tc>
+          <w:tcPr>
+            <w:tcBorders>
+              <w:bottom w:val="none" w:sz="0" w:space="0" w:color="000000"/>
+              <w:top w:val="none" w:sz="0" w:space="0" w:color="000000"/>
+              <w:left w:val="none" w:sz="0" w:space="0" w:color="000000"/>
+              <w:right w:val="none" w:sz="0" w:space="0" w:color="000000"/>
+            </w:tcBorders>
+            <w:shd w:val="clear" w:color="auto" w:fill="FFFFFF"/>
+            <w:tcMar>
+              <w:top w:w="0" w:type="dxa"/>
+              <w:bottom w:w="0" w:type="dxa"/>
+              <w:left w:w="0" w:type="dxa"/>
+              <w:right w:w="0" w:type="dxa"/>
+            </w:tcMar>
+            <w:vAlign w:val="top"/>
+          </w:tcPr>
+          <w:p>
+            <w:pPr>
+              <w:pStyle w:val="Normal"/>
+              <w:jc w:val="center"/>
+              <w:pBdr>
+                <w:bottom w:val="none" w:sz="0" w:space="0" w:color="000000"/>
+                <w:top w:val="none" w:sz="0" w:space="0" w:color="000000"/>
+                <w:left w:val="none" w:sz="0" w:space="0" w:color="000000"/>
+                <w:right w:val="none" w:sz="0" w:space="0" w:color="000000"/>
+              </w:pBdr>
+              <w:spacing w:after="100" w:before="100" w:line="240"/>
+              <w:ind w:left="100" w:right="100" w:firstLine="0" w:firstLineChars="0"/>
+              <w:rPr>
+                <w:rFonts w:ascii="Helvetica" w:hAnsi="Helvetica" w:eastAsia="Helvetica" w:cs="Helvetica"/>
+                <w:i w:val="false"/>
+                <w:b w:val="false"/>
+                <w:u w:val="none"/>
+                <w:sz w:val="22"/>
+                <w:szCs w:val="22"/>
+                <w:color w:val="000000"/>
+              </w:rPr>
+            </w:pPr>
+            <w:r>
+              <w:rPr>
+                <w:rFonts w:ascii="Helvetica" w:hAnsi="Helvetica" w:eastAsia="Helvetica" w:cs="Helvetica"/>
+                <w:i w:val="false"/>
+                <w:b w:val="false"/>
+                <w:u w:val="none"/>
+                <w:sz w:val="22"/>
+                <w:szCs w:val="22"/>
+                <w:color w:val="000000"/>
+              </w:rPr>
+              <w:t xml:space="preserve">0.87, 1.06</w:t>
+            </w:r>
+          </w:p>
+        </w:tc>
+        <w:tc>
+          <w:tcPr>
+            <w:tcBorders>
+              <w:bottom w:val="none" w:sz="0" w:space="0" w:color="000000"/>
+              <w:top w:val="none" w:sz="0" w:space="0" w:color="000000"/>
+              <w:left w:val="none" w:sz="0" w:space="0" w:color="000000"/>
+              <w:right w:val="none" w:sz="0" w:space="0" w:color="000000"/>
+            </w:tcBorders>
+            <w:shd w:val="clear" w:color="auto" w:fill="FFFFFF"/>
+            <w:tcMar>
+              <w:top w:w="0" w:type="dxa"/>
+              <w:bottom w:w="0" w:type="dxa"/>
+              <w:left w:w="0" w:type="dxa"/>
+              <w:right w:w="0" w:type="dxa"/>
+            </w:tcMar>
+            <w:vAlign w:val="top"/>
+          </w:tcPr>
+          <w:p>
+            <w:pPr>
+              <w:pStyle w:val="Normal"/>
+              <w:jc w:val="center"/>
+              <w:pBdr>
+                <w:bottom w:val="none" w:sz="0" w:space="0" w:color="000000"/>
+                <w:top w:val="none" w:sz="0" w:space="0" w:color="000000"/>
+                <w:left w:val="none" w:sz="0" w:space="0" w:color="000000"/>
+                <w:right w:val="none" w:sz="0" w:space="0" w:color="000000"/>
+              </w:pBdr>
+              <w:spacing w:after="100" w:before="100" w:line="240"/>
+              <w:ind w:left="100" w:right="100" w:firstLine="0" w:firstLineChars="0"/>
+              <w:rPr>
+                <w:rFonts w:ascii="Helvetica" w:hAnsi="Helvetica" w:eastAsia="Helvetica" w:cs="Helvetica"/>
+                <w:i w:val="false"/>
+                <w:b w:val="false"/>
+                <w:u w:val="none"/>
+                <w:sz w:val="22"/>
+                <w:szCs w:val="22"/>
+                <w:color w:val="000000"/>
+              </w:rPr>
+            </w:pPr>
+            <w:r>
+              <w:rPr>
+                <w:rFonts w:ascii="Helvetica" w:hAnsi="Helvetica" w:eastAsia="Helvetica" w:cs="Helvetica"/>
+                <w:i w:val="false"/>
+                <w:b w:val="false"/>
+                <w:u w:val="none"/>
+                <w:sz w:val="22"/>
+                <w:szCs w:val="22"/>
+                <w:color w:val="000000"/>
+              </w:rPr>
+              <w:t xml:space="preserve">0.410</w:t>
             </w:r>
           </w:p>
         </w:tc>
@@ -14627,113 +14627,113 @@
                 <w:szCs w:val="22"/>
                 <w:color w:val="000000"/>
               </w:rPr>
-              <w:t xml:space="preserve">0.60</w:t>
-            </w:r>
-          </w:p>
-        </w:tc>
-        <w:tc>
-          <w:tcPr>
-            <w:tcBorders>
-              <w:bottom w:val="none" w:sz="0" w:space="0" w:color="000000"/>
-              <w:top w:val="none" w:sz="0" w:space="0" w:color="000000"/>
-              <w:left w:val="none" w:sz="0" w:space="0" w:color="000000"/>
-              <w:right w:val="none" w:sz="0" w:space="0" w:color="000000"/>
-            </w:tcBorders>
-            <w:shd w:val="clear" w:color="auto" w:fill="FFFFFF"/>
-            <w:tcMar>
-              <w:top w:w="0" w:type="dxa"/>
-              <w:bottom w:w="0" w:type="dxa"/>
-              <w:left w:w="0" w:type="dxa"/>
-              <w:right w:w="0" w:type="dxa"/>
-            </w:tcMar>
-            <w:vAlign w:val="top"/>
-          </w:tcPr>
-          <w:p>
-            <w:pPr>
-              <w:pStyle w:val="Normal"/>
-              <w:jc w:val="center"/>
-              <w:pBdr>
-                <w:bottom w:val="none" w:sz="0" w:space="0" w:color="000000"/>
-                <w:top w:val="none" w:sz="0" w:space="0" w:color="000000"/>
-                <w:left w:val="none" w:sz="0" w:space="0" w:color="000000"/>
-                <w:right w:val="none" w:sz="0" w:space="0" w:color="000000"/>
-              </w:pBdr>
-              <w:spacing w:after="100" w:before="100" w:line="240"/>
-              <w:ind w:left="100" w:right="100" w:firstLine="0" w:firstLineChars="0"/>
-              <w:rPr>
-                <w:rFonts w:ascii="Helvetica" w:hAnsi="Helvetica" w:eastAsia="Helvetica" w:cs="Helvetica"/>
-                <w:i w:val="false"/>
-                <w:b w:val="false"/>
-                <w:u w:val="none"/>
-                <w:sz w:val="22"/>
-                <w:szCs w:val="22"/>
-                <w:color w:val="000000"/>
-              </w:rPr>
-            </w:pPr>
-            <w:r>
-              <w:rPr>
-                <w:rFonts w:ascii="Helvetica" w:hAnsi="Helvetica" w:eastAsia="Helvetica" w:cs="Helvetica"/>
-                <w:i w:val="false"/>
-                <w:b w:val="false"/>
-                <w:u w:val="none"/>
-                <w:sz w:val="22"/>
-                <w:szCs w:val="22"/>
-                <w:color w:val="000000"/>
-              </w:rPr>
-              <w:t xml:space="preserve">0.23, 1.52</w:t>
-            </w:r>
-          </w:p>
-        </w:tc>
-        <w:tc>
-          <w:tcPr>
-            <w:tcBorders>
-              <w:bottom w:val="none" w:sz="0" w:space="0" w:color="000000"/>
-              <w:top w:val="none" w:sz="0" w:space="0" w:color="000000"/>
-              <w:left w:val="none" w:sz="0" w:space="0" w:color="000000"/>
-              <w:right w:val="none" w:sz="0" w:space="0" w:color="000000"/>
-            </w:tcBorders>
-            <w:shd w:val="clear" w:color="auto" w:fill="FFFFFF"/>
-            <w:tcMar>
-              <w:top w:w="0" w:type="dxa"/>
-              <w:bottom w:w="0" w:type="dxa"/>
-              <w:left w:w="0" w:type="dxa"/>
-              <w:right w:w="0" w:type="dxa"/>
-            </w:tcMar>
-            <w:vAlign w:val="top"/>
-          </w:tcPr>
-          <w:p>
-            <w:pPr>
-              <w:pStyle w:val="Normal"/>
-              <w:jc w:val="center"/>
-              <w:pBdr>
-                <w:bottom w:val="none" w:sz="0" w:space="0" w:color="000000"/>
-                <w:top w:val="none" w:sz="0" w:space="0" w:color="000000"/>
-                <w:left w:val="none" w:sz="0" w:space="0" w:color="000000"/>
-                <w:right w:val="none" w:sz="0" w:space="0" w:color="000000"/>
-              </w:pBdr>
-              <w:spacing w:after="100" w:before="100" w:line="240"/>
-              <w:ind w:left="100" w:right="100" w:firstLine="0" w:firstLineChars="0"/>
-              <w:rPr>
-                <w:rFonts w:ascii="Helvetica" w:hAnsi="Helvetica" w:eastAsia="Helvetica" w:cs="Helvetica"/>
-                <w:i w:val="false"/>
-                <w:b w:val="false"/>
-                <w:u w:val="none"/>
-                <w:sz w:val="22"/>
-                <w:szCs w:val="22"/>
-                <w:color w:val="000000"/>
-              </w:rPr>
-            </w:pPr>
-            <w:r>
-              <w:rPr>
-                <w:rFonts w:ascii="Helvetica" w:hAnsi="Helvetica" w:eastAsia="Helvetica" w:cs="Helvetica"/>
-                <w:i w:val="false"/>
-                <w:b w:val="false"/>
-                <w:u w:val="none"/>
-                <w:sz w:val="22"/>
-                <w:szCs w:val="22"/>
-                <w:color w:val="000000"/>
-              </w:rPr>
-              <w:t xml:space="preserve">0.280</w:t>
+              <w:t xml:space="preserve">0.58</w:t>
+            </w:r>
+          </w:p>
+        </w:tc>
+        <w:tc>
+          <w:tcPr>
+            <w:tcBorders>
+              <w:bottom w:val="none" w:sz="0" w:space="0" w:color="000000"/>
+              <w:top w:val="none" w:sz="0" w:space="0" w:color="000000"/>
+              <w:left w:val="none" w:sz="0" w:space="0" w:color="000000"/>
+              <w:right w:val="none" w:sz="0" w:space="0" w:color="000000"/>
+            </w:tcBorders>
+            <w:shd w:val="clear" w:color="auto" w:fill="FFFFFF"/>
+            <w:tcMar>
+              <w:top w:w="0" w:type="dxa"/>
+              <w:bottom w:w="0" w:type="dxa"/>
+              <w:left w:w="0" w:type="dxa"/>
+              <w:right w:w="0" w:type="dxa"/>
+            </w:tcMar>
+            <w:vAlign w:val="top"/>
+          </w:tcPr>
+          <w:p>
+            <w:pPr>
+              <w:pStyle w:val="Normal"/>
+              <w:jc w:val="center"/>
+              <w:pBdr>
+                <w:bottom w:val="none" w:sz="0" w:space="0" w:color="000000"/>
+                <w:top w:val="none" w:sz="0" w:space="0" w:color="000000"/>
+                <w:left w:val="none" w:sz="0" w:space="0" w:color="000000"/>
+                <w:right w:val="none" w:sz="0" w:space="0" w:color="000000"/>
+              </w:pBdr>
+              <w:spacing w:after="100" w:before="100" w:line="240"/>
+              <w:ind w:left="100" w:right="100" w:firstLine="0" w:firstLineChars="0"/>
+              <w:rPr>
+                <w:rFonts w:ascii="Helvetica" w:hAnsi="Helvetica" w:eastAsia="Helvetica" w:cs="Helvetica"/>
+                <w:i w:val="false"/>
+                <w:b w:val="false"/>
+                <w:u w:val="none"/>
+                <w:sz w:val="22"/>
+                <w:szCs w:val="22"/>
+                <w:color w:val="000000"/>
+              </w:rPr>
+            </w:pPr>
+            <w:r>
+              <w:rPr>
+                <w:rFonts w:ascii="Helvetica" w:hAnsi="Helvetica" w:eastAsia="Helvetica" w:cs="Helvetica"/>
+                <w:i w:val="false"/>
+                <w:b w:val="false"/>
+                <w:u w:val="none"/>
+                <w:sz w:val="22"/>
+                <w:szCs w:val="22"/>
+                <w:color w:val="000000"/>
+              </w:rPr>
+              <w:t xml:space="preserve">0.22, 1.53</w:t>
+            </w:r>
+          </w:p>
+        </w:tc>
+        <w:tc>
+          <w:tcPr>
+            <w:tcBorders>
+              <w:bottom w:val="none" w:sz="0" w:space="0" w:color="000000"/>
+              <w:top w:val="none" w:sz="0" w:space="0" w:color="000000"/>
+              <w:left w:val="none" w:sz="0" w:space="0" w:color="000000"/>
+              <w:right w:val="none" w:sz="0" w:space="0" w:color="000000"/>
+            </w:tcBorders>
+            <w:shd w:val="clear" w:color="auto" w:fill="FFFFFF"/>
+            <w:tcMar>
+              <w:top w:w="0" w:type="dxa"/>
+              <w:bottom w:w="0" w:type="dxa"/>
+              <w:left w:w="0" w:type="dxa"/>
+              <w:right w:w="0" w:type="dxa"/>
+            </w:tcMar>
+            <w:vAlign w:val="top"/>
+          </w:tcPr>
+          <w:p>
+            <w:pPr>
+              <w:pStyle w:val="Normal"/>
+              <w:jc w:val="center"/>
+              <w:pBdr>
+                <w:bottom w:val="none" w:sz="0" w:space="0" w:color="000000"/>
+                <w:top w:val="none" w:sz="0" w:space="0" w:color="000000"/>
+                <w:left w:val="none" w:sz="0" w:space="0" w:color="000000"/>
+                <w:right w:val="none" w:sz="0" w:space="0" w:color="000000"/>
+              </w:pBdr>
+              <w:spacing w:after="100" w:before="100" w:line="240"/>
+              <w:ind w:left="100" w:right="100" w:firstLine="0" w:firstLineChars="0"/>
+              <w:rPr>
+                <w:rFonts w:ascii="Helvetica" w:hAnsi="Helvetica" w:eastAsia="Helvetica" w:cs="Helvetica"/>
+                <w:i w:val="false"/>
+                <w:b w:val="false"/>
+                <w:u w:val="none"/>
+                <w:sz w:val="22"/>
+                <w:szCs w:val="22"/>
+                <w:color w:val="000000"/>
+              </w:rPr>
+            </w:pPr>
+            <w:r>
+              <w:rPr>
+                <w:rFonts w:ascii="Helvetica" w:hAnsi="Helvetica" w:eastAsia="Helvetica" w:cs="Helvetica"/>
+                <w:i w:val="false"/>
+                <w:b w:val="false"/>
+                <w:u w:val="none"/>
+                <w:sz w:val="22"/>
+                <w:szCs w:val="22"/>
+                <w:color w:val="000000"/>
+              </w:rPr>
+              <w:t xml:space="preserve">0.270</w:t>
             </w:r>
           </w:p>
         </w:tc>
@@ -15110,113 +15110,113 @@
                 <w:szCs w:val="22"/>
                 <w:color w:val="000000"/>
               </w:rPr>
-              <w:t xml:space="preserve">1.10</w:t>
-            </w:r>
-          </w:p>
-        </w:tc>
-        <w:tc>
-          <w:tcPr>
-            <w:tcBorders>
-              <w:bottom w:val="none" w:sz="0" w:space="0" w:color="000000"/>
-              <w:top w:val="none" w:sz="0" w:space="0" w:color="000000"/>
-              <w:left w:val="none" w:sz="0" w:space="0" w:color="000000"/>
-              <w:right w:val="none" w:sz="0" w:space="0" w:color="000000"/>
-            </w:tcBorders>
-            <w:shd w:val="clear" w:color="auto" w:fill="FFFFFF"/>
-            <w:tcMar>
-              <w:top w:w="0" w:type="dxa"/>
-              <w:bottom w:w="0" w:type="dxa"/>
-              <w:left w:w="0" w:type="dxa"/>
-              <w:right w:w="0" w:type="dxa"/>
-            </w:tcMar>
-            <w:vAlign w:val="top"/>
-          </w:tcPr>
-          <w:p>
-            <w:pPr>
-              <w:pStyle w:val="Normal"/>
-              <w:jc w:val="center"/>
-              <w:pBdr>
-                <w:bottom w:val="none" w:sz="0" w:space="0" w:color="000000"/>
-                <w:top w:val="none" w:sz="0" w:space="0" w:color="000000"/>
-                <w:left w:val="none" w:sz="0" w:space="0" w:color="000000"/>
-                <w:right w:val="none" w:sz="0" w:space="0" w:color="000000"/>
-              </w:pBdr>
-              <w:spacing w:after="100" w:before="100" w:line="240"/>
-              <w:ind w:left="100" w:right="100" w:firstLine="0" w:firstLineChars="0"/>
-              <w:rPr>
-                <w:rFonts w:ascii="Helvetica" w:hAnsi="Helvetica" w:eastAsia="Helvetica" w:cs="Helvetica"/>
-                <w:i w:val="false"/>
-                <w:b w:val="false"/>
-                <w:u w:val="none"/>
-                <w:sz w:val="22"/>
-                <w:szCs w:val="22"/>
-                <w:color w:val="000000"/>
-              </w:rPr>
-            </w:pPr>
-            <w:r>
-              <w:rPr>
-                <w:rFonts w:ascii="Helvetica" w:hAnsi="Helvetica" w:eastAsia="Helvetica" w:cs="Helvetica"/>
-                <w:i w:val="false"/>
-                <w:b w:val="false"/>
-                <w:u w:val="none"/>
-                <w:sz w:val="22"/>
-                <w:szCs w:val="22"/>
-                <w:color w:val="000000"/>
-              </w:rPr>
-              <w:t xml:space="preserve">0.42, 2.91</w:t>
-            </w:r>
-          </w:p>
-        </w:tc>
-        <w:tc>
-          <w:tcPr>
-            <w:tcBorders>
-              <w:bottom w:val="none" w:sz="0" w:space="0" w:color="000000"/>
-              <w:top w:val="none" w:sz="0" w:space="0" w:color="000000"/>
-              <w:left w:val="none" w:sz="0" w:space="0" w:color="000000"/>
-              <w:right w:val="none" w:sz="0" w:space="0" w:color="000000"/>
-            </w:tcBorders>
-            <w:shd w:val="clear" w:color="auto" w:fill="FFFFFF"/>
-            <w:tcMar>
-              <w:top w:w="0" w:type="dxa"/>
-              <w:bottom w:w="0" w:type="dxa"/>
-              <w:left w:w="0" w:type="dxa"/>
-              <w:right w:w="0" w:type="dxa"/>
-            </w:tcMar>
-            <w:vAlign w:val="top"/>
-          </w:tcPr>
-          <w:p>
-            <w:pPr>
-              <w:pStyle w:val="Normal"/>
-              <w:jc w:val="center"/>
-              <w:pBdr>
-                <w:bottom w:val="none" w:sz="0" w:space="0" w:color="000000"/>
-                <w:top w:val="none" w:sz="0" w:space="0" w:color="000000"/>
-                <w:left w:val="none" w:sz="0" w:space="0" w:color="000000"/>
-                <w:right w:val="none" w:sz="0" w:space="0" w:color="000000"/>
-              </w:pBdr>
-              <w:spacing w:after="100" w:before="100" w:line="240"/>
-              <w:ind w:left="100" w:right="100" w:firstLine="0" w:firstLineChars="0"/>
-              <w:rPr>
-                <w:rFonts w:ascii="Helvetica" w:hAnsi="Helvetica" w:eastAsia="Helvetica" w:cs="Helvetica"/>
-                <w:i w:val="false"/>
-                <w:b w:val="false"/>
-                <w:u w:val="none"/>
-                <w:sz w:val="22"/>
-                <w:szCs w:val="22"/>
-                <w:color w:val="000000"/>
-              </w:rPr>
-            </w:pPr>
-            <w:r>
-              <w:rPr>
-                <w:rFonts w:ascii="Helvetica" w:hAnsi="Helvetica" w:eastAsia="Helvetica" w:cs="Helvetica"/>
-                <w:i w:val="false"/>
-                <w:b w:val="false"/>
-                <w:u w:val="none"/>
-                <w:sz w:val="22"/>
-                <w:szCs w:val="22"/>
-                <w:color w:val="000000"/>
-              </w:rPr>
-              <w:t xml:space="preserve">0.840</w:t>
+              <w:t xml:space="preserve">1.08</w:t>
+            </w:r>
+          </w:p>
+        </w:tc>
+        <w:tc>
+          <w:tcPr>
+            <w:tcBorders>
+              <w:bottom w:val="none" w:sz="0" w:space="0" w:color="000000"/>
+              <w:top w:val="none" w:sz="0" w:space="0" w:color="000000"/>
+              <w:left w:val="none" w:sz="0" w:space="0" w:color="000000"/>
+              <w:right w:val="none" w:sz="0" w:space="0" w:color="000000"/>
+            </w:tcBorders>
+            <w:shd w:val="clear" w:color="auto" w:fill="FFFFFF"/>
+            <w:tcMar>
+              <w:top w:w="0" w:type="dxa"/>
+              <w:bottom w:w="0" w:type="dxa"/>
+              <w:left w:w="0" w:type="dxa"/>
+              <w:right w:w="0" w:type="dxa"/>
+            </w:tcMar>
+            <w:vAlign w:val="top"/>
+          </w:tcPr>
+          <w:p>
+            <w:pPr>
+              <w:pStyle w:val="Normal"/>
+              <w:jc w:val="center"/>
+              <w:pBdr>
+                <w:bottom w:val="none" w:sz="0" w:space="0" w:color="000000"/>
+                <w:top w:val="none" w:sz="0" w:space="0" w:color="000000"/>
+                <w:left w:val="none" w:sz="0" w:space="0" w:color="000000"/>
+                <w:right w:val="none" w:sz="0" w:space="0" w:color="000000"/>
+              </w:pBdr>
+              <w:spacing w:after="100" w:before="100" w:line="240"/>
+              <w:ind w:left="100" w:right="100" w:firstLine="0" w:firstLineChars="0"/>
+              <w:rPr>
+                <w:rFonts w:ascii="Helvetica" w:hAnsi="Helvetica" w:eastAsia="Helvetica" w:cs="Helvetica"/>
+                <w:i w:val="false"/>
+                <w:b w:val="false"/>
+                <w:u w:val="none"/>
+                <w:sz w:val="22"/>
+                <w:szCs w:val="22"/>
+                <w:color w:val="000000"/>
+              </w:rPr>
+            </w:pPr>
+            <w:r>
+              <w:rPr>
+                <w:rFonts w:ascii="Helvetica" w:hAnsi="Helvetica" w:eastAsia="Helvetica" w:cs="Helvetica"/>
+                <w:i w:val="false"/>
+                <w:b w:val="false"/>
+                <w:u w:val="none"/>
+                <w:sz w:val="22"/>
+                <w:szCs w:val="22"/>
+                <w:color w:val="000000"/>
+              </w:rPr>
+              <w:t xml:space="preserve">0.41, 2.80</w:t>
+            </w:r>
+          </w:p>
+        </w:tc>
+        <w:tc>
+          <w:tcPr>
+            <w:tcBorders>
+              <w:bottom w:val="none" w:sz="0" w:space="0" w:color="000000"/>
+              <w:top w:val="none" w:sz="0" w:space="0" w:color="000000"/>
+              <w:left w:val="none" w:sz="0" w:space="0" w:color="000000"/>
+              <w:right w:val="none" w:sz="0" w:space="0" w:color="000000"/>
+            </w:tcBorders>
+            <w:shd w:val="clear" w:color="auto" w:fill="FFFFFF"/>
+            <w:tcMar>
+              <w:top w:w="0" w:type="dxa"/>
+              <w:bottom w:w="0" w:type="dxa"/>
+              <w:left w:w="0" w:type="dxa"/>
+              <w:right w:w="0" w:type="dxa"/>
+            </w:tcMar>
+            <w:vAlign w:val="top"/>
+          </w:tcPr>
+          <w:p>
+            <w:pPr>
+              <w:pStyle w:val="Normal"/>
+              <w:jc w:val="center"/>
+              <w:pBdr>
+                <w:bottom w:val="none" w:sz="0" w:space="0" w:color="000000"/>
+                <w:top w:val="none" w:sz="0" w:space="0" w:color="000000"/>
+                <w:left w:val="none" w:sz="0" w:space="0" w:color="000000"/>
+                <w:right w:val="none" w:sz="0" w:space="0" w:color="000000"/>
+              </w:pBdr>
+              <w:spacing w:after="100" w:before="100" w:line="240"/>
+              <w:ind w:left="100" w:right="100" w:firstLine="0" w:firstLineChars="0"/>
+              <w:rPr>
+                <w:rFonts w:ascii="Helvetica" w:hAnsi="Helvetica" w:eastAsia="Helvetica" w:cs="Helvetica"/>
+                <w:i w:val="false"/>
+                <w:b w:val="false"/>
+                <w:u w:val="none"/>
+                <w:sz w:val="22"/>
+                <w:szCs w:val="22"/>
+                <w:color w:val="000000"/>
+              </w:rPr>
+            </w:pPr>
+            <w:r>
+              <w:rPr>
+                <w:rFonts w:ascii="Helvetica" w:hAnsi="Helvetica" w:eastAsia="Helvetica" w:cs="Helvetica"/>
+                <w:i w:val="false"/>
+                <w:b w:val="false"/>
+                <w:u w:val="none"/>
+                <w:sz w:val="22"/>
+                <w:szCs w:val="22"/>
+                <w:color w:val="000000"/>
+              </w:rPr>
+              <w:t xml:space="preserve">0.880</w:t>
             </w:r>
           </w:p>
         </w:tc>
@@ -15275,7 +15275,7 @@
                 <w:szCs w:val="22"/>
                 <w:color w:val="000000"/>
               </w:rPr>
-              <w:t xml:space="preserve">ckd_epi_gfr_cre_cys</w:t>
+              <w:t xml:space="preserve">baseline_cre_egfr</w:t>
             </w:r>
           </w:p>
         </w:tc>
@@ -15434,7 +15434,7 @@
                 <w:szCs w:val="22"/>
                 <w:color w:val="000000"/>
               </w:rPr>
-              <w:t xml:space="preserve">0.94, 0.97</w:t>
+              <w:t xml:space="preserve">0.94, 0.98</w:t>
             </w:r>
           </w:p>
         </w:tc>
@@ -15593,7 +15593,7 @@
                 <w:szCs w:val="22"/>
                 <w:color w:val="000000"/>
               </w:rPr>
-              <w:t xml:space="preserve">0.95</w:t>
+              <w:t xml:space="preserve">0.94</w:t>
             </w:r>
           </w:p>
         </w:tc>
@@ -15699,7 +15699,7 @@
                 <w:szCs w:val="22"/>
                 <w:color w:val="000000"/>
               </w:rPr>
-              <w:t xml:space="preserve">0.004</w:t>
+              <w:t xml:space="preserve">0.003</w:t>
             </w:r>
           </w:p>
         </w:tc>
